--- a/Assignment2/A2Submission.docx
+++ b/Assignment2/A2Submission.docx
@@ -14,10 +14,7 @@
         <w:t>.</w:t>
       </w:r>
       <w:r>
-        <w:t xml:space="preserve"> </w:t>
-      </w:r>
-      <w:r>
-        <w:t>How many surgeries did each patient have? Your results should show patient id, patient names as first and last name separated by space, and number of surgeries ordered by the total number of surgeries in descending order. Note, patients who did not have surgeries must not be listed.</w:t>
+        <w:t xml:space="preserve"> How many surgeries did each patient have? Your results should show patient id, patient names as first and last name separated by space, and number of surgeries ordered by the total number of surgeries in descending order. Note, patients who did not have surgeries must not be listed.</w:t>
       </w:r>
     </w:p>
     <w:p>
@@ -44,21 +41,7 @@
         <w:rPr>
           <w:color w:val="0000FF"/>
         </w:rPr>
-        <w:t xml:space="preserve">'1729171' AS </w:t>
-      </w:r>
-      <w:proofErr w:type="spellStart"/>
-      <w:r>
-        <w:rPr>
-          <w:color w:val="0000FF"/>
-        </w:rPr>
-        <w:t>StuID</w:t>
-      </w:r>
-      <w:proofErr w:type="spellEnd"/>
-      <w:r>
-        <w:rPr>
-          <w:color w:val="0000FF"/>
-        </w:rPr>
-        <w:t>,</w:t>
+        <w:t>'1729171' AS StuID,</w:t>
       </w:r>
     </w:p>
     <w:p>
@@ -68,41 +51,11 @@
           <w:color w:val="0000FF"/>
         </w:rPr>
       </w:pPr>
-      <w:proofErr w:type="spellStart"/>
-      <w:proofErr w:type="gramStart"/>
-      <w:r>
-        <w:rPr>
-          <w:color w:val="0000FF"/>
-        </w:rPr>
-        <w:t>p.patient</w:t>
-      </w:r>
-      <w:proofErr w:type="gramEnd"/>
-      <w:r>
-        <w:rPr>
-          <w:color w:val="0000FF"/>
-        </w:rPr>
-        <w:t>_id</w:t>
-      </w:r>
-      <w:proofErr w:type="spellEnd"/>
-      <w:r>
-        <w:rPr>
-          <w:color w:val="0000FF"/>
-        </w:rPr>
-        <w:t xml:space="preserve"> AS </w:t>
-      </w:r>
-      <w:proofErr w:type="spellStart"/>
-      <w:r>
-        <w:rPr>
-          <w:color w:val="0000FF"/>
-        </w:rPr>
-        <w:t>pID</w:t>
-      </w:r>
-      <w:proofErr w:type="spellEnd"/>
-      <w:r>
-        <w:rPr>
-          <w:color w:val="0000FF"/>
-        </w:rPr>
-        <w:t>,</w:t>
+      <w:r>
+        <w:rPr>
+          <w:color w:val="0000FF"/>
+        </w:rPr>
+        <w:t>p.patient_id AS pID,</w:t>
       </w:r>
     </w:p>
     <w:p>
@@ -112,55 +65,11 @@
           <w:color w:val="0000FF"/>
         </w:rPr>
       </w:pPr>
-      <w:proofErr w:type="gramStart"/>
-      <w:r>
-        <w:rPr>
-          <w:color w:val="0000FF"/>
-        </w:rPr>
-        <w:t>CONCAT(</w:t>
-      </w:r>
-      <w:proofErr w:type="spellStart"/>
-      <w:proofErr w:type="gramEnd"/>
-      <w:r>
-        <w:rPr>
-          <w:color w:val="0000FF"/>
-        </w:rPr>
-        <w:t>p.f_name</w:t>
-      </w:r>
-      <w:proofErr w:type="spellEnd"/>
-      <w:r>
-        <w:rPr>
-          <w:color w:val="0000FF"/>
-        </w:rPr>
-        <w:t xml:space="preserve">, ' ', </w:t>
-      </w:r>
-      <w:proofErr w:type="spellStart"/>
-      <w:r>
-        <w:rPr>
-          <w:color w:val="0000FF"/>
-        </w:rPr>
-        <w:t>p.l_name</w:t>
-      </w:r>
-      <w:proofErr w:type="spellEnd"/>
-      <w:r>
-        <w:rPr>
-          <w:color w:val="0000FF"/>
-        </w:rPr>
-        <w:t xml:space="preserve">) AS </w:t>
-      </w:r>
-      <w:proofErr w:type="spellStart"/>
-      <w:r>
-        <w:rPr>
-          <w:color w:val="0000FF"/>
-        </w:rPr>
-        <w:t>pName</w:t>
-      </w:r>
-      <w:proofErr w:type="spellEnd"/>
-      <w:r>
-        <w:rPr>
-          <w:color w:val="0000FF"/>
-        </w:rPr>
-        <w:t>,</w:t>
+      <w:r>
+        <w:rPr>
+          <w:color w:val="0000FF"/>
+        </w:rPr>
+        <w:t>CONCAT(p.f_name, ' ', p.l_name) AS pName,</w:t>
       </w:r>
     </w:p>
     <w:p>
@@ -170,28 +79,12 @@
           <w:color w:val="0000FF"/>
         </w:rPr>
       </w:pPr>
-      <w:proofErr w:type="gramStart"/>
-      <w:r>
-        <w:rPr>
-          <w:color w:val="0000FF"/>
-        </w:rPr>
-        <w:t>COUNT(</w:t>
-      </w:r>
-      <w:proofErr w:type="gramEnd"/>
-      <w:r>
-        <w:rPr>
-          <w:color w:val="0000FF"/>
-        </w:rPr>
-        <w:t xml:space="preserve">*) AS </w:t>
-      </w:r>
-      <w:proofErr w:type="spellStart"/>
-      <w:r>
-        <w:rPr>
-          <w:color w:val="0000FF"/>
-        </w:rPr>
-        <w:t>sCount</w:t>
-      </w:r>
-      <w:proofErr w:type="spellEnd"/>
+      <w:r>
+        <w:rPr>
+          <w:color w:val="0000FF"/>
+        </w:rPr>
+        <w:t>COUNT(*) AS sCount</w:t>
+      </w:r>
     </w:p>
     <w:p>
       <w:pPr>
@@ -216,107 +109,33 @@
         <w:rPr>
           <w:color w:val="0000FF"/>
         </w:rPr>
-        <w:t xml:space="preserve">INNER JOIN surgeryrecord9171 </w:t>
-      </w:r>
-      <w:proofErr w:type="spellStart"/>
-      <w:r>
-        <w:rPr>
-          <w:color w:val="0000FF"/>
-        </w:rPr>
-        <w:t>sr</w:t>
-      </w:r>
-      <w:proofErr w:type="spellEnd"/>
-      <w:r>
-        <w:rPr>
-          <w:color w:val="0000FF"/>
-        </w:rPr>
-        <w:t xml:space="preserve"> ON </w:t>
-      </w:r>
-      <w:proofErr w:type="spellStart"/>
-      <w:proofErr w:type="gramStart"/>
-      <w:r>
-        <w:rPr>
-          <w:color w:val="0000FF"/>
-        </w:rPr>
-        <w:t>p.patient</w:t>
-      </w:r>
-      <w:proofErr w:type="gramEnd"/>
-      <w:r>
-        <w:rPr>
-          <w:color w:val="0000FF"/>
-        </w:rPr>
-        <w:t>_id</w:t>
-      </w:r>
-      <w:proofErr w:type="spellEnd"/>
-      <w:r>
-        <w:rPr>
-          <w:color w:val="0000FF"/>
-        </w:rPr>
-        <w:t xml:space="preserve"> = </w:t>
-      </w:r>
-      <w:proofErr w:type="spellStart"/>
-      <w:proofErr w:type="gramStart"/>
-      <w:r>
-        <w:rPr>
-          <w:color w:val="0000FF"/>
-        </w:rPr>
-        <w:t>sr.patient</w:t>
-      </w:r>
-      <w:proofErr w:type="gramEnd"/>
-      <w:r>
-        <w:rPr>
-          <w:color w:val="0000FF"/>
-        </w:rPr>
-        <w:t>_id</w:t>
-      </w:r>
-      <w:proofErr w:type="spellEnd"/>
-    </w:p>
-    <w:p>
-      <w:pPr>
-        <w:rPr>
-          <w:color w:val="0000FF"/>
-        </w:rPr>
-      </w:pPr>
-      <w:r>
-        <w:rPr>
-          <w:color w:val="0000FF"/>
-        </w:rPr>
-        <w:t xml:space="preserve">GROUP BY </w:t>
-      </w:r>
-      <w:proofErr w:type="spellStart"/>
-      <w:r>
-        <w:rPr>
-          <w:color w:val="0000FF"/>
-        </w:rPr>
-        <w:t>pID</w:t>
-      </w:r>
-      <w:proofErr w:type="spellEnd"/>
-    </w:p>
-    <w:p>
-      <w:pPr>
-        <w:rPr>
-          <w:color w:val="0000FF"/>
-        </w:rPr>
-      </w:pPr>
-      <w:r>
-        <w:rPr>
-          <w:color w:val="0000FF"/>
-        </w:rPr>
-        <w:t xml:space="preserve">ORDER BY </w:t>
-      </w:r>
-      <w:proofErr w:type="spellStart"/>
-      <w:r>
-        <w:rPr>
-          <w:color w:val="0000FF"/>
-        </w:rPr>
-        <w:t>sCount</w:t>
-      </w:r>
-      <w:proofErr w:type="spellEnd"/>
-      <w:r>
-        <w:rPr>
-          <w:color w:val="0000FF"/>
-        </w:rPr>
-        <w:t xml:space="preserve"> DESC;</w:t>
+        <w:t>INNER JOIN surgeryrecord9171 sr ON p.patient_id = sr.patient_id</w:t>
+      </w:r>
+    </w:p>
+    <w:p>
+      <w:pPr>
+        <w:rPr>
+          <w:color w:val="0000FF"/>
+        </w:rPr>
+      </w:pPr>
+      <w:r>
+        <w:rPr>
+          <w:color w:val="0000FF"/>
+        </w:rPr>
+        <w:t>GROUP BY pID</w:t>
+      </w:r>
+    </w:p>
+    <w:p>
+      <w:pPr>
+        <w:rPr>
+          <w:color w:val="0000FF"/>
+        </w:rPr>
+      </w:pPr>
+      <w:r>
+        <w:rPr>
+          <w:color w:val="0000FF"/>
+        </w:rPr>
+        <w:t>ORDER BY sCount DESC;</w:t>
       </w:r>
     </w:p>
     <w:p>
@@ -325,6 +144,7 @@
       </w:pPr>
       <w:r>
         <w:rPr>
+          <w:noProof/>
           <w:color w:val="0000FF"/>
         </w:rPr>
         <w:drawing>
@@ -409,10 +229,7 @@
         <w:t>Question 2</w:t>
       </w:r>
       <w:r>
-        <w:t xml:space="preserve">. </w:t>
-      </w:r>
-      <w:r>
-        <w:t>We need a list of doctors, showing for each doctor the total amount of payments for the doctor’s appointments with patients. The list should also include doctors who did not have any appointments. Your results should show doctor IDs, doctor names as first and last names separated by space, and total amounts, ordered by the totals from highest to lowest.</w:t>
+        <w:t>. We need a list of doctors, showing for each doctor the total amount of payments for the doctor’s appointments with patients. The list should also include doctors who did not have any appointments. Your results should show doctor IDs, doctor names as first and last names separated by space, and total amounts, ordered by the totals from highest to lowest.</w:t>
       </w:r>
     </w:p>
     <w:p>
@@ -439,21 +256,7 @@
         <w:rPr>
           <w:color w:val="0000FF"/>
         </w:rPr>
-        <w:t xml:space="preserve">'1729171' AS </w:t>
-      </w:r>
-      <w:proofErr w:type="spellStart"/>
-      <w:r>
-        <w:rPr>
-          <w:color w:val="0000FF"/>
-        </w:rPr>
-        <w:t>StuID</w:t>
-      </w:r>
-      <w:proofErr w:type="spellEnd"/>
-      <w:r>
-        <w:rPr>
-          <w:color w:val="0000FF"/>
-        </w:rPr>
-        <w:t>,</w:t>
+        <w:t>'1729171' AS StuID,</w:t>
       </w:r>
     </w:p>
     <w:p>
@@ -463,33 +266,11 @@
           <w:color w:val="0000FF"/>
         </w:rPr>
       </w:pPr>
-      <w:proofErr w:type="spellStart"/>
-      <w:r>
-        <w:rPr>
-          <w:color w:val="0000FF"/>
-        </w:rPr>
-        <w:t>d.doct_id</w:t>
-      </w:r>
-      <w:proofErr w:type="spellEnd"/>
-      <w:r>
-        <w:rPr>
-          <w:color w:val="0000FF"/>
-        </w:rPr>
-        <w:t xml:space="preserve"> AS </w:t>
-      </w:r>
-      <w:proofErr w:type="spellStart"/>
-      <w:r>
-        <w:rPr>
-          <w:color w:val="0000FF"/>
-        </w:rPr>
-        <w:t>dID</w:t>
-      </w:r>
-      <w:proofErr w:type="spellEnd"/>
-      <w:r>
-        <w:rPr>
-          <w:color w:val="0000FF"/>
-        </w:rPr>
-        <w:t>,</w:t>
+      <w:r>
+        <w:rPr>
+          <w:color w:val="0000FF"/>
+        </w:rPr>
+        <w:t>d.doct_id AS dID,</w:t>
       </w:r>
     </w:p>
     <w:p>
@@ -499,55 +280,11 @@
           <w:color w:val="0000FF"/>
         </w:rPr>
       </w:pPr>
-      <w:proofErr w:type="gramStart"/>
-      <w:r>
-        <w:rPr>
-          <w:color w:val="0000FF"/>
-        </w:rPr>
-        <w:t>CONCAT(</w:t>
-      </w:r>
-      <w:proofErr w:type="spellStart"/>
-      <w:proofErr w:type="gramEnd"/>
-      <w:r>
-        <w:rPr>
-          <w:color w:val="0000FF"/>
-        </w:rPr>
-        <w:t>d.f_name</w:t>
-      </w:r>
-      <w:proofErr w:type="spellEnd"/>
-      <w:r>
-        <w:rPr>
-          <w:color w:val="0000FF"/>
-        </w:rPr>
-        <w:t xml:space="preserve">, ' ', </w:t>
-      </w:r>
-      <w:proofErr w:type="spellStart"/>
-      <w:r>
-        <w:rPr>
-          <w:color w:val="0000FF"/>
-        </w:rPr>
-        <w:t>d.l_name</w:t>
-      </w:r>
-      <w:proofErr w:type="spellEnd"/>
-      <w:r>
-        <w:rPr>
-          <w:color w:val="0000FF"/>
-        </w:rPr>
-        <w:t xml:space="preserve">) AS </w:t>
-      </w:r>
-      <w:proofErr w:type="spellStart"/>
-      <w:r>
-        <w:rPr>
-          <w:color w:val="0000FF"/>
-        </w:rPr>
-        <w:t>dName</w:t>
-      </w:r>
-      <w:proofErr w:type="spellEnd"/>
-      <w:r>
-        <w:rPr>
-          <w:color w:val="0000FF"/>
-        </w:rPr>
-        <w:t>,</w:t>
+      <w:r>
+        <w:rPr>
+          <w:color w:val="0000FF"/>
+        </w:rPr>
+        <w:t>CONCAT(d.f_name, ' ', d.l_name) AS dName,</w:t>
       </w:r>
     </w:p>
     <w:p>
@@ -561,38 +298,8 @@
         <w:rPr>
           <w:color w:val="0000FF"/>
         </w:rPr>
-        <w:t>IFNULL(SUM(</w:t>
-      </w:r>
-      <w:proofErr w:type="spellStart"/>
-      <w:proofErr w:type="gramStart"/>
-      <w:r>
-        <w:rPr>
-          <w:color w:val="0000FF"/>
-        </w:rPr>
-        <w:t>a.payment</w:t>
-      </w:r>
-      <w:proofErr w:type="gramEnd"/>
-      <w:r>
-        <w:rPr>
-          <w:color w:val="0000FF"/>
-        </w:rPr>
-        <w:t>_amount</w:t>
-      </w:r>
-      <w:proofErr w:type="spellEnd"/>
-      <w:r>
-        <w:rPr>
-          <w:color w:val="0000FF"/>
-        </w:rPr>
-        <w:t xml:space="preserve">), 0) AS </w:t>
-      </w:r>
-      <w:proofErr w:type="spellStart"/>
-      <w:r>
-        <w:rPr>
-          <w:color w:val="0000FF"/>
-        </w:rPr>
-        <w:t>dTotalAmountEarned</w:t>
-      </w:r>
-      <w:proofErr w:type="spellEnd"/>
+        <w:t>IFNULL(SUM(a.payment_amount), 0) AS dTotalAmountEarned</w:t>
+      </w:r>
     </w:p>
     <w:p>
       <w:pPr>
@@ -617,93 +324,33 @@
         <w:rPr>
           <w:color w:val="0000FF"/>
         </w:rPr>
-        <w:t xml:space="preserve">LEFT JOIN appointment9171 a ON </w:t>
-      </w:r>
-      <w:proofErr w:type="spellStart"/>
-      <w:proofErr w:type="gramStart"/>
-      <w:r>
-        <w:rPr>
-          <w:color w:val="0000FF"/>
-        </w:rPr>
-        <w:t>d.doct</w:t>
-      </w:r>
-      <w:proofErr w:type="gramEnd"/>
-      <w:r>
-        <w:rPr>
-          <w:color w:val="0000FF"/>
-        </w:rPr>
-        <w:t>_id</w:t>
-      </w:r>
-      <w:proofErr w:type="spellEnd"/>
-      <w:r>
-        <w:rPr>
-          <w:color w:val="0000FF"/>
-        </w:rPr>
-        <w:t xml:space="preserve"> = </w:t>
-      </w:r>
-      <w:proofErr w:type="spellStart"/>
-      <w:proofErr w:type="gramStart"/>
-      <w:r>
-        <w:rPr>
-          <w:color w:val="0000FF"/>
-        </w:rPr>
-        <w:t>a.doct</w:t>
-      </w:r>
-      <w:proofErr w:type="gramEnd"/>
-      <w:r>
-        <w:rPr>
-          <w:color w:val="0000FF"/>
-        </w:rPr>
-        <w:t>_id</w:t>
-      </w:r>
-      <w:proofErr w:type="spellEnd"/>
-    </w:p>
-    <w:p>
-      <w:pPr>
-        <w:rPr>
-          <w:color w:val="0000FF"/>
-        </w:rPr>
-      </w:pPr>
-      <w:r>
-        <w:rPr>
-          <w:color w:val="0000FF"/>
-        </w:rPr>
-        <w:t xml:space="preserve">GROUP BY </w:t>
-      </w:r>
-      <w:proofErr w:type="spellStart"/>
-      <w:r>
-        <w:rPr>
-          <w:color w:val="0000FF"/>
-        </w:rPr>
-        <w:t>dID</w:t>
-      </w:r>
-      <w:proofErr w:type="spellEnd"/>
-    </w:p>
-    <w:p>
-      <w:pPr>
-        <w:rPr>
-          <w:color w:val="0000FF"/>
-        </w:rPr>
-      </w:pPr>
-      <w:r>
-        <w:rPr>
-          <w:color w:val="0000FF"/>
-        </w:rPr>
-        <w:t xml:space="preserve">ORDER BY </w:t>
-      </w:r>
-      <w:proofErr w:type="spellStart"/>
-      <w:r>
-        <w:rPr>
-          <w:color w:val="0000FF"/>
-        </w:rPr>
-        <w:t>dTotalAmountEarned</w:t>
-      </w:r>
-      <w:proofErr w:type="spellEnd"/>
-      <w:r>
-        <w:rPr>
-          <w:color w:val="0000FF"/>
-        </w:rPr>
-        <w:t xml:space="preserve"> DESC;</w:t>
+        <w:t>LEFT JOIN appointment9171 a ON d.doct_id = a.doct_id</w:t>
+      </w:r>
+    </w:p>
+    <w:p>
+      <w:pPr>
+        <w:rPr>
+          <w:color w:val="0000FF"/>
+        </w:rPr>
+      </w:pPr>
+      <w:r>
+        <w:rPr>
+          <w:color w:val="0000FF"/>
+        </w:rPr>
+        <w:t>GROUP BY dID</w:t>
+      </w:r>
+    </w:p>
+    <w:p>
+      <w:pPr>
+        <w:rPr>
+          <w:color w:val="0000FF"/>
+        </w:rPr>
+      </w:pPr>
+      <w:r>
+        <w:rPr>
+          <w:color w:val="0000FF"/>
+        </w:rPr>
+        <w:t>ORDER BY dTotalAmountEarned DESC;</w:t>
       </w:r>
     </w:p>
     <w:p>
@@ -711,6 +358,9 @@
         <w:jc w:val="center"/>
       </w:pPr>
       <w:r>
+        <w:rPr>
+          <w:noProof/>
+        </w:rPr>
         <w:drawing>
           <wp:inline distT="0" distB="0" distL="0" distR="0" wp14:anchorId="311F2B57" wp14:editId="13CE6B12">
             <wp:extent cx="5268060" cy="2257740"/>
@@ -791,24 +441,7 @@
         <w:t>Question 3</w:t>
       </w:r>
       <w:r>
-        <w:t xml:space="preserve">. </w:t>
-      </w:r>
-      <w:r>
-        <w:t xml:space="preserve">Produce a report showing number of shifts only with doctors on duty (no nurses </w:t>
-      </w:r>
-      <w:proofErr w:type="gramStart"/>
-      <w:r>
-        <w:t xml:space="preserve">or </w:t>
-      </w:r>
-      <w:r>
-        <w:t xml:space="preserve"> </w:t>
-      </w:r>
-      <w:r>
-        <w:t>helpers</w:t>
-      </w:r>
-      <w:proofErr w:type="gramEnd"/>
-      <w:r>
-        <w:t>), number of shifts with only nurses on duty (no doctors or helpers) and number of shifts with only helpers on duty (no doctors or nurses). Your report should use the following format and headings (actual staff numbers are removed):</w:t>
+        <w:t>. Produce a report showing number of shifts only with doctors on duty (no nurses or  helpers), number of shifts with only nurses on duty (no doctors or helpers) and number of shifts with only helpers on duty (no doctors or nurses). Your report should use the following format and headings (actual staff numbers are removed):</w:t>
       </w:r>
     </w:p>
     <w:p>
@@ -877,21 +510,7 @@
         <w:rPr>
           <w:color w:val="0000FF"/>
         </w:rPr>
-        <w:t xml:space="preserve">'1729171' AS </w:t>
-      </w:r>
-      <w:proofErr w:type="spellStart"/>
-      <w:r>
-        <w:rPr>
-          <w:color w:val="0000FF"/>
-        </w:rPr>
-        <w:t>StuID</w:t>
-      </w:r>
-      <w:proofErr w:type="spellEnd"/>
-      <w:r>
-        <w:rPr>
-          <w:color w:val="0000FF"/>
-        </w:rPr>
-        <w:t>,</w:t>
+        <w:t>'1729171' AS StuID,</w:t>
       </w:r>
     </w:p>
     <w:p>
@@ -905,21 +524,7 @@
         <w:rPr>
           <w:color w:val="0000FF"/>
         </w:rPr>
-        <w:t>'</w:t>
-      </w:r>
-      <w:proofErr w:type="gramStart"/>
-      <w:r>
-        <w:rPr>
-          <w:color w:val="0000FF"/>
-        </w:rPr>
-        <w:t>doctor</w:t>
-      </w:r>
-      <w:proofErr w:type="gramEnd"/>
-      <w:r>
-        <w:rPr>
-          <w:color w:val="0000FF"/>
-        </w:rPr>
-        <w:t xml:space="preserve"> shift' AS `Staff on duty`,</w:t>
+        <w:t>'doctor shift' AS `Staff on duty`,</w:t>
       </w:r>
     </w:p>
     <w:p>
@@ -929,55 +534,11 @@
           <w:color w:val="0000FF"/>
         </w:rPr>
       </w:pPr>
-      <w:proofErr w:type="gramStart"/>
-      <w:r>
-        <w:rPr>
-          <w:color w:val="0000FF"/>
-        </w:rPr>
-        <w:t>SUM(</w:t>
-      </w:r>
-      <w:proofErr w:type="spellStart"/>
-      <w:proofErr w:type="gramEnd"/>
-      <w:r>
-        <w:rPr>
-          <w:color w:val="0000FF"/>
-        </w:rPr>
-        <w:t>doct_id</w:t>
-      </w:r>
-      <w:proofErr w:type="spellEnd"/>
-      <w:r>
-        <w:rPr>
-          <w:color w:val="0000FF"/>
-        </w:rPr>
-        <w:t xml:space="preserve"> IS NOT NULL AND </w:t>
-      </w:r>
-      <w:proofErr w:type="spellStart"/>
-      <w:r>
-        <w:rPr>
-          <w:color w:val="0000FF"/>
-        </w:rPr>
-        <w:t>nurse_id</w:t>
-      </w:r>
-      <w:proofErr w:type="spellEnd"/>
-      <w:r>
-        <w:rPr>
-          <w:color w:val="0000FF"/>
-        </w:rPr>
-        <w:t xml:space="preserve"> IS NULL AND </w:t>
-      </w:r>
-      <w:proofErr w:type="spellStart"/>
-      <w:r>
-        <w:rPr>
-          <w:color w:val="0000FF"/>
-        </w:rPr>
-        <w:t>helper_id</w:t>
-      </w:r>
-      <w:proofErr w:type="spellEnd"/>
-      <w:r>
-        <w:rPr>
-          <w:color w:val="0000FF"/>
-        </w:rPr>
-        <w:t xml:space="preserve"> IS NULL) AS `Total shifts`</w:t>
+      <w:r>
+        <w:rPr>
+          <w:color w:val="0000FF"/>
+        </w:rPr>
+        <w:t>SUM(doct_id IS NOT NULL AND nurse_id IS NULL AND helper_id IS NULL) AS `Total shifts`</w:t>
       </w:r>
     </w:p>
     <w:p>
@@ -1030,21 +591,7 @@
         <w:rPr>
           <w:color w:val="0000FF"/>
         </w:rPr>
-        <w:t xml:space="preserve">'1729171' AS </w:t>
-      </w:r>
-      <w:proofErr w:type="spellStart"/>
-      <w:r>
-        <w:rPr>
-          <w:color w:val="0000FF"/>
-        </w:rPr>
-        <w:t>StuID</w:t>
-      </w:r>
-      <w:proofErr w:type="spellEnd"/>
-      <w:r>
-        <w:rPr>
-          <w:color w:val="0000FF"/>
-        </w:rPr>
-        <w:t>,</w:t>
+        <w:t>'1729171' AS StuID,</w:t>
       </w:r>
     </w:p>
     <w:p>
@@ -1058,21 +605,7 @@
         <w:rPr>
           <w:color w:val="0000FF"/>
         </w:rPr>
-        <w:t>'</w:t>
-      </w:r>
-      <w:proofErr w:type="gramStart"/>
-      <w:r>
-        <w:rPr>
-          <w:color w:val="0000FF"/>
-        </w:rPr>
-        <w:t>nurse</w:t>
-      </w:r>
-      <w:proofErr w:type="gramEnd"/>
-      <w:r>
-        <w:rPr>
-          <w:color w:val="0000FF"/>
-        </w:rPr>
-        <w:t xml:space="preserve"> shift' AS `Staff on duty`,</w:t>
+        <w:t>'nurse shift' AS `Staff on duty`,</w:t>
       </w:r>
     </w:p>
     <w:p>
@@ -1082,55 +615,11 @@
           <w:color w:val="0000FF"/>
         </w:rPr>
       </w:pPr>
-      <w:proofErr w:type="gramStart"/>
-      <w:r>
-        <w:rPr>
-          <w:color w:val="0000FF"/>
-        </w:rPr>
-        <w:t>SUM(</w:t>
-      </w:r>
-      <w:proofErr w:type="spellStart"/>
-      <w:proofErr w:type="gramEnd"/>
-      <w:r>
-        <w:rPr>
-          <w:color w:val="0000FF"/>
-        </w:rPr>
-        <w:t>doct_id</w:t>
-      </w:r>
-      <w:proofErr w:type="spellEnd"/>
-      <w:r>
-        <w:rPr>
-          <w:color w:val="0000FF"/>
-        </w:rPr>
-        <w:t xml:space="preserve"> IS NULL AND </w:t>
-      </w:r>
-      <w:proofErr w:type="spellStart"/>
-      <w:r>
-        <w:rPr>
-          <w:color w:val="0000FF"/>
-        </w:rPr>
-        <w:t>nurse_id</w:t>
-      </w:r>
-      <w:proofErr w:type="spellEnd"/>
-      <w:r>
-        <w:rPr>
-          <w:color w:val="0000FF"/>
-        </w:rPr>
-        <w:t xml:space="preserve"> IS NOT NULL AND </w:t>
-      </w:r>
-      <w:proofErr w:type="spellStart"/>
-      <w:r>
-        <w:rPr>
-          <w:color w:val="0000FF"/>
-        </w:rPr>
-        <w:t>helper_id</w:t>
-      </w:r>
-      <w:proofErr w:type="spellEnd"/>
-      <w:r>
-        <w:rPr>
-          <w:color w:val="0000FF"/>
-        </w:rPr>
-        <w:t xml:space="preserve"> IS NULL) AS `Total shifts`</w:t>
+      <w:r>
+        <w:rPr>
+          <w:color w:val="0000FF"/>
+        </w:rPr>
+        <w:t>SUM(doct_id IS NULL AND nurse_id IS NOT NULL AND helper_id IS NULL) AS `Total shifts`</w:t>
       </w:r>
     </w:p>
     <w:p>
@@ -1183,21 +672,7 @@
         <w:rPr>
           <w:color w:val="0000FF"/>
         </w:rPr>
-        <w:t xml:space="preserve">'1729171' AS </w:t>
-      </w:r>
-      <w:proofErr w:type="spellStart"/>
-      <w:r>
-        <w:rPr>
-          <w:color w:val="0000FF"/>
-        </w:rPr>
-        <w:t>StuID</w:t>
-      </w:r>
-      <w:proofErr w:type="spellEnd"/>
-      <w:r>
-        <w:rPr>
-          <w:color w:val="0000FF"/>
-        </w:rPr>
-        <w:t>,</w:t>
+        <w:t>'1729171' AS StuID,</w:t>
       </w:r>
     </w:p>
     <w:p>
@@ -1211,21 +686,7 @@
         <w:rPr>
           <w:color w:val="0000FF"/>
         </w:rPr>
-        <w:t>'</w:t>
-      </w:r>
-      <w:proofErr w:type="gramStart"/>
-      <w:r>
-        <w:rPr>
-          <w:color w:val="0000FF"/>
-        </w:rPr>
-        <w:t>helper</w:t>
-      </w:r>
-      <w:proofErr w:type="gramEnd"/>
-      <w:r>
-        <w:rPr>
-          <w:color w:val="0000FF"/>
-        </w:rPr>
-        <w:t xml:space="preserve"> shift' AS `Staff on duty`,</w:t>
+        <w:t>'helper shift' AS `Staff on duty`,</w:t>
       </w:r>
     </w:p>
     <w:p>
@@ -1235,55 +696,11 @@
           <w:color w:val="0000FF"/>
         </w:rPr>
       </w:pPr>
-      <w:proofErr w:type="gramStart"/>
-      <w:r>
-        <w:rPr>
-          <w:color w:val="0000FF"/>
-        </w:rPr>
-        <w:t>SUM(</w:t>
-      </w:r>
-      <w:proofErr w:type="spellStart"/>
-      <w:proofErr w:type="gramEnd"/>
-      <w:r>
-        <w:rPr>
-          <w:color w:val="0000FF"/>
-        </w:rPr>
-        <w:t>doct_id</w:t>
-      </w:r>
-      <w:proofErr w:type="spellEnd"/>
-      <w:r>
-        <w:rPr>
-          <w:color w:val="0000FF"/>
-        </w:rPr>
-        <w:t xml:space="preserve"> IS NULL AND </w:t>
-      </w:r>
-      <w:proofErr w:type="spellStart"/>
-      <w:r>
-        <w:rPr>
-          <w:color w:val="0000FF"/>
-        </w:rPr>
-        <w:t>nurse_id</w:t>
-      </w:r>
-      <w:proofErr w:type="spellEnd"/>
-      <w:r>
-        <w:rPr>
-          <w:color w:val="0000FF"/>
-        </w:rPr>
-        <w:t xml:space="preserve"> IS NULL AND </w:t>
-      </w:r>
-      <w:proofErr w:type="spellStart"/>
-      <w:r>
-        <w:rPr>
-          <w:color w:val="0000FF"/>
-        </w:rPr>
-        <w:t>helper_id</w:t>
-      </w:r>
-      <w:proofErr w:type="spellEnd"/>
-      <w:r>
-        <w:rPr>
-          <w:color w:val="0000FF"/>
-        </w:rPr>
-        <w:t xml:space="preserve"> IS NOT NULL) AS `Total shifts`</w:t>
+      <w:r>
+        <w:rPr>
+          <w:color w:val="0000FF"/>
+        </w:rPr>
+        <w:t>SUM(doct_id IS NULL AND nurse_id IS NULL AND helper_id IS NOT NULL) AS `Total shifts`</w:t>
       </w:r>
     </w:p>
     <w:p>
@@ -1308,6 +725,7 @@
       </w:pPr>
       <w:r>
         <w:rPr>
+          <w:noProof/>
           <w:color w:val="0000FF"/>
         </w:rPr>
         <w:drawing>
@@ -1376,30 +794,7 @@
         <w:t>Question 4</w:t>
       </w:r>
       <w:r>
-        <w:t xml:space="preserve">. </w:t>
-      </w:r>
-      <w:r>
-        <w:t>List all patients who have more than one cancelled appointment. You list should show</w:t>
-      </w:r>
-      <w:r>
-        <w:t xml:space="preserve"> </w:t>
-      </w:r>
-      <w:r>
-        <w:t>patient id, last name and first name, gender and how many appointments this patient</w:t>
-      </w:r>
-      <w:r>
-        <w:t xml:space="preserve"> </w:t>
-      </w:r>
-      <w:r>
-        <w:t xml:space="preserve">cancelled. Order the results by </w:t>
-      </w:r>
-      <w:proofErr w:type="gramStart"/>
-      <w:r>
-        <w:t>patients</w:t>
-      </w:r>
-      <w:proofErr w:type="gramEnd"/>
-      <w:r>
-        <w:t xml:space="preserve"> last name.</w:t>
+        <w:t>. List all patients who have more than one cancelled appointment. You list should show patient id, last name and first name, gender and how many appointments this patient cancelled. Order the results by patients last name.</w:t>
       </w:r>
     </w:p>
     <w:p>
@@ -1426,21 +821,7 @@
         <w:rPr>
           <w:color w:val="0000FF"/>
         </w:rPr>
-        <w:t xml:space="preserve">'1729171' AS </w:t>
-      </w:r>
-      <w:proofErr w:type="spellStart"/>
-      <w:r>
-        <w:rPr>
-          <w:color w:val="0000FF"/>
-        </w:rPr>
-        <w:t>StuID</w:t>
-      </w:r>
-      <w:proofErr w:type="spellEnd"/>
-      <w:r>
-        <w:rPr>
-          <w:color w:val="0000FF"/>
-        </w:rPr>
-        <w:t>,</w:t>
+        <w:t>'1729171' AS StuID,</w:t>
       </w:r>
     </w:p>
     <w:p>
@@ -1450,41 +831,11 @@
           <w:color w:val="0000FF"/>
         </w:rPr>
       </w:pPr>
-      <w:proofErr w:type="spellStart"/>
-      <w:proofErr w:type="gramStart"/>
-      <w:r>
-        <w:rPr>
-          <w:color w:val="0000FF"/>
-        </w:rPr>
-        <w:t>p.patient</w:t>
-      </w:r>
-      <w:proofErr w:type="gramEnd"/>
-      <w:r>
-        <w:rPr>
-          <w:color w:val="0000FF"/>
-        </w:rPr>
-        <w:t>_id</w:t>
-      </w:r>
-      <w:proofErr w:type="spellEnd"/>
-      <w:r>
-        <w:rPr>
-          <w:color w:val="0000FF"/>
-        </w:rPr>
-        <w:t xml:space="preserve"> AS </w:t>
-      </w:r>
-      <w:proofErr w:type="spellStart"/>
-      <w:r>
-        <w:rPr>
-          <w:color w:val="0000FF"/>
-        </w:rPr>
-        <w:t>pID</w:t>
-      </w:r>
-      <w:proofErr w:type="spellEnd"/>
-      <w:r>
-        <w:rPr>
-          <w:color w:val="0000FF"/>
-        </w:rPr>
-        <w:t>,</w:t>
+      <w:r>
+        <w:rPr>
+          <w:color w:val="0000FF"/>
+        </w:rPr>
+        <w:t>p.patient_id AS pID,</w:t>
       </w:r>
     </w:p>
     <w:p>
@@ -1494,33 +845,11 @@
           <w:color w:val="0000FF"/>
         </w:rPr>
       </w:pPr>
-      <w:proofErr w:type="spellStart"/>
-      <w:r>
-        <w:rPr>
-          <w:color w:val="0000FF"/>
-        </w:rPr>
-        <w:t>p.l_name</w:t>
-      </w:r>
-      <w:proofErr w:type="spellEnd"/>
-      <w:r>
-        <w:rPr>
-          <w:color w:val="0000FF"/>
-        </w:rPr>
-        <w:t xml:space="preserve"> AS </w:t>
-      </w:r>
-      <w:proofErr w:type="spellStart"/>
-      <w:r>
-        <w:rPr>
-          <w:color w:val="0000FF"/>
-        </w:rPr>
-        <w:t>lName</w:t>
-      </w:r>
-      <w:proofErr w:type="spellEnd"/>
-      <w:r>
-        <w:rPr>
-          <w:color w:val="0000FF"/>
-        </w:rPr>
-        <w:t>,</w:t>
+      <w:r>
+        <w:rPr>
+          <w:color w:val="0000FF"/>
+        </w:rPr>
+        <w:t>p.l_name AS lName,</w:t>
       </w:r>
     </w:p>
     <w:p>
@@ -1530,33 +859,11 @@
           <w:color w:val="0000FF"/>
         </w:rPr>
       </w:pPr>
-      <w:proofErr w:type="spellStart"/>
-      <w:r>
-        <w:rPr>
-          <w:color w:val="0000FF"/>
-        </w:rPr>
-        <w:t>p.f_name</w:t>
-      </w:r>
-      <w:proofErr w:type="spellEnd"/>
-      <w:r>
-        <w:rPr>
-          <w:color w:val="0000FF"/>
-        </w:rPr>
-        <w:t xml:space="preserve"> AS </w:t>
-      </w:r>
-      <w:proofErr w:type="spellStart"/>
-      <w:r>
-        <w:rPr>
-          <w:color w:val="0000FF"/>
-        </w:rPr>
-        <w:t>fName</w:t>
-      </w:r>
-      <w:proofErr w:type="spellEnd"/>
-      <w:r>
-        <w:rPr>
-          <w:color w:val="0000FF"/>
-        </w:rPr>
-        <w:t>,</w:t>
+      <w:r>
+        <w:rPr>
+          <w:color w:val="0000FF"/>
+        </w:rPr>
+        <w:t>p.f_name AS fName,</w:t>
       </w:r>
     </w:p>
     <w:p>
@@ -1566,21 +873,11 @@
           <w:color w:val="0000FF"/>
         </w:rPr>
       </w:pPr>
-      <w:proofErr w:type="spellStart"/>
-      <w:proofErr w:type="gramStart"/>
-      <w:r>
-        <w:rPr>
-          <w:color w:val="0000FF"/>
-        </w:rPr>
-        <w:t>p.gender</w:t>
-      </w:r>
-      <w:proofErr w:type="spellEnd"/>
-      <w:proofErr w:type="gramEnd"/>
-      <w:r>
-        <w:rPr>
-          <w:color w:val="0000FF"/>
-        </w:rPr>
-        <w:t>,</w:t>
+      <w:r>
+        <w:rPr>
+          <w:color w:val="0000FF"/>
+        </w:rPr>
+        <w:t>p.gender,</w:t>
       </w:r>
     </w:p>
     <w:p>
@@ -1590,71 +887,25 @@
           <w:color w:val="0000FF"/>
         </w:rPr>
       </w:pPr>
-      <w:proofErr w:type="spellStart"/>
-      <w:proofErr w:type="gramStart"/>
-      <w:r>
-        <w:rPr>
-          <w:color w:val="0000FF"/>
-        </w:rPr>
-        <w:t>a.appointment</w:t>
-      </w:r>
-      <w:proofErr w:type="gramEnd"/>
-      <w:r>
-        <w:rPr>
-          <w:color w:val="0000FF"/>
-        </w:rPr>
-        <w:t>_status</w:t>
-      </w:r>
-      <w:proofErr w:type="spellEnd"/>
-      <w:r>
-        <w:rPr>
-          <w:color w:val="0000FF"/>
-        </w:rPr>
-        <w:t xml:space="preserve"> AS </w:t>
-      </w:r>
-      <w:proofErr w:type="spellStart"/>
-      <w:r>
-        <w:rPr>
-          <w:color w:val="0000FF"/>
-        </w:rPr>
-        <w:t>aStatus</w:t>
-      </w:r>
-      <w:proofErr w:type="spellEnd"/>
-      <w:r>
-        <w:rPr>
-          <w:color w:val="0000FF"/>
-        </w:rPr>
-        <w:t>,</w:t>
-      </w:r>
-    </w:p>
-    <w:p>
-      <w:pPr>
-        <w:rPr>
-          <w:color w:val="0000FF"/>
-        </w:rPr>
-      </w:pPr>
-      <w:proofErr w:type="gramStart"/>
-      <w:r>
-        <w:rPr>
-          <w:color w:val="0000FF"/>
-        </w:rPr>
-        <w:t>COUNT(</w:t>
-      </w:r>
-      <w:proofErr w:type="gramEnd"/>
-      <w:r>
-        <w:rPr>
-          <w:color w:val="0000FF"/>
-        </w:rPr>
-        <w:t xml:space="preserve">*) AS </w:t>
-      </w:r>
-      <w:proofErr w:type="spellStart"/>
-      <w:r>
-        <w:rPr>
-          <w:color w:val="0000FF"/>
-        </w:rPr>
-        <w:t>numCancelledAppts</w:t>
-      </w:r>
-      <w:proofErr w:type="spellEnd"/>
+      <w:r>
+        <w:rPr>
+          <w:color w:val="0000FF"/>
+        </w:rPr>
+        <w:t>a.appointment_status AS aStatus,</w:t>
+      </w:r>
+    </w:p>
+    <w:p>
+      <w:pPr>
+        <w:rPr>
+          <w:color w:val="0000FF"/>
+        </w:rPr>
+      </w:pPr>
+      <w:r>
+        <w:rPr>
+          <w:color w:val="0000FF"/>
+        </w:rPr>
+        <w:t>COUNT(*) AS numCancelledAppts</w:t>
+      </w:r>
     </w:p>
     <w:p>
       <w:pPr>
@@ -1679,163 +930,59 @@
         <w:rPr>
           <w:color w:val="0000FF"/>
         </w:rPr>
-        <w:t xml:space="preserve">LEFT JOIN appointment9171 a ON </w:t>
-      </w:r>
-      <w:proofErr w:type="spellStart"/>
-      <w:proofErr w:type="gramStart"/>
-      <w:r>
-        <w:rPr>
-          <w:color w:val="0000FF"/>
-        </w:rPr>
-        <w:t>p.patient</w:t>
-      </w:r>
-      <w:proofErr w:type="gramEnd"/>
-      <w:r>
-        <w:rPr>
-          <w:color w:val="0000FF"/>
-        </w:rPr>
-        <w:t>_id</w:t>
-      </w:r>
-      <w:proofErr w:type="spellEnd"/>
-      <w:r>
-        <w:rPr>
-          <w:color w:val="0000FF"/>
-        </w:rPr>
-        <w:t xml:space="preserve"> = </w:t>
-      </w:r>
-      <w:proofErr w:type="spellStart"/>
-      <w:proofErr w:type="gramStart"/>
-      <w:r>
-        <w:rPr>
-          <w:color w:val="0000FF"/>
-        </w:rPr>
-        <w:t>a.patient</w:t>
-      </w:r>
-      <w:proofErr w:type="gramEnd"/>
-      <w:r>
-        <w:rPr>
-          <w:color w:val="0000FF"/>
-        </w:rPr>
-        <w:t>_id</w:t>
-      </w:r>
-      <w:proofErr w:type="spellEnd"/>
-    </w:p>
-    <w:p>
-      <w:pPr>
-        <w:rPr>
-          <w:color w:val="0000FF"/>
-        </w:rPr>
-      </w:pPr>
-      <w:r>
-        <w:rPr>
-          <w:color w:val="0000FF"/>
-        </w:rPr>
-        <w:t xml:space="preserve">WHERE </w:t>
-      </w:r>
-      <w:proofErr w:type="spellStart"/>
-      <w:proofErr w:type="gramStart"/>
-      <w:r>
-        <w:rPr>
-          <w:color w:val="0000FF"/>
-        </w:rPr>
-        <w:t>a.appointment</w:t>
-      </w:r>
-      <w:proofErr w:type="gramEnd"/>
-      <w:r>
-        <w:rPr>
-          <w:color w:val="0000FF"/>
-        </w:rPr>
-        <w:t>_status</w:t>
-      </w:r>
-      <w:proofErr w:type="spellEnd"/>
-      <w:r>
-        <w:rPr>
-          <w:color w:val="0000FF"/>
-        </w:rPr>
-        <w:t xml:space="preserve"> = 'Cancelled'</w:t>
-      </w:r>
-    </w:p>
-    <w:p>
-      <w:pPr>
-        <w:rPr>
-          <w:color w:val="0000FF"/>
-        </w:rPr>
-      </w:pPr>
-      <w:r>
-        <w:rPr>
-          <w:color w:val="0000FF"/>
-        </w:rPr>
-        <w:t xml:space="preserve">GROUP BY </w:t>
-      </w:r>
-      <w:proofErr w:type="spellStart"/>
-      <w:proofErr w:type="gramStart"/>
-      <w:r>
-        <w:rPr>
-          <w:color w:val="0000FF"/>
-        </w:rPr>
-        <w:t>p.patient</w:t>
-      </w:r>
-      <w:proofErr w:type="gramEnd"/>
-      <w:r>
-        <w:rPr>
-          <w:color w:val="0000FF"/>
-        </w:rPr>
-        <w:t>_id</w:t>
-      </w:r>
-      <w:proofErr w:type="spellEnd"/>
-    </w:p>
-    <w:p>
-      <w:pPr>
-        <w:rPr>
-          <w:color w:val="0000FF"/>
-        </w:rPr>
-      </w:pPr>
-      <w:r>
-        <w:rPr>
-          <w:color w:val="0000FF"/>
-        </w:rPr>
-        <w:t xml:space="preserve">HAVING </w:t>
-      </w:r>
-      <w:proofErr w:type="gramStart"/>
-      <w:r>
-        <w:rPr>
-          <w:color w:val="0000FF"/>
-        </w:rPr>
-        <w:t>COUNT(</w:t>
-      </w:r>
-      <w:proofErr w:type="gramEnd"/>
-      <w:r>
-        <w:rPr>
-          <w:color w:val="0000FF"/>
-        </w:rPr>
-        <w:t>*) &gt; 1</w:t>
-      </w:r>
-    </w:p>
-    <w:p>
-      <w:pPr>
-        <w:rPr>
-          <w:color w:val="0000FF"/>
-        </w:rPr>
-      </w:pPr>
-      <w:r>
-        <w:rPr>
-          <w:color w:val="0000FF"/>
-        </w:rPr>
-        <w:t xml:space="preserve">ORDER BY </w:t>
-      </w:r>
-      <w:proofErr w:type="spellStart"/>
-      <w:r>
-        <w:rPr>
-          <w:color w:val="0000FF"/>
-        </w:rPr>
-        <w:t>lName</w:t>
-      </w:r>
-      <w:proofErr w:type="spellEnd"/>
-      <w:r>
-        <w:rPr>
-          <w:color w:val="0000FF"/>
-        </w:rPr>
-        <w:t>;</w:t>
+        <w:t>LEFT JOIN appointment9171 a ON p.patient_id = a.patient_id</w:t>
+      </w:r>
+    </w:p>
+    <w:p>
+      <w:pPr>
+        <w:rPr>
+          <w:color w:val="0000FF"/>
+        </w:rPr>
+      </w:pPr>
+      <w:r>
+        <w:rPr>
+          <w:color w:val="0000FF"/>
+        </w:rPr>
+        <w:t>WHERE a.appointment_status = 'Cancelled'</w:t>
+      </w:r>
+    </w:p>
+    <w:p>
+      <w:pPr>
+        <w:rPr>
+          <w:color w:val="0000FF"/>
+        </w:rPr>
+      </w:pPr>
+      <w:r>
+        <w:rPr>
+          <w:color w:val="0000FF"/>
+        </w:rPr>
+        <w:t>GROUP BY p.patient_id</w:t>
+      </w:r>
+    </w:p>
+    <w:p>
+      <w:pPr>
+        <w:rPr>
+          <w:color w:val="0000FF"/>
+        </w:rPr>
+      </w:pPr>
+      <w:r>
+        <w:rPr>
+          <w:color w:val="0000FF"/>
+        </w:rPr>
+        <w:t>HAVING COUNT(*) &gt; 1</w:t>
+      </w:r>
+    </w:p>
+    <w:p>
+      <w:pPr>
+        <w:rPr>
+          <w:color w:val="0000FF"/>
+        </w:rPr>
+      </w:pPr>
+      <w:r>
+        <w:rPr>
+          <w:color w:val="0000FF"/>
+        </w:rPr>
+        <w:t>ORDER BY lName;</w:t>
       </w:r>
     </w:p>
     <w:p>
@@ -1847,6 +994,7 @@
       </w:pPr>
       <w:r>
         <w:rPr>
+          <w:noProof/>
           <w:color w:val="0000FF"/>
         </w:rPr>
         <w:drawing>
@@ -1938,460 +1086,167 @@
         <w:rPr>
           <w:color w:val="000000" w:themeColor="text1"/>
         </w:rPr>
-        <w:t xml:space="preserve">. </w:t>
-      </w:r>
-      <w:r>
+        <w:t>. List all helpers who have not been allocated to any staff shifts. Your list should show department id and name where the helper works, helper id and helper full name as first and last names separated by space. The results should be sorted by department id and within each department alphabetically by helper full name.</w:t>
+      </w:r>
+    </w:p>
+    <w:p>
+      <w:pPr>
+        <w:rPr>
+          <w:color w:val="0000FF"/>
+        </w:rPr>
+      </w:pPr>
+      <w:r>
+        <w:rPr>
+          <w:color w:val="0000FF"/>
+        </w:rPr>
+        <w:t>SELECT</w:t>
+      </w:r>
+    </w:p>
+    <w:p>
+      <w:pPr>
+        <w:ind w:firstLine="720"/>
+        <w:rPr>
+          <w:color w:val="0000FF"/>
+        </w:rPr>
+      </w:pPr>
+      <w:r>
+        <w:rPr>
+          <w:color w:val="0000FF"/>
+        </w:rPr>
+        <w:t>'1729171' AS StuID,</w:t>
+      </w:r>
+    </w:p>
+    <w:p>
+      <w:pPr>
+        <w:ind w:firstLine="720"/>
+        <w:rPr>
+          <w:color w:val="0000FF"/>
+        </w:rPr>
+      </w:pPr>
+      <w:r>
+        <w:rPr>
+          <w:color w:val="0000FF"/>
+        </w:rPr>
+        <w:t>d.dept_id AS deptID,</w:t>
+      </w:r>
+    </w:p>
+    <w:p>
+      <w:pPr>
+        <w:ind w:firstLine="720"/>
+        <w:rPr>
+          <w:color w:val="0000FF"/>
+        </w:rPr>
+      </w:pPr>
+      <w:r>
+        <w:rPr>
+          <w:color w:val="0000FF"/>
+        </w:rPr>
+        <w:t>d.dept_name AS deptName,</w:t>
+      </w:r>
+    </w:p>
+    <w:p>
+      <w:pPr>
+        <w:ind w:firstLine="720"/>
+        <w:rPr>
+          <w:color w:val="0000FF"/>
+        </w:rPr>
+      </w:pPr>
+      <w:r>
+        <w:rPr>
+          <w:color w:val="0000FF"/>
+        </w:rPr>
+        <w:t>h.helper_id AS hID,</w:t>
+      </w:r>
+    </w:p>
+    <w:p>
+      <w:pPr>
+        <w:ind w:firstLine="720"/>
+        <w:rPr>
+          <w:color w:val="0000FF"/>
+        </w:rPr>
+      </w:pPr>
+      <w:r>
+        <w:rPr>
+          <w:color w:val="0000FF"/>
+        </w:rPr>
+        <w:t>CONCAT(h.f_name, ' ', h.l_name) AS hName</w:t>
+      </w:r>
+    </w:p>
+    <w:p>
+      <w:pPr>
+        <w:rPr>
+          <w:color w:val="0000FF"/>
+        </w:rPr>
+      </w:pPr>
+      <w:r>
+        <w:rPr>
+          <w:color w:val="0000FF"/>
+        </w:rPr>
+        <w:t>FROM helpers9171 h</w:t>
+      </w:r>
+    </w:p>
+    <w:p>
+      <w:pPr>
+        <w:rPr>
+          <w:color w:val="0000FF"/>
+        </w:rPr>
+      </w:pPr>
+      <w:r>
+        <w:rPr>
+          <w:color w:val="0000FF"/>
+        </w:rPr>
+        <w:t>LEFT JOIN staffshift9171 ss ON h.helper_id = ss.helper_id</w:t>
+      </w:r>
+    </w:p>
+    <w:p>
+      <w:pPr>
+        <w:rPr>
+          <w:color w:val="0000FF"/>
+        </w:rPr>
+      </w:pPr>
+      <w:r>
+        <w:rPr>
+          <w:color w:val="0000FF"/>
+        </w:rPr>
+        <w:t>LEFT JOIN department9171 d ON h.dept_id = d.dept_id</w:t>
+      </w:r>
+    </w:p>
+    <w:p>
+      <w:pPr>
+        <w:rPr>
+          <w:color w:val="0000FF"/>
+        </w:rPr>
+      </w:pPr>
+      <w:r>
+        <w:rPr>
+          <w:color w:val="0000FF"/>
+        </w:rPr>
+        <w:t>WHERE ss.shift_id IS NULL</w:t>
+      </w:r>
+    </w:p>
+    <w:p>
+      <w:pPr>
+        <w:rPr>
+          <w:color w:val="0000FF"/>
+        </w:rPr>
+      </w:pPr>
+      <w:r>
+        <w:rPr>
+          <w:color w:val="0000FF"/>
+        </w:rPr>
+        <w:t>ORDER BY deptID, hName;</w:t>
+      </w:r>
+    </w:p>
+    <w:p>
+      <w:pPr>
+        <w:jc w:val="center"/>
         <w:rPr>
           <w:color w:val="000000" w:themeColor="text1"/>
         </w:rPr>
-        <w:t>List all helpers who have not been allocated to any staff shifts. Your list should show</w:t>
-      </w:r>
-      <w:r>
-        <w:rPr>
-          <w:color w:val="000000" w:themeColor="text1"/>
-        </w:rPr>
-        <w:t xml:space="preserve"> </w:t>
-      </w:r>
-      <w:r>
-        <w:rPr>
-          <w:color w:val="000000" w:themeColor="text1"/>
-        </w:rPr>
-        <w:t>department id and name where the helper works, helper id and helper full name as first</w:t>
-      </w:r>
-      <w:r>
-        <w:rPr>
-          <w:color w:val="000000" w:themeColor="text1"/>
-        </w:rPr>
-        <w:t xml:space="preserve"> </w:t>
-      </w:r>
-      <w:r>
-        <w:rPr>
-          <w:color w:val="000000" w:themeColor="text1"/>
-        </w:rPr>
-        <w:t>and last names separated by space. The results should be sorted by department id and</w:t>
-      </w:r>
-      <w:r>
-        <w:rPr>
-          <w:color w:val="000000" w:themeColor="text1"/>
-        </w:rPr>
-        <w:t xml:space="preserve"> </w:t>
-      </w:r>
-      <w:r>
-        <w:rPr>
-          <w:color w:val="000000" w:themeColor="text1"/>
-        </w:rPr>
-        <w:t>within each department alphabetically by helper full name.</w:t>
-      </w:r>
-    </w:p>
-    <w:p>
-      <w:pPr>
-        <w:rPr>
-          <w:color w:val="0000FF"/>
-        </w:rPr>
-      </w:pPr>
-      <w:r>
-        <w:rPr>
-          <w:color w:val="0000FF"/>
-        </w:rPr>
-        <w:t>SELECT</w:t>
-      </w:r>
-    </w:p>
-    <w:p>
-      <w:pPr>
-        <w:ind w:firstLine="720"/>
-        <w:rPr>
-          <w:color w:val="0000FF"/>
-        </w:rPr>
-      </w:pPr>
-      <w:r>
-        <w:rPr>
-          <w:color w:val="0000FF"/>
-        </w:rPr>
-        <w:t xml:space="preserve">'1729171' AS </w:t>
-      </w:r>
-      <w:proofErr w:type="spellStart"/>
-      <w:r>
-        <w:rPr>
-          <w:color w:val="0000FF"/>
-        </w:rPr>
-        <w:t>StuID</w:t>
-      </w:r>
-      <w:proofErr w:type="spellEnd"/>
-      <w:r>
-        <w:rPr>
-          <w:color w:val="0000FF"/>
-        </w:rPr>
-        <w:t>,</w:t>
-      </w:r>
-    </w:p>
-    <w:p>
-      <w:pPr>
-        <w:ind w:firstLine="720"/>
-        <w:rPr>
-          <w:color w:val="0000FF"/>
-        </w:rPr>
-      </w:pPr>
-      <w:proofErr w:type="spellStart"/>
-      <w:r>
-        <w:rPr>
-          <w:color w:val="0000FF"/>
-        </w:rPr>
-        <w:t>d.dept_id</w:t>
-      </w:r>
-      <w:proofErr w:type="spellEnd"/>
-      <w:r>
-        <w:rPr>
-          <w:color w:val="0000FF"/>
-        </w:rPr>
-        <w:t xml:space="preserve"> AS </w:t>
-      </w:r>
-      <w:proofErr w:type="spellStart"/>
-      <w:r>
-        <w:rPr>
-          <w:color w:val="0000FF"/>
-        </w:rPr>
-        <w:t>deptID</w:t>
-      </w:r>
-      <w:proofErr w:type="spellEnd"/>
-      <w:r>
-        <w:rPr>
-          <w:color w:val="0000FF"/>
-        </w:rPr>
-        <w:t>,</w:t>
-      </w:r>
-    </w:p>
-    <w:p>
-      <w:pPr>
-        <w:ind w:firstLine="720"/>
-        <w:rPr>
-          <w:color w:val="0000FF"/>
-        </w:rPr>
-      </w:pPr>
-      <w:proofErr w:type="spellStart"/>
-      <w:r>
-        <w:rPr>
-          <w:color w:val="0000FF"/>
-        </w:rPr>
-        <w:t>d.dept_name</w:t>
-      </w:r>
-      <w:proofErr w:type="spellEnd"/>
-      <w:r>
-        <w:rPr>
-          <w:color w:val="0000FF"/>
-        </w:rPr>
-        <w:t xml:space="preserve"> AS </w:t>
-      </w:r>
-      <w:proofErr w:type="spellStart"/>
-      <w:r>
-        <w:rPr>
-          <w:color w:val="0000FF"/>
-        </w:rPr>
-        <w:t>deptName</w:t>
-      </w:r>
-      <w:proofErr w:type="spellEnd"/>
-      <w:r>
-        <w:rPr>
-          <w:color w:val="0000FF"/>
-        </w:rPr>
-        <w:t>,</w:t>
-      </w:r>
-    </w:p>
-    <w:p>
-      <w:pPr>
-        <w:ind w:firstLine="720"/>
-        <w:rPr>
-          <w:color w:val="0000FF"/>
-        </w:rPr>
-      </w:pPr>
-      <w:proofErr w:type="spellStart"/>
-      <w:proofErr w:type="gramStart"/>
-      <w:r>
-        <w:rPr>
-          <w:color w:val="0000FF"/>
-        </w:rPr>
-        <w:t>h.helper</w:t>
-      </w:r>
-      <w:proofErr w:type="gramEnd"/>
-      <w:r>
-        <w:rPr>
-          <w:color w:val="0000FF"/>
-        </w:rPr>
-        <w:t>_id</w:t>
-      </w:r>
-      <w:proofErr w:type="spellEnd"/>
-      <w:r>
-        <w:rPr>
-          <w:color w:val="0000FF"/>
-        </w:rPr>
-        <w:t xml:space="preserve"> AS </w:t>
-      </w:r>
-      <w:proofErr w:type="spellStart"/>
-      <w:r>
-        <w:rPr>
-          <w:color w:val="0000FF"/>
-        </w:rPr>
-        <w:t>hID</w:t>
-      </w:r>
-      <w:proofErr w:type="spellEnd"/>
-      <w:r>
-        <w:rPr>
-          <w:color w:val="0000FF"/>
-        </w:rPr>
-        <w:t>,</w:t>
-      </w:r>
-    </w:p>
-    <w:p>
-      <w:pPr>
-        <w:ind w:firstLine="720"/>
-        <w:rPr>
-          <w:color w:val="0000FF"/>
-        </w:rPr>
-      </w:pPr>
-      <w:proofErr w:type="gramStart"/>
-      <w:r>
-        <w:rPr>
-          <w:color w:val="0000FF"/>
-        </w:rPr>
-        <w:t>CONCAT(</w:t>
-      </w:r>
-      <w:proofErr w:type="spellStart"/>
-      <w:proofErr w:type="gramEnd"/>
-      <w:r>
-        <w:rPr>
-          <w:color w:val="0000FF"/>
-        </w:rPr>
-        <w:t>h.f_name</w:t>
-      </w:r>
-      <w:proofErr w:type="spellEnd"/>
-      <w:r>
-        <w:rPr>
-          <w:color w:val="0000FF"/>
-        </w:rPr>
-        <w:t xml:space="preserve">, ' ', </w:t>
-      </w:r>
-      <w:proofErr w:type="spellStart"/>
-      <w:r>
-        <w:rPr>
-          <w:color w:val="0000FF"/>
-        </w:rPr>
-        <w:t>h.l_name</w:t>
-      </w:r>
-      <w:proofErr w:type="spellEnd"/>
-      <w:r>
-        <w:rPr>
-          <w:color w:val="0000FF"/>
-        </w:rPr>
-        <w:t xml:space="preserve">) AS </w:t>
-      </w:r>
-      <w:proofErr w:type="spellStart"/>
-      <w:r>
-        <w:rPr>
-          <w:color w:val="0000FF"/>
-        </w:rPr>
-        <w:t>hName</w:t>
-      </w:r>
-      <w:proofErr w:type="spellEnd"/>
-    </w:p>
-    <w:p>
-      <w:pPr>
-        <w:rPr>
-          <w:color w:val="0000FF"/>
-        </w:rPr>
-      </w:pPr>
-      <w:r>
-        <w:rPr>
-          <w:color w:val="0000FF"/>
-        </w:rPr>
-        <w:t>FROM helpers9171 h</w:t>
-      </w:r>
-    </w:p>
-    <w:p>
-      <w:pPr>
-        <w:rPr>
-          <w:color w:val="0000FF"/>
-        </w:rPr>
-      </w:pPr>
-      <w:r>
-        <w:rPr>
-          <w:color w:val="0000FF"/>
-        </w:rPr>
-        <w:t xml:space="preserve">LEFT JOIN staffshift9171 ss ON </w:t>
-      </w:r>
-      <w:proofErr w:type="spellStart"/>
-      <w:proofErr w:type="gramStart"/>
-      <w:r>
-        <w:rPr>
-          <w:color w:val="0000FF"/>
-        </w:rPr>
-        <w:t>h.helper</w:t>
-      </w:r>
-      <w:proofErr w:type="gramEnd"/>
-      <w:r>
-        <w:rPr>
-          <w:color w:val="0000FF"/>
-        </w:rPr>
-        <w:t>_id</w:t>
-      </w:r>
-      <w:proofErr w:type="spellEnd"/>
-      <w:r>
-        <w:rPr>
-          <w:color w:val="0000FF"/>
-        </w:rPr>
-        <w:t xml:space="preserve"> = </w:t>
-      </w:r>
-      <w:proofErr w:type="spellStart"/>
-      <w:proofErr w:type="gramStart"/>
-      <w:r>
-        <w:rPr>
-          <w:color w:val="0000FF"/>
-        </w:rPr>
-        <w:t>ss.helper</w:t>
-      </w:r>
-      <w:proofErr w:type="gramEnd"/>
-      <w:r>
-        <w:rPr>
-          <w:color w:val="0000FF"/>
-        </w:rPr>
-        <w:t>_id</w:t>
-      </w:r>
-      <w:proofErr w:type="spellEnd"/>
-    </w:p>
-    <w:p>
-      <w:pPr>
-        <w:rPr>
-          <w:color w:val="0000FF"/>
-        </w:rPr>
-      </w:pPr>
-      <w:r>
-        <w:rPr>
-          <w:color w:val="0000FF"/>
-        </w:rPr>
-        <w:t xml:space="preserve">LEFT JOIN department9171 d ON </w:t>
-      </w:r>
-      <w:proofErr w:type="spellStart"/>
-      <w:proofErr w:type="gramStart"/>
-      <w:r>
-        <w:rPr>
-          <w:color w:val="0000FF"/>
-        </w:rPr>
-        <w:t>h.dept</w:t>
-      </w:r>
-      <w:proofErr w:type="gramEnd"/>
-      <w:r>
-        <w:rPr>
-          <w:color w:val="0000FF"/>
-        </w:rPr>
-        <w:t>_id</w:t>
-      </w:r>
-      <w:proofErr w:type="spellEnd"/>
-      <w:r>
-        <w:rPr>
-          <w:color w:val="0000FF"/>
-        </w:rPr>
-        <w:t xml:space="preserve"> = </w:t>
-      </w:r>
-      <w:proofErr w:type="spellStart"/>
-      <w:proofErr w:type="gramStart"/>
-      <w:r>
-        <w:rPr>
-          <w:color w:val="0000FF"/>
-        </w:rPr>
-        <w:t>d.dept</w:t>
-      </w:r>
-      <w:proofErr w:type="gramEnd"/>
-      <w:r>
-        <w:rPr>
-          <w:color w:val="0000FF"/>
-        </w:rPr>
-        <w:t>_id</w:t>
-      </w:r>
-      <w:proofErr w:type="spellEnd"/>
-    </w:p>
-    <w:p>
-      <w:pPr>
-        <w:rPr>
-          <w:color w:val="0000FF"/>
-        </w:rPr>
-      </w:pPr>
-      <w:r>
-        <w:rPr>
-          <w:color w:val="0000FF"/>
-        </w:rPr>
-        <w:t xml:space="preserve">WHERE </w:t>
-      </w:r>
-      <w:proofErr w:type="spellStart"/>
-      <w:proofErr w:type="gramStart"/>
-      <w:r>
-        <w:rPr>
-          <w:color w:val="0000FF"/>
-        </w:rPr>
-        <w:t>ss.shift</w:t>
-      </w:r>
-      <w:proofErr w:type="gramEnd"/>
-      <w:r>
-        <w:rPr>
-          <w:color w:val="0000FF"/>
-        </w:rPr>
-        <w:t>_id</w:t>
-      </w:r>
-      <w:proofErr w:type="spellEnd"/>
-      <w:r>
-        <w:rPr>
-          <w:color w:val="0000FF"/>
-        </w:rPr>
-        <w:t xml:space="preserve"> IS NULL</w:t>
-      </w:r>
-    </w:p>
-    <w:p>
-      <w:pPr>
-        <w:rPr>
-          <w:color w:val="0000FF"/>
-        </w:rPr>
-      </w:pPr>
-      <w:r>
-        <w:rPr>
-          <w:color w:val="0000FF"/>
-        </w:rPr>
-        <w:t xml:space="preserve">ORDER BY </w:t>
-      </w:r>
-      <w:proofErr w:type="spellStart"/>
-      <w:r>
-        <w:rPr>
-          <w:color w:val="0000FF"/>
-        </w:rPr>
-        <w:t>deptID</w:t>
-      </w:r>
-      <w:proofErr w:type="spellEnd"/>
-      <w:r>
-        <w:rPr>
-          <w:color w:val="0000FF"/>
-        </w:rPr>
-        <w:t xml:space="preserve">, </w:t>
-      </w:r>
-      <w:proofErr w:type="spellStart"/>
-      <w:r>
-        <w:rPr>
-          <w:color w:val="0000FF"/>
-        </w:rPr>
-        <w:t>hName</w:t>
-      </w:r>
-      <w:proofErr w:type="spellEnd"/>
-      <w:r>
-        <w:rPr>
-          <w:color w:val="0000FF"/>
-        </w:rPr>
-        <w:t>;</w:t>
-      </w:r>
-    </w:p>
-    <w:p>
-      <w:pPr>
-        <w:jc w:val="center"/>
-        <w:rPr>
-          <w:color w:val="000000" w:themeColor="text1"/>
-        </w:rPr>
-      </w:pPr>
-      <w:r>
-        <w:rPr>
+      </w:pPr>
+      <w:r>
+        <w:rPr>
+          <w:noProof/>
           <w:color w:val="000000" w:themeColor="text1"/>
         </w:rPr>
         <w:drawing>
@@ -2476,103 +1331,7 @@
         <w:rPr>
           <w:color w:val="000000" w:themeColor="text1"/>
         </w:rPr>
-        <w:t xml:space="preserve">. </w:t>
-      </w:r>
-      <w:r>
-        <w:rPr>
-          <w:color w:val="000000" w:themeColor="text1"/>
-        </w:rPr>
-        <w:t xml:space="preserve">How much money came through as payments in total and in each </w:t>
-      </w:r>
-      <w:proofErr w:type="gramStart"/>
-      <w:r>
-        <w:rPr>
-          <w:color w:val="000000" w:themeColor="text1"/>
-        </w:rPr>
-        <w:t>calendar</w:t>
-      </w:r>
-      <w:proofErr w:type="gramEnd"/>
-      <w:r>
-        <w:rPr>
-          <w:color w:val="000000" w:themeColor="text1"/>
-        </w:rPr>
-        <w:t xml:space="preserve"> year using</w:t>
-      </w:r>
-      <w:r>
-        <w:rPr>
-          <w:color w:val="000000" w:themeColor="text1"/>
-        </w:rPr>
-        <w:t xml:space="preserve"> </w:t>
-      </w:r>
-      <w:r>
-        <w:rPr>
-          <w:color w:val="000000" w:themeColor="text1"/>
-        </w:rPr>
-        <w:t>each mode of payment. Your results should show full total in the first row and then rows</w:t>
-      </w:r>
-      <w:r>
-        <w:rPr>
-          <w:color w:val="000000" w:themeColor="text1"/>
-        </w:rPr>
-        <w:t xml:space="preserve"> </w:t>
-      </w:r>
-      <w:r>
-        <w:rPr>
-          <w:color w:val="000000" w:themeColor="text1"/>
-        </w:rPr>
-        <w:t>with details: calendar year, mode of payment and money received ordered by year and</w:t>
-      </w:r>
-      <w:r>
-        <w:rPr>
-          <w:color w:val="000000" w:themeColor="text1"/>
-        </w:rPr>
-        <w:t xml:space="preserve"> </w:t>
-      </w:r>
-      <w:r>
-        <w:rPr>
-          <w:color w:val="000000" w:themeColor="text1"/>
-        </w:rPr>
-        <w:t>mode of payment (</w:t>
-      </w:r>
-      <w:proofErr w:type="gramStart"/>
-      <w:r>
-        <w:rPr>
-          <w:color w:val="000000" w:themeColor="text1"/>
-        </w:rPr>
-        <w:t>similar to</w:t>
-      </w:r>
-      <w:proofErr w:type="gramEnd"/>
-      <w:r>
-        <w:rPr>
-          <w:color w:val="000000" w:themeColor="text1"/>
-        </w:rPr>
-        <w:t xml:space="preserve"> below but showing total values in the last column). Your</w:t>
-      </w:r>
-      <w:r>
-        <w:rPr>
-          <w:color w:val="000000" w:themeColor="text1"/>
-        </w:rPr>
-        <w:t xml:space="preserve"> </w:t>
-      </w:r>
-      <w:r>
-        <w:rPr>
-          <w:color w:val="000000" w:themeColor="text1"/>
-        </w:rPr>
-        <w:t xml:space="preserve">output should look </w:t>
-      </w:r>
-      <w:proofErr w:type="gramStart"/>
-      <w:r>
-        <w:rPr>
-          <w:color w:val="000000" w:themeColor="text1"/>
-        </w:rPr>
-        <w:t>similar to</w:t>
-      </w:r>
-      <w:proofErr w:type="gramEnd"/>
-      <w:r>
-        <w:rPr>
-          <w:color w:val="000000" w:themeColor="text1"/>
-        </w:rPr>
-        <w:t xml:space="preserve"> the one below.</w:t>
+        <w:t>. How much money came through as payments in total and in each calendar year using each mode of payment. Your results should show full total in the first row and then rows with details: calendar year, mode of payment and money received ordered by year and mode of payment (similar to below but showing total values in the last column). Your output should look similar to the one below.</w:t>
       </w:r>
     </w:p>
     <w:p>
@@ -2647,21 +1406,7 @@
         <w:rPr>
           <w:color w:val="0000FF"/>
         </w:rPr>
-        <w:t xml:space="preserve">'1729171' AS </w:t>
-      </w:r>
-      <w:proofErr w:type="spellStart"/>
-      <w:r>
-        <w:rPr>
-          <w:color w:val="0000FF"/>
-        </w:rPr>
-        <w:t>StuID</w:t>
-      </w:r>
-      <w:proofErr w:type="spellEnd"/>
-      <w:r>
-        <w:rPr>
-          <w:color w:val="0000FF"/>
-        </w:rPr>
-        <w:t>,</w:t>
+        <w:t>'1729171' AS StuID,</w:t>
       </w:r>
     </w:p>
     <w:p>
@@ -2671,41 +1416,11 @@
           <w:color w:val="0000FF"/>
         </w:rPr>
       </w:pPr>
-      <w:proofErr w:type="gramStart"/>
-      <w:r>
-        <w:rPr>
-          <w:color w:val="0000FF"/>
-        </w:rPr>
-        <w:t>YEAR(</w:t>
-      </w:r>
-      <w:proofErr w:type="spellStart"/>
-      <w:proofErr w:type="gramEnd"/>
-      <w:r>
-        <w:rPr>
-          <w:color w:val="0000FF"/>
-        </w:rPr>
-        <w:t>appointment_date</w:t>
-      </w:r>
-      <w:proofErr w:type="spellEnd"/>
-      <w:r>
-        <w:rPr>
-          <w:color w:val="0000FF"/>
-        </w:rPr>
-        <w:t xml:space="preserve">) AS </w:t>
-      </w:r>
-      <w:proofErr w:type="spellStart"/>
-      <w:r>
-        <w:rPr>
-          <w:color w:val="0000FF"/>
-        </w:rPr>
-        <w:t>calendarYear</w:t>
-      </w:r>
-      <w:proofErr w:type="spellEnd"/>
-      <w:r>
-        <w:rPr>
-          <w:color w:val="0000FF"/>
-        </w:rPr>
-        <w:t>,</w:t>
+      <w:r>
+        <w:rPr>
+          <w:color w:val="0000FF"/>
+        </w:rPr>
+        <w:t>YEAR(appointment_date) AS calendarYear,</w:t>
       </w:r>
     </w:p>
     <w:p>
@@ -2719,34 +1434,7 @@
           <w:color w:val="0000FF"/>
         </w:rPr>
         <w:tab/>
-      </w:r>
-      <w:proofErr w:type="spellStart"/>
-      <w:r>
-        <w:rPr>
-          <w:color w:val="0000FF"/>
-        </w:rPr>
-        <w:t>mode_of_payment</w:t>
-      </w:r>
-      <w:proofErr w:type="spellEnd"/>
-      <w:r>
-        <w:rPr>
-          <w:color w:val="0000FF"/>
-        </w:rPr>
-        <w:t xml:space="preserve"> AS </w:t>
-      </w:r>
-      <w:proofErr w:type="spellStart"/>
-      <w:r>
-        <w:rPr>
-          <w:color w:val="0000FF"/>
-        </w:rPr>
-        <w:t>modeOfPayment</w:t>
-      </w:r>
-      <w:proofErr w:type="spellEnd"/>
-      <w:r>
-        <w:rPr>
-          <w:color w:val="0000FF"/>
-        </w:rPr>
-        <w:t>,</w:t>
+        <w:t>mode_of_payment AS modeOfPayment,</w:t>
       </w:r>
     </w:p>
     <w:p>
@@ -2760,42 +1448,7 @@
           <w:color w:val="0000FF"/>
         </w:rPr>
         <w:tab/>
-      </w:r>
-      <w:proofErr w:type="gramStart"/>
-      <w:r>
-        <w:rPr>
-          <w:color w:val="0000FF"/>
-        </w:rPr>
-        <w:t>SUM(</w:t>
-      </w:r>
-      <w:proofErr w:type="spellStart"/>
-      <w:proofErr w:type="gramEnd"/>
-      <w:r>
-        <w:rPr>
-          <w:color w:val="0000FF"/>
-        </w:rPr>
-        <w:t>payment_amount</w:t>
-      </w:r>
-      <w:proofErr w:type="spellEnd"/>
-      <w:r>
-        <w:rPr>
-          <w:color w:val="0000FF"/>
-        </w:rPr>
-        <w:t xml:space="preserve">) AS </w:t>
-      </w:r>
-      <w:proofErr w:type="spellStart"/>
-      <w:r>
-        <w:rPr>
-          <w:color w:val="0000FF"/>
-        </w:rPr>
-        <w:t>paymentsTotal</w:t>
-      </w:r>
-      <w:proofErr w:type="spellEnd"/>
-      <w:r>
-        <w:rPr>
-          <w:color w:val="0000FF"/>
-        </w:rPr>
-        <w:t>,</w:t>
+        <w:t>SUM(payment_amount) AS paymentsTotal,</w:t>
       </w:r>
     </w:p>
     <w:p>
@@ -2809,26 +1462,7 @@
           <w:color w:val="0000FF"/>
         </w:rPr>
         <w:tab/>
-      </w:r>
-      <w:r>
-        <w:rPr>
-          <w:color w:val="0000FF"/>
-        </w:rPr>
-        <w:t xml:space="preserve">1 AS </w:t>
-      </w:r>
-      <w:proofErr w:type="spellStart"/>
-      <w:r>
-        <w:rPr>
-          <w:color w:val="0000FF"/>
-        </w:rPr>
-        <w:t>rowType</w:t>
-      </w:r>
-      <w:proofErr w:type="spellEnd"/>
-      <w:r>
-        <w:rPr>
-          <w:color w:val="0000FF"/>
-        </w:rPr>
-        <w:t>,</w:t>
+        <w:t>1 AS rowType,</w:t>
       </w:r>
     </w:p>
     <w:p>
@@ -2842,37 +1476,8 @@
           <w:color w:val="0000FF"/>
         </w:rPr>
         <w:tab/>
-      </w:r>
-      <w:proofErr w:type="gramStart"/>
-      <w:r>
-        <w:rPr>
-          <w:color w:val="0000FF"/>
-        </w:rPr>
-        <w:t>YEAR(</w:t>
-      </w:r>
-      <w:proofErr w:type="spellStart"/>
-      <w:proofErr w:type="gramEnd"/>
-      <w:r>
-        <w:rPr>
-          <w:color w:val="0000FF"/>
-        </w:rPr>
-        <w:t>appointment_date</w:t>
-      </w:r>
-      <w:proofErr w:type="spellEnd"/>
-      <w:r>
-        <w:rPr>
-          <w:color w:val="0000FF"/>
-        </w:rPr>
-        <w:t xml:space="preserve">) AS </w:t>
-      </w:r>
-      <w:proofErr w:type="spellStart"/>
-      <w:r>
-        <w:rPr>
-          <w:color w:val="0000FF"/>
-        </w:rPr>
-        <w:t>sortYear</w:t>
-      </w:r>
-      <w:proofErr w:type="spellEnd"/>
+        <w:t>YEAR(appointment_date) AS sortYear</w:t>
+      </w:r>
     </w:p>
     <w:p>
       <w:pPr>
@@ -2897,38 +1502,8 @@
         <w:rPr>
           <w:color w:val="0000FF"/>
         </w:rPr>
-        <w:t xml:space="preserve">GROUP BY </w:t>
-      </w:r>
-      <w:proofErr w:type="gramStart"/>
-      <w:r>
-        <w:rPr>
-          <w:color w:val="0000FF"/>
-        </w:rPr>
-        <w:t>YEAR(</w:t>
-      </w:r>
-      <w:proofErr w:type="spellStart"/>
-      <w:proofErr w:type="gramEnd"/>
-      <w:r>
-        <w:rPr>
-          <w:color w:val="0000FF"/>
-        </w:rPr>
-        <w:t>appointment_date</w:t>
-      </w:r>
-      <w:proofErr w:type="spellEnd"/>
-      <w:r>
-        <w:rPr>
-          <w:color w:val="0000FF"/>
-        </w:rPr>
-        <w:t xml:space="preserve">), </w:t>
-      </w:r>
-      <w:proofErr w:type="spellStart"/>
-      <w:r>
-        <w:rPr>
-          <w:color w:val="0000FF"/>
-        </w:rPr>
-        <w:t>mode_of_payment</w:t>
-      </w:r>
-      <w:proofErr w:type="spellEnd"/>
+        <w:t>GROUP BY YEAR(appointment_date), mode_of_payment</w:t>
+      </w:r>
     </w:p>
     <w:p>
       <w:pPr>
@@ -2967,21 +1542,7 @@
           <w:color w:val="0000FF"/>
         </w:rPr>
         <w:tab/>
-        <w:t xml:space="preserve">'1729171' AS </w:t>
-      </w:r>
-      <w:proofErr w:type="spellStart"/>
-      <w:r>
-        <w:rPr>
-          <w:color w:val="0000FF"/>
-        </w:rPr>
-        <w:t>StuID</w:t>
-      </w:r>
-      <w:proofErr w:type="spellEnd"/>
-      <w:r>
-        <w:rPr>
-          <w:color w:val="0000FF"/>
-        </w:rPr>
-        <w:t>,</w:t>
+        <w:t>'1729171' AS StuID,</w:t>
       </w:r>
     </w:p>
     <w:p>
@@ -2995,26 +1556,7 @@
           <w:color w:val="0000FF"/>
         </w:rPr>
         <w:tab/>
-      </w:r>
-      <w:r>
-        <w:rPr>
-          <w:color w:val="0000FF"/>
-        </w:rPr>
-        <w:t xml:space="preserve">'' AS </w:t>
-      </w:r>
-      <w:proofErr w:type="spellStart"/>
-      <w:r>
-        <w:rPr>
-          <w:color w:val="0000FF"/>
-        </w:rPr>
-        <w:t>calendarYear</w:t>
-      </w:r>
-      <w:proofErr w:type="spellEnd"/>
-      <w:r>
-        <w:rPr>
-          <w:color w:val="0000FF"/>
-        </w:rPr>
-        <w:t>,</w:t>
+        <w:t>'' AS calendarYear,</w:t>
       </w:r>
     </w:p>
     <w:p>
@@ -3028,26 +1570,7 @@
           <w:color w:val="0000FF"/>
         </w:rPr>
         <w:tab/>
-      </w:r>
-      <w:r>
-        <w:rPr>
-          <w:color w:val="0000FF"/>
-        </w:rPr>
-        <w:t xml:space="preserve">'Total' AS </w:t>
-      </w:r>
-      <w:proofErr w:type="spellStart"/>
-      <w:r>
-        <w:rPr>
-          <w:color w:val="0000FF"/>
-        </w:rPr>
-        <w:t>modeOfPayment</w:t>
-      </w:r>
-      <w:proofErr w:type="spellEnd"/>
-      <w:r>
-        <w:rPr>
-          <w:color w:val="0000FF"/>
-        </w:rPr>
-        <w:t>,</w:t>
+        <w:t>'Total' AS modeOfPayment,</w:t>
       </w:r>
     </w:p>
     <w:p>
@@ -3061,42 +1584,7 @@
           <w:color w:val="0000FF"/>
         </w:rPr>
         <w:tab/>
-      </w:r>
-      <w:proofErr w:type="gramStart"/>
-      <w:r>
-        <w:rPr>
-          <w:color w:val="0000FF"/>
-        </w:rPr>
-        <w:t>SUM(</w:t>
-      </w:r>
-      <w:proofErr w:type="spellStart"/>
-      <w:proofErr w:type="gramEnd"/>
-      <w:r>
-        <w:rPr>
-          <w:color w:val="0000FF"/>
-        </w:rPr>
-        <w:t>payment_amount</w:t>
-      </w:r>
-      <w:proofErr w:type="spellEnd"/>
-      <w:r>
-        <w:rPr>
-          <w:color w:val="0000FF"/>
-        </w:rPr>
-        <w:t xml:space="preserve">) AS </w:t>
-      </w:r>
-      <w:proofErr w:type="spellStart"/>
-      <w:r>
-        <w:rPr>
-          <w:color w:val="0000FF"/>
-        </w:rPr>
-        <w:t>paymentsTotal</w:t>
-      </w:r>
-      <w:proofErr w:type="spellEnd"/>
-      <w:r>
-        <w:rPr>
-          <w:color w:val="0000FF"/>
-        </w:rPr>
-        <w:t>,</w:t>
+        <w:t>SUM(payment_amount) AS paymentsTotal,</w:t>
       </w:r>
     </w:p>
     <w:p>
@@ -3110,26 +1598,7 @@
           <w:color w:val="0000FF"/>
         </w:rPr>
         <w:tab/>
-      </w:r>
-      <w:r>
-        <w:rPr>
-          <w:color w:val="0000FF"/>
-        </w:rPr>
-        <w:t xml:space="preserve">0 AS </w:t>
-      </w:r>
-      <w:proofErr w:type="spellStart"/>
-      <w:r>
-        <w:rPr>
-          <w:color w:val="0000FF"/>
-        </w:rPr>
-        <w:t>rowType</w:t>
-      </w:r>
-      <w:proofErr w:type="spellEnd"/>
-      <w:r>
-        <w:rPr>
-          <w:color w:val="0000FF"/>
-        </w:rPr>
-        <w:t>,</w:t>
+        <w:t>0 AS rowType,</w:t>
       </w:r>
     </w:p>
     <w:p>
@@ -3143,37 +1612,8 @@
           <w:color w:val="0000FF"/>
         </w:rPr>
         <w:tab/>
-      </w:r>
-      <w:proofErr w:type="gramStart"/>
-      <w:r>
-        <w:rPr>
-          <w:color w:val="0000FF"/>
-        </w:rPr>
-        <w:t>YEAR(</w:t>
-      </w:r>
-      <w:proofErr w:type="spellStart"/>
-      <w:proofErr w:type="gramEnd"/>
-      <w:r>
-        <w:rPr>
-          <w:color w:val="0000FF"/>
-        </w:rPr>
-        <w:t>appointment_date</w:t>
-      </w:r>
-      <w:proofErr w:type="spellEnd"/>
-      <w:r>
-        <w:rPr>
-          <w:color w:val="0000FF"/>
-        </w:rPr>
-        <w:t xml:space="preserve">) AS </w:t>
-      </w:r>
-      <w:proofErr w:type="spellStart"/>
-      <w:r>
-        <w:rPr>
-          <w:color w:val="0000FF"/>
-        </w:rPr>
-        <w:t>sortYear</w:t>
-      </w:r>
-      <w:proofErr w:type="spellEnd"/>
+        <w:t>YEAR(appointment_date) AS sortYear</w:t>
+      </w:r>
     </w:p>
     <w:p>
       <w:pPr>
@@ -3198,84 +1638,20 @@
         <w:rPr>
           <w:color w:val="0000FF"/>
         </w:rPr>
-        <w:t xml:space="preserve">GROUP BY </w:t>
-      </w:r>
-      <w:proofErr w:type="gramStart"/>
-      <w:r>
-        <w:rPr>
-          <w:color w:val="0000FF"/>
-        </w:rPr>
-        <w:t>YEAR(</w:t>
-      </w:r>
-      <w:proofErr w:type="spellStart"/>
-      <w:proofErr w:type="gramEnd"/>
-      <w:r>
-        <w:rPr>
-          <w:color w:val="0000FF"/>
-        </w:rPr>
-        <w:t>appointment_date</w:t>
-      </w:r>
-      <w:proofErr w:type="spellEnd"/>
-      <w:r>
-        <w:rPr>
-          <w:color w:val="0000FF"/>
-        </w:rPr>
-        <w:t>)</w:t>
-      </w:r>
-    </w:p>
-    <w:p>
-      <w:pPr>
-        <w:rPr>
-          <w:color w:val="0000FF"/>
-        </w:rPr>
-      </w:pPr>
-      <w:r>
-        <w:rPr>
-          <w:color w:val="0000FF"/>
-        </w:rPr>
-        <w:t xml:space="preserve">ORDER BY </w:t>
-      </w:r>
-      <w:proofErr w:type="spellStart"/>
-      <w:r>
-        <w:rPr>
-          <w:color w:val="0000FF"/>
-        </w:rPr>
-        <w:t>sortYear</w:t>
-      </w:r>
-      <w:proofErr w:type="spellEnd"/>
-      <w:r>
-        <w:rPr>
-          <w:color w:val="0000FF"/>
-        </w:rPr>
-        <w:t xml:space="preserve"> ASC, </w:t>
-      </w:r>
-      <w:proofErr w:type="spellStart"/>
-      <w:r>
-        <w:rPr>
-          <w:color w:val="0000FF"/>
-        </w:rPr>
-        <w:t>rowType</w:t>
-      </w:r>
-      <w:proofErr w:type="spellEnd"/>
-      <w:r>
-        <w:rPr>
-          <w:color w:val="0000FF"/>
-        </w:rPr>
-        <w:t xml:space="preserve"> ASC, </w:t>
-      </w:r>
-      <w:proofErr w:type="spellStart"/>
-      <w:r>
-        <w:rPr>
-          <w:color w:val="0000FF"/>
-        </w:rPr>
-        <w:t>modeOfPayment</w:t>
-      </w:r>
-      <w:proofErr w:type="spellEnd"/>
-      <w:r>
-        <w:rPr>
-          <w:color w:val="0000FF"/>
-        </w:rPr>
-        <w:t xml:space="preserve"> ASC;</w:t>
+        <w:t>GROUP BY YEAR(appointment_date)</w:t>
+      </w:r>
+    </w:p>
+    <w:p>
+      <w:pPr>
+        <w:rPr>
+          <w:color w:val="0000FF"/>
+        </w:rPr>
+      </w:pPr>
+      <w:r>
+        <w:rPr>
+          <w:color w:val="0000FF"/>
+        </w:rPr>
+        <w:t>ORDER BY sortYear ASC, rowType ASC, modeOfPayment ASC;</w:t>
       </w:r>
     </w:p>
     <w:p>
@@ -3287,6 +1663,7 @@
       </w:pPr>
       <w:r>
         <w:rPr>
+          <w:noProof/>
           <w:color w:val="0000FF"/>
         </w:rPr>
         <w:lastRenderedPageBreak/>
@@ -3363,22 +1740,7 @@
         <w:t>Question 7</w:t>
       </w:r>
       <w:r>
-        <w:t xml:space="preserve">. </w:t>
-      </w:r>
-      <w:r>
-        <w:t>List the number of surgeries performed by each surgeon in each calendar year. Your list</w:t>
-      </w:r>
-      <w:r>
-        <w:t xml:space="preserve"> </w:t>
-      </w:r>
-      <w:r>
-        <w:t>should display years when surgeries were performed, then surgeons’ id and last name</w:t>
-      </w:r>
-      <w:r>
-        <w:t xml:space="preserve"> </w:t>
-      </w:r>
-      <w:r>
-        <w:t>and the number of performed surgeries.</w:t>
+        <w:t>. List the number of surgeries performed by each surgeon in each calendar year. Your list should display years when surgeries were performed, then surgeons’ id and last name and the number of performed surgeries.</w:t>
       </w:r>
     </w:p>
     <w:p>
@@ -3405,21 +1767,7 @@
         <w:rPr>
           <w:color w:val="0000FF"/>
         </w:rPr>
-        <w:t xml:space="preserve">'1729171' AS </w:t>
-      </w:r>
-      <w:proofErr w:type="spellStart"/>
-      <w:r>
-        <w:rPr>
-          <w:color w:val="0000FF"/>
-        </w:rPr>
-        <w:t>StuID</w:t>
-      </w:r>
-      <w:proofErr w:type="spellEnd"/>
-      <w:r>
-        <w:rPr>
-          <w:color w:val="0000FF"/>
-        </w:rPr>
-        <w:t>,</w:t>
+        <w:t>'1729171' AS StuID,</w:t>
       </w:r>
     </w:p>
     <w:p>
@@ -3429,33 +1777,11 @@
           <w:color w:val="0000FF"/>
         </w:rPr>
       </w:pPr>
-      <w:proofErr w:type="spellStart"/>
-      <w:r>
-        <w:rPr>
-          <w:color w:val="0000FF"/>
-        </w:rPr>
-        <w:t>d.doct_id</w:t>
-      </w:r>
-      <w:proofErr w:type="spellEnd"/>
-      <w:r>
-        <w:rPr>
-          <w:color w:val="0000FF"/>
-        </w:rPr>
-        <w:t xml:space="preserve"> AS </w:t>
-      </w:r>
-      <w:proofErr w:type="spellStart"/>
-      <w:r>
-        <w:rPr>
-          <w:color w:val="0000FF"/>
-        </w:rPr>
-        <w:t>sID</w:t>
-      </w:r>
-      <w:proofErr w:type="spellEnd"/>
-      <w:r>
-        <w:rPr>
-          <w:color w:val="0000FF"/>
-        </w:rPr>
-        <w:t>,</w:t>
+      <w:r>
+        <w:rPr>
+          <w:color w:val="0000FF"/>
+        </w:rPr>
+        <w:t>d.doct_id AS sID,</w:t>
       </w:r>
     </w:p>
     <w:p>
@@ -3465,33 +1791,11 @@
           <w:color w:val="0000FF"/>
         </w:rPr>
       </w:pPr>
-      <w:proofErr w:type="spellStart"/>
-      <w:r>
-        <w:rPr>
-          <w:color w:val="0000FF"/>
-        </w:rPr>
-        <w:t>d.l_name</w:t>
-      </w:r>
-      <w:proofErr w:type="spellEnd"/>
-      <w:r>
-        <w:rPr>
-          <w:color w:val="0000FF"/>
-        </w:rPr>
-        <w:t xml:space="preserve"> AS </w:t>
-      </w:r>
-      <w:proofErr w:type="spellStart"/>
-      <w:r>
-        <w:rPr>
-          <w:color w:val="0000FF"/>
-        </w:rPr>
-        <w:t>sLastName</w:t>
-      </w:r>
-      <w:proofErr w:type="spellEnd"/>
-      <w:r>
-        <w:rPr>
-          <w:color w:val="0000FF"/>
-        </w:rPr>
-        <w:t>,</w:t>
+      <w:r>
+        <w:rPr>
+          <w:color w:val="0000FF"/>
+        </w:rPr>
+        <w:t>d.l_name AS sLastName,</w:t>
       </w:r>
     </w:p>
     <w:p>
@@ -3505,49 +1809,7 @@
         <w:rPr>
           <w:color w:val="0000FF"/>
         </w:rPr>
-        <w:t>IFNULL(</w:t>
-      </w:r>
-      <w:proofErr w:type="gramStart"/>
-      <w:r>
-        <w:rPr>
-          <w:color w:val="0000FF"/>
-        </w:rPr>
-        <w:t>YEAR(</w:t>
-      </w:r>
-      <w:proofErr w:type="spellStart"/>
-      <w:r>
-        <w:rPr>
-          <w:color w:val="0000FF"/>
-        </w:rPr>
-        <w:t>sr.surgery</w:t>
-      </w:r>
-      <w:proofErr w:type="gramEnd"/>
-      <w:r>
-        <w:rPr>
-          <w:color w:val="0000FF"/>
-        </w:rPr>
-        <w:t>_date</w:t>
-      </w:r>
-      <w:proofErr w:type="spellEnd"/>
-      <w:r>
-        <w:rPr>
-          <w:color w:val="0000FF"/>
-        </w:rPr>
-        <w:t xml:space="preserve">), '') AS </w:t>
-      </w:r>
-      <w:proofErr w:type="spellStart"/>
-      <w:r>
-        <w:rPr>
-          <w:color w:val="0000FF"/>
-        </w:rPr>
-        <w:t>yearOfSurgery</w:t>
-      </w:r>
-      <w:proofErr w:type="spellEnd"/>
-      <w:r>
-        <w:rPr>
-          <w:color w:val="0000FF"/>
-        </w:rPr>
-        <w:t>,</w:t>
+        <w:t>IFNULL(YEAR(sr.surgery_date), '') AS yearOfSurgery,</w:t>
       </w:r>
     </w:p>
     <w:p>
@@ -3561,38 +1823,8 @@
         <w:rPr>
           <w:color w:val="0000FF"/>
         </w:rPr>
-        <w:t>IFNULL(</w:t>
-      </w:r>
-      <w:proofErr w:type="gramStart"/>
-      <w:r>
-        <w:rPr>
-          <w:color w:val="0000FF"/>
-        </w:rPr>
-        <w:t>COUNT(</w:t>
-      </w:r>
-      <w:proofErr w:type="spellStart"/>
-      <w:proofErr w:type="gramEnd"/>
-      <w:r>
-        <w:rPr>
-          <w:color w:val="0000FF"/>
-        </w:rPr>
-        <w:t>surgery_id</w:t>
-      </w:r>
-      <w:proofErr w:type="spellEnd"/>
-      <w:r>
-        <w:rPr>
-          <w:color w:val="0000FF"/>
-        </w:rPr>
-        <w:t xml:space="preserve">), 0) AS </w:t>
-      </w:r>
-      <w:proofErr w:type="spellStart"/>
-      <w:r>
-        <w:rPr>
-          <w:color w:val="0000FF"/>
-        </w:rPr>
-        <w:t>numSurgeries</w:t>
-      </w:r>
-      <w:proofErr w:type="spellEnd"/>
+        <w:t>IFNULL(COUNT(surgery_id), 0) AS numSurgeries</w:t>
+      </w:r>
     </w:p>
     <w:p>
       <w:pPr>
@@ -3617,129 +1849,33 @@
         <w:rPr>
           <w:color w:val="0000FF"/>
         </w:rPr>
-        <w:t xml:space="preserve">LEFT JOIN surgeryrecord9171 </w:t>
-      </w:r>
-      <w:proofErr w:type="spellStart"/>
-      <w:r>
-        <w:rPr>
-          <w:color w:val="0000FF"/>
-        </w:rPr>
-        <w:t>sr</w:t>
-      </w:r>
-      <w:proofErr w:type="spellEnd"/>
-    </w:p>
-    <w:p>
-      <w:pPr>
-        <w:rPr>
-          <w:color w:val="0000FF"/>
-        </w:rPr>
-      </w:pPr>
-      <w:r>
-        <w:rPr>
-          <w:color w:val="0000FF"/>
-        </w:rPr>
-        <w:t xml:space="preserve">ON </w:t>
-      </w:r>
-      <w:proofErr w:type="spellStart"/>
-      <w:proofErr w:type="gramStart"/>
-      <w:r>
-        <w:rPr>
-          <w:color w:val="0000FF"/>
-        </w:rPr>
-        <w:t>d.doct</w:t>
-      </w:r>
-      <w:proofErr w:type="gramEnd"/>
-      <w:r>
-        <w:rPr>
-          <w:color w:val="0000FF"/>
-        </w:rPr>
-        <w:t>_id</w:t>
-      </w:r>
-      <w:proofErr w:type="spellEnd"/>
-      <w:r>
-        <w:rPr>
-          <w:color w:val="0000FF"/>
-        </w:rPr>
-        <w:t xml:space="preserve"> = </w:t>
-      </w:r>
-      <w:proofErr w:type="spellStart"/>
-      <w:proofErr w:type="gramStart"/>
-      <w:r>
-        <w:rPr>
-          <w:color w:val="0000FF"/>
-        </w:rPr>
-        <w:t>sr.surgeon</w:t>
-      </w:r>
-      <w:proofErr w:type="gramEnd"/>
-      <w:r>
-        <w:rPr>
-          <w:color w:val="0000FF"/>
-        </w:rPr>
-        <w:t>_id</w:t>
-      </w:r>
-      <w:proofErr w:type="spellEnd"/>
-    </w:p>
-    <w:p>
-      <w:pPr>
-        <w:rPr>
-          <w:color w:val="0000FF"/>
-        </w:rPr>
-      </w:pPr>
-      <w:r>
-        <w:rPr>
-          <w:color w:val="0000FF"/>
-        </w:rPr>
-        <w:t>GROUP BY IFNULL(</w:t>
-      </w:r>
-      <w:proofErr w:type="gramStart"/>
-      <w:r>
-        <w:rPr>
-          <w:color w:val="0000FF"/>
-        </w:rPr>
-        <w:t>YEAR(</w:t>
-      </w:r>
-      <w:proofErr w:type="spellStart"/>
-      <w:r>
-        <w:rPr>
-          <w:color w:val="0000FF"/>
-        </w:rPr>
-        <w:t>sr.surgery</w:t>
-      </w:r>
-      <w:proofErr w:type="gramEnd"/>
-      <w:r>
-        <w:rPr>
-          <w:color w:val="0000FF"/>
-        </w:rPr>
-        <w:t>_date</w:t>
-      </w:r>
-      <w:proofErr w:type="spellEnd"/>
-      <w:r>
-        <w:rPr>
-          <w:color w:val="0000FF"/>
-        </w:rPr>
-        <w:t xml:space="preserve">), ''), </w:t>
-      </w:r>
-      <w:proofErr w:type="spellStart"/>
-      <w:proofErr w:type="gramStart"/>
-      <w:r>
-        <w:rPr>
-          <w:color w:val="0000FF"/>
-        </w:rPr>
-        <w:t>d.doct</w:t>
-      </w:r>
-      <w:proofErr w:type="gramEnd"/>
-      <w:r>
-        <w:rPr>
-          <w:color w:val="0000FF"/>
-        </w:rPr>
-        <w:t>_id</w:t>
-      </w:r>
-      <w:proofErr w:type="spellEnd"/>
-      <w:r>
-        <w:rPr>
-          <w:color w:val="0000FF"/>
-        </w:rPr>
-        <w:t>;</w:t>
+        <w:t>LEFT JOIN surgeryrecord9171 sr</w:t>
+      </w:r>
+    </w:p>
+    <w:p>
+      <w:pPr>
+        <w:rPr>
+          <w:color w:val="0000FF"/>
+        </w:rPr>
+      </w:pPr>
+      <w:r>
+        <w:rPr>
+          <w:color w:val="0000FF"/>
+        </w:rPr>
+        <w:t>ON d.doct_id = sr.surgeon_id</w:t>
+      </w:r>
+    </w:p>
+    <w:p>
+      <w:pPr>
+        <w:rPr>
+          <w:color w:val="0000FF"/>
+        </w:rPr>
+      </w:pPr>
+      <w:r>
+        <w:rPr>
+          <w:color w:val="0000FF"/>
+        </w:rPr>
+        <w:t>GROUP BY IFNULL(YEAR(sr.surgery_date), ''), d.doct_id;</w:t>
       </w:r>
     </w:p>
     <w:p>
@@ -3751,6 +1887,7 @@
       </w:pPr>
       <w:r>
         <w:rPr>
+          <w:noProof/>
           <w:color w:val="0000FF"/>
         </w:rPr>
         <w:drawing>
@@ -3821,51 +1958,15 @@
         <w:rPr>
           <w:b/>
           <w:bCs/>
-          <w:color w:val="EE0000"/>
         </w:rPr>
         <w:lastRenderedPageBreak/>
         <w:t>Question 8</w:t>
       </w:r>
       <w:r>
-        <w:rPr>
-          <w:color w:val="EE0000"/>
-        </w:rPr>
-        <w:t xml:space="preserve">. </w:t>
-      </w:r>
-      <w:r>
-        <w:t>For each letter of the alphabet – A, B, C etc. – display the number of patients whose last</w:t>
-      </w:r>
-      <w:r>
-        <w:t xml:space="preserve"> </w:t>
-      </w:r>
-      <w:r>
-        <w:t>name begins with that letter. Order your output alphabetically. If a letter doesn't have</w:t>
-      </w:r>
-      <w:r>
-        <w:t xml:space="preserve"> </w:t>
-      </w:r>
-      <w:r>
-        <w:t>any corresponding patients, you can simply omit it from the listing. Hint: you can use</w:t>
-      </w:r>
-      <w:r>
-        <w:t xml:space="preserve"> </w:t>
-      </w:r>
-      <w:r>
-        <w:t xml:space="preserve">the </w:t>
-      </w:r>
-      <w:proofErr w:type="gramStart"/>
-      <w:r>
-        <w:t>LEFT(</w:t>
-      </w:r>
-      <w:proofErr w:type="gramEnd"/>
-      <w:r>
-        <w:t>string, n) function to find the first letter of a string. For example, the first two</w:t>
-      </w:r>
-      <w:r>
-        <w:t xml:space="preserve"> </w:t>
-      </w:r>
-      <w:r>
-        <w:t>lines of your output would look like this:</w:t>
+        <w:t>. F</w:t>
+      </w:r>
+      <w:r>
+        <w:t>or each letter of the alphabet – A, B, C etc. – display the number of patients whose last name begins with that letter. Order your output alphabetically. If a letter doesn't have any corresponding patients, you can simply omit it from the listing. Hint: you can use the LEFT(string, n) function to find the first letter of a string. For example, the first two lines of your output would look like this:</w:t>
       </w:r>
     </w:p>
     <w:p>
@@ -3934,21 +2035,7 @@
           <w:color w:val="0000FF"/>
         </w:rPr>
         <w:tab/>
-        <w:t xml:space="preserve">'1729171' AS </w:t>
-      </w:r>
-      <w:proofErr w:type="spellStart"/>
-      <w:r>
-        <w:rPr>
-          <w:color w:val="0000FF"/>
-        </w:rPr>
-        <w:t>StuID</w:t>
-      </w:r>
-      <w:proofErr w:type="spellEnd"/>
-      <w:r>
-        <w:rPr>
-          <w:color w:val="0000FF"/>
-        </w:rPr>
-        <w:t>,</w:t>
+        <w:t>'1729171' AS StuID,</w:t>
       </w:r>
     </w:p>
     <w:p>
@@ -3962,28 +2049,7 @@
           <w:color w:val="0000FF"/>
         </w:rPr>
         <w:tab/>
-      </w:r>
-      <w:proofErr w:type="gramStart"/>
-      <w:r>
-        <w:rPr>
-          <w:color w:val="0000FF"/>
-        </w:rPr>
-        <w:t>LEFT(</w:t>
-      </w:r>
-      <w:proofErr w:type="spellStart"/>
-      <w:proofErr w:type="gramEnd"/>
-      <w:r>
-        <w:rPr>
-          <w:color w:val="0000FF"/>
-        </w:rPr>
-        <w:t>p.l_name</w:t>
-      </w:r>
-      <w:proofErr w:type="spellEnd"/>
-      <w:r>
-        <w:rPr>
-          <w:color w:val="0000FF"/>
-        </w:rPr>
-        <w:t>, 1) AS Letter,</w:t>
+        <w:t>LEFT(p.l_name, 1) AS Letter,</w:t>
       </w:r>
     </w:p>
     <w:p>
@@ -3993,28 +2059,12 @@
           <w:color w:val="0000FF"/>
         </w:rPr>
       </w:pPr>
-      <w:proofErr w:type="gramStart"/>
-      <w:r>
-        <w:rPr>
-          <w:color w:val="0000FF"/>
-        </w:rPr>
-        <w:t>COUNT(</w:t>
-      </w:r>
-      <w:proofErr w:type="gramEnd"/>
-      <w:r>
-        <w:rPr>
-          <w:color w:val="0000FF"/>
-        </w:rPr>
-        <w:t xml:space="preserve">*) AS </w:t>
-      </w:r>
-      <w:proofErr w:type="spellStart"/>
-      <w:r>
-        <w:rPr>
-          <w:color w:val="0000FF"/>
-        </w:rPr>
-        <w:t>HowMany</w:t>
-      </w:r>
-      <w:proofErr w:type="spellEnd"/>
+      <w:r>
+        <w:rPr>
+          <w:color w:val="0000FF"/>
+        </w:rPr>
+        <w:t>COUNT(*) AS HowMany</w:t>
+      </w:r>
     </w:p>
     <w:p>
       <w:pPr>
@@ -4064,6 +2114,7 @@
       </w:pPr>
       <w:r>
         <w:rPr>
+          <w:noProof/>
           <w:color w:val="EE0000"/>
         </w:rPr>
         <w:drawing>
@@ -4139,43 +2190,7 @@
         <w:t>Question 9</w:t>
       </w:r>
       <w:r>
-        <w:t xml:space="preserve">. </w:t>
-      </w:r>
-      <w:r>
-        <w:t>Which patient (or patients if more than one) has had the highest number of</w:t>
-      </w:r>
-      <w:r>
-        <w:t xml:space="preserve"> </w:t>
-      </w:r>
-      <w:r>
-        <w:t>appointments? (That is, more appointments than all the other patients.) If there is a tie</w:t>
-      </w:r>
-      <w:r>
-        <w:t xml:space="preserve"> </w:t>
-      </w:r>
-      <w:r>
-        <w:t>for first place, list all the patients who tied. Your results should show the patient(s)’ ID,</w:t>
-      </w:r>
-      <w:r>
-        <w:t xml:space="preserve"> </w:t>
-      </w:r>
-      <w:r>
-        <w:t>first and last name in the format “last comma space first” (e.g. Lee, June), and the</w:t>
-      </w:r>
-      <w:r>
-        <w:t xml:space="preserve"> </w:t>
-      </w:r>
-      <w:r>
-        <w:t>number of appointments they had.</w:t>
-      </w:r>
-      <w:r>
-        <w:t xml:space="preserve"> </w:t>
-      </w:r>
-      <w:r>
-        <w:t>Hint: you will need to use ALL (see additional explanation</w:t>
-      </w:r>
-      <w:r>
-        <w:t xml:space="preserve"> </w:t>
+        <w:t xml:space="preserve">. Which patient (or patients if more than one) has had the highest number of appointments? (That is, more appointments than all the other patients.) If there is a tie for first place, list all the patients who tied. Your results should show the patient(s)’ ID, first and last name in the format “last comma space first” (e.g. Lee, June), and the number of appointments they had. Hint: you will need to use ALL (see additional explanation </w:t>
       </w:r>
       <w:hyperlink r:id="rId20" w:history="1">
         <w:r>
@@ -4214,21 +2229,7 @@
         <w:rPr>
           <w:color w:val="0000FF"/>
         </w:rPr>
-        <w:t xml:space="preserve">'1729171' AS </w:t>
-      </w:r>
-      <w:proofErr w:type="spellStart"/>
-      <w:r>
-        <w:rPr>
-          <w:color w:val="0000FF"/>
-        </w:rPr>
-        <w:t>StuID</w:t>
-      </w:r>
-      <w:proofErr w:type="spellEnd"/>
-      <w:r>
-        <w:rPr>
-          <w:color w:val="0000FF"/>
-        </w:rPr>
-        <w:t>,</w:t>
+        <w:t>'1729171' AS StuID,</w:t>
       </w:r>
     </w:p>
     <w:p>
@@ -4238,41 +2239,11 @@
           <w:color w:val="0000FF"/>
         </w:rPr>
       </w:pPr>
-      <w:proofErr w:type="spellStart"/>
-      <w:proofErr w:type="gramStart"/>
-      <w:r>
-        <w:rPr>
-          <w:color w:val="0000FF"/>
-        </w:rPr>
-        <w:t>p.patient</w:t>
-      </w:r>
-      <w:proofErr w:type="gramEnd"/>
-      <w:r>
-        <w:rPr>
-          <w:color w:val="0000FF"/>
-        </w:rPr>
-        <w:t>_id</w:t>
-      </w:r>
-      <w:proofErr w:type="spellEnd"/>
-      <w:r>
-        <w:rPr>
-          <w:color w:val="0000FF"/>
-        </w:rPr>
-        <w:t xml:space="preserve"> AS </w:t>
-      </w:r>
-      <w:proofErr w:type="spellStart"/>
-      <w:r>
-        <w:rPr>
-          <w:color w:val="0000FF"/>
-        </w:rPr>
-        <w:t>pID</w:t>
-      </w:r>
-      <w:proofErr w:type="spellEnd"/>
-      <w:r>
-        <w:rPr>
-          <w:color w:val="0000FF"/>
-        </w:rPr>
-        <w:t>,</w:t>
+      <w:r>
+        <w:rPr>
+          <w:color w:val="0000FF"/>
+        </w:rPr>
+        <w:t>p.patient_id AS pID,</w:t>
       </w:r>
     </w:p>
     <w:p>
@@ -4282,55 +2253,11 @@
           <w:color w:val="0000FF"/>
         </w:rPr>
       </w:pPr>
-      <w:proofErr w:type="gramStart"/>
-      <w:r>
-        <w:rPr>
-          <w:color w:val="0000FF"/>
-        </w:rPr>
-        <w:t>CONCAT(</w:t>
-      </w:r>
-      <w:proofErr w:type="spellStart"/>
-      <w:proofErr w:type="gramEnd"/>
-      <w:r>
-        <w:rPr>
-          <w:color w:val="0000FF"/>
-        </w:rPr>
-        <w:t>l_name</w:t>
-      </w:r>
-      <w:proofErr w:type="spellEnd"/>
-      <w:r>
-        <w:rPr>
-          <w:color w:val="0000FF"/>
-        </w:rPr>
-        <w:t xml:space="preserve">, ', ', </w:t>
-      </w:r>
-      <w:proofErr w:type="spellStart"/>
-      <w:r>
-        <w:rPr>
-          <w:color w:val="0000FF"/>
-        </w:rPr>
-        <w:t>f_name</w:t>
-      </w:r>
-      <w:proofErr w:type="spellEnd"/>
-      <w:r>
-        <w:rPr>
-          <w:color w:val="0000FF"/>
-        </w:rPr>
-        <w:t xml:space="preserve">) AS </w:t>
-      </w:r>
-      <w:proofErr w:type="spellStart"/>
-      <w:r>
-        <w:rPr>
-          <w:color w:val="0000FF"/>
-        </w:rPr>
-        <w:t>pName</w:t>
-      </w:r>
-      <w:proofErr w:type="spellEnd"/>
-      <w:r>
-        <w:rPr>
-          <w:color w:val="0000FF"/>
-        </w:rPr>
-        <w:t>,</w:t>
+      <w:r>
+        <w:rPr>
+          <w:color w:val="0000FF"/>
+        </w:rPr>
+        <w:t>CONCAT(l_name, ', ', f_name) AS pName,</w:t>
       </w:r>
     </w:p>
     <w:p>
@@ -4340,28 +2267,12 @@
           <w:color w:val="0000FF"/>
         </w:rPr>
       </w:pPr>
-      <w:proofErr w:type="gramStart"/>
-      <w:r>
-        <w:rPr>
-          <w:color w:val="0000FF"/>
-        </w:rPr>
-        <w:t>COUNT(</w:t>
-      </w:r>
-      <w:proofErr w:type="gramEnd"/>
-      <w:r>
-        <w:rPr>
-          <w:color w:val="0000FF"/>
-        </w:rPr>
-        <w:t xml:space="preserve">*) AS </w:t>
-      </w:r>
-      <w:proofErr w:type="spellStart"/>
-      <w:r>
-        <w:rPr>
-          <w:color w:val="0000FF"/>
-        </w:rPr>
-        <w:t>numAppts</w:t>
-      </w:r>
-      <w:proofErr w:type="spellEnd"/>
+      <w:r>
+        <w:rPr>
+          <w:color w:val="0000FF"/>
+        </w:rPr>
+        <w:t>COUNT(*) AS numAppts</w:t>
+      </w:r>
     </w:p>
     <w:p>
       <w:pPr>
@@ -4399,110 +2310,34 @@
         <w:rPr>
           <w:color w:val="0000FF"/>
         </w:rPr>
-        <w:t xml:space="preserve">ON </w:t>
-      </w:r>
-      <w:proofErr w:type="spellStart"/>
-      <w:proofErr w:type="gramStart"/>
-      <w:r>
-        <w:rPr>
-          <w:color w:val="0000FF"/>
-        </w:rPr>
-        <w:t>p.patient</w:t>
-      </w:r>
-      <w:proofErr w:type="gramEnd"/>
-      <w:r>
-        <w:rPr>
-          <w:color w:val="0000FF"/>
-        </w:rPr>
-        <w:t>_id</w:t>
-      </w:r>
-      <w:proofErr w:type="spellEnd"/>
-      <w:r>
-        <w:rPr>
-          <w:color w:val="0000FF"/>
-        </w:rPr>
-        <w:t xml:space="preserve"> = </w:t>
-      </w:r>
-      <w:proofErr w:type="spellStart"/>
-      <w:proofErr w:type="gramStart"/>
-      <w:r>
-        <w:rPr>
-          <w:color w:val="0000FF"/>
-        </w:rPr>
-        <w:t>a.patient</w:t>
-      </w:r>
-      <w:proofErr w:type="gramEnd"/>
-      <w:r>
-        <w:rPr>
-          <w:color w:val="0000FF"/>
-        </w:rPr>
-        <w:t>_id</w:t>
-      </w:r>
-      <w:proofErr w:type="spellEnd"/>
-    </w:p>
-    <w:p>
-      <w:pPr>
-        <w:rPr>
-          <w:color w:val="0000FF"/>
-        </w:rPr>
-      </w:pPr>
-      <w:r>
-        <w:rPr>
-          <w:color w:val="0000FF"/>
-        </w:rPr>
-        <w:t xml:space="preserve">GROUP BY </w:t>
-      </w:r>
-      <w:proofErr w:type="spellStart"/>
-      <w:proofErr w:type="gramStart"/>
-      <w:r>
-        <w:rPr>
-          <w:color w:val="0000FF"/>
-        </w:rPr>
-        <w:t>p.patient</w:t>
-      </w:r>
-      <w:proofErr w:type="gramEnd"/>
-      <w:r>
-        <w:rPr>
-          <w:color w:val="0000FF"/>
-        </w:rPr>
-        <w:t>_id</w:t>
-      </w:r>
-      <w:proofErr w:type="spellEnd"/>
-    </w:p>
-    <w:p>
-      <w:pPr>
-        <w:rPr>
-          <w:color w:val="0000FF"/>
-        </w:rPr>
-      </w:pPr>
-      <w:r>
-        <w:rPr>
-          <w:color w:val="0000FF"/>
-        </w:rPr>
-        <w:t xml:space="preserve">HAVING </w:t>
-      </w:r>
-      <w:proofErr w:type="gramStart"/>
-      <w:r>
-        <w:rPr>
-          <w:color w:val="0000FF"/>
-        </w:rPr>
-        <w:t>COUNT(</w:t>
-      </w:r>
-      <w:proofErr w:type="gramEnd"/>
-      <w:r>
-        <w:rPr>
-          <w:color w:val="0000FF"/>
-        </w:rPr>
-        <w:t xml:space="preserve">*) &gt;= </w:t>
-      </w:r>
-      <w:proofErr w:type="gramStart"/>
-      <w:r>
-        <w:rPr>
-          <w:color w:val="0000FF"/>
-        </w:rPr>
-        <w:t>ALL(</w:t>
-      </w:r>
-      <w:proofErr w:type="gramEnd"/>
+        <w:t>ON p.patient_id = a.patient_id</w:t>
+      </w:r>
+    </w:p>
+    <w:p>
+      <w:pPr>
+        <w:rPr>
+          <w:color w:val="0000FF"/>
+        </w:rPr>
+      </w:pPr>
+      <w:r>
+        <w:rPr>
+          <w:color w:val="0000FF"/>
+        </w:rPr>
+        <w:t>GROUP BY p.patient_id</w:t>
+      </w:r>
+    </w:p>
+    <w:p>
+      <w:pPr>
+        <w:rPr>
+          <w:color w:val="0000FF"/>
+        </w:rPr>
+      </w:pPr>
+      <w:r>
+        <w:rPr>
+          <w:color w:val="0000FF"/>
+        </w:rPr>
+        <w:t>HAVING COUNT(*) &gt;= ALL(</w:t>
+      </w:r>
     </w:p>
     <w:p>
       <w:pPr>
@@ -4515,21 +2350,7 @@
         <w:rPr>
           <w:color w:val="0000FF"/>
         </w:rPr>
-        <w:t xml:space="preserve">SELECT </w:t>
-      </w:r>
-      <w:proofErr w:type="gramStart"/>
-      <w:r>
-        <w:rPr>
-          <w:color w:val="0000FF"/>
-        </w:rPr>
-        <w:t>COUNT(</w:t>
-      </w:r>
-      <w:proofErr w:type="gramEnd"/>
-      <w:r>
-        <w:rPr>
-          <w:color w:val="0000FF"/>
-        </w:rPr>
-        <w:t>*)</w:t>
+        <w:t>SELECT COUNT(*)</w:t>
       </w:r>
     </w:p>
     <w:p>
@@ -4557,21 +2378,7 @@
         <w:rPr>
           <w:color w:val="0000FF"/>
         </w:rPr>
-        <w:t>GROUP BY a</w:t>
-      </w:r>
-      <w:proofErr w:type="gramStart"/>
-      <w:r>
-        <w:rPr>
-          <w:color w:val="0000FF"/>
-        </w:rPr>
-        <w:t>2.patient</w:t>
-      </w:r>
-      <w:proofErr w:type="gramEnd"/>
-      <w:r>
-        <w:rPr>
-          <w:color w:val="0000FF"/>
-        </w:rPr>
-        <w:t>_id</w:t>
+        <w:t>GROUP BY a2.patient_id</w:t>
       </w:r>
     </w:p>
     <w:p>
@@ -4589,6 +2396,9 @@
     </w:p>
     <w:p>
       <w:r>
+        <w:rPr>
+          <w:noProof/>
+        </w:rPr>
         <w:drawing>
           <wp:inline distT="0" distB="0" distL="0" distR="0" wp14:anchorId="56C73CB6" wp14:editId="347107AE">
             <wp:extent cx="3343742" cy="647790"/>
@@ -4662,36 +2472,7 @@
         <w:t>Question 10a</w:t>
       </w:r>
       <w:r>
-        <w:t xml:space="preserve">. </w:t>
-      </w:r>
-      <w:r>
-        <w:t>Add yourself as a patient. You do not need to provide your real DOB, phone and</w:t>
-      </w:r>
-      <w:r>
-        <w:t xml:space="preserve"> </w:t>
-      </w:r>
-      <w:r>
-        <w:t xml:space="preserve">address, any fictitious data is acceptable, </w:t>
-      </w:r>
-      <w:proofErr w:type="gramStart"/>
-      <w:r>
-        <w:t>as long as</w:t>
-      </w:r>
-      <w:proofErr w:type="gramEnd"/>
-      <w:r>
-        <w:t xml:space="preserve"> it is saved in the table. Use your</w:t>
-      </w:r>
-      <w:r>
-        <w:t xml:space="preserve"> </w:t>
-      </w:r>
-      <w:r>
-        <w:t>student ID as patient ID. Provide a screenshot of the message generated by Workbench that a record was</w:t>
-      </w:r>
-      <w:r>
-        <w:t xml:space="preserve"> </w:t>
-      </w:r>
-      <w:r>
-        <w:t>added.</w:t>
+        <w:t>. Add yourself as a patient. You do not need to provide your real DOB, phone and address, any fictitious data is acceptable, as long as it is saved in the table. Use your student ID as patient ID. Provide a screenshot of the message generated by Workbench that a record was added.</w:t>
       </w:r>
     </w:p>
     <w:p>
@@ -4714,24 +2495,17 @@
           <w:color w:val="0000FF"/>
         </w:rPr>
       </w:pPr>
-      <w:proofErr w:type="gramStart"/>
-      <w:r>
-        <w:rPr>
-          <w:color w:val="0000FF"/>
-        </w:rPr>
-        <w:t>VALUES(</w:t>
-      </w:r>
-      <w:proofErr w:type="gramEnd"/>
-      <w:r>
-        <w:rPr>
-          <w:color w:val="0000FF"/>
-        </w:rPr>
-        <w:t>1729171, 'Timothy', 'Wong', 'M', '1999-12-25', '0467897622', '1 Park Road, Carlton VIC 3010, Australia');</w:t>
-      </w:r>
-    </w:p>
-    <w:p>
-      <w:r>
-        <w:rPr>
+      <w:r>
+        <w:rPr>
+          <w:color w:val="0000FF"/>
+        </w:rPr>
+        <w:t>VALUES(1729171, 'Timothy', 'Wong', 'M', '1999-12-25', '0467897622', '1 Park Road, Carlton VIC 3010, Australia');</w:t>
+      </w:r>
+    </w:p>
+    <w:p>
+      <w:r>
+        <w:rPr>
+          <w:noProof/>
           <w:color w:val="0000FF"/>
         </w:rPr>
         <w:drawing>
@@ -4795,77 +2569,17 @@
         <w:t>Question 10b</w:t>
       </w:r>
       <w:r>
-        <w:t xml:space="preserve">. </w:t>
-      </w:r>
-      <w:r>
-        <w:t>Add an appointment for yourself with Dr. Sonia Ali on any date in October 2026; use</w:t>
-      </w:r>
-      <w:r>
-        <w:t xml:space="preserve"> </w:t>
-      </w:r>
-      <w:r>
-        <w:t>any reason you want for the appointment. The appointment status should be as</w:t>
-      </w:r>
-      <w:r>
-        <w:t xml:space="preserve"> </w:t>
-      </w:r>
-      <w:r>
-        <w:t>“scheduled” and in person without payment details. This task needs to be done as a</w:t>
-      </w:r>
-      <w:r>
-        <w:t xml:space="preserve"> </w:t>
-      </w:r>
-      <w:r>
-        <w:t xml:space="preserve">simple transaction where you need to determine </w:t>
-      </w:r>
-      <w:proofErr w:type="gramStart"/>
-      <w:r>
-        <w:t>doctor’s</w:t>
-      </w:r>
-      <w:proofErr w:type="gramEnd"/>
-      <w:r>
-        <w:t xml:space="preserve"> ID first and only after that</w:t>
-      </w:r>
-      <w:r>
-        <w:t xml:space="preserve"> </w:t>
-      </w:r>
-      <w:r>
-        <w:t xml:space="preserve">you can save appointment details. </w:t>
-      </w:r>
-    </w:p>
-    <w:p>
-      <w:r>
-        <w:t xml:space="preserve">Note, to find out the last appointment number use </w:t>
-      </w:r>
-      <w:proofErr w:type="gramStart"/>
-      <w:r>
-        <w:t>MAX(</w:t>
-      </w:r>
-      <w:proofErr w:type="spellStart"/>
-      <w:proofErr w:type="gramEnd"/>
-      <w:r>
-        <w:t>appointment_Id</w:t>
-      </w:r>
-      <w:proofErr w:type="spellEnd"/>
-      <w:r>
-        <w:t>).</w:t>
-      </w:r>
-      <w:r>
-        <w:t xml:space="preserve"> </w:t>
-      </w:r>
-      <w:r>
-        <w:t xml:space="preserve">This task needs to be done as a transaction. </w:t>
-      </w:r>
-    </w:p>
-    <w:p>
-      <w:r>
-        <w:t>Provide a screenshot of the status of executing the transaction. Make sure you include all</w:t>
-      </w:r>
-      <w:r>
-        <w:t xml:space="preserve"> </w:t>
-      </w:r>
-      <w:r>
-        <w:t>status rows relevant to the transaction.</w:t>
+        <w:t xml:space="preserve">. Add an appointment for yourself with Dr. Sonia Ali on any date in October 2026; use any reason you want for the appointment. The appointment status should be as “scheduled” and in person without payment details. This task needs to be done as a simple transaction where you need to determine doctor’s ID first and only after that you can save appointment details. </w:t>
+      </w:r>
+    </w:p>
+    <w:p>
+      <w:r>
+        <w:t xml:space="preserve">Note, to find out the last appointment number use MAX(appointment_Id). This task needs to be done as a transaction. </w:t>
+      </w:r>
+    </w:p>
+    <w:p>
+      <w:r>
+        <w:t>Provide a screenshot of the status of executing the transaction. Make sure you include all status rows relevant to the transaction.</w:t>
       </w:r>
     </w:p>
     <w:p>
@@ -4918,21 +2632,7 @@
           <w:color w:val="0000FF"/>
         </w:rPr>
         <w:tab/>
-        <w:t xml:space="preserve">SELECT </w:t>
-      </w:r>
-      <w:proofErr w:type="spellStart"/>
-      <w:r>
-        <w:rPr>
-          <w:color w:val="0000FF"/>
-        </w:rPr>
-        <w:t>doct_id</w:t>
-      </w:r>
-      <w:proofErr w:type="spellEnd"/>
-      <w:r>
-        <w:rPr>
-          <w:color w:val="0000FF"/>
-        </w:rPr>
-        <w:t xml:space="preserve"> AS `Dr. Sonia Ali's ID`</w:t>
+        <w:t>SELECT doct_id AS `Dr. Sonia Ali's ID`</w:t>
       </w:r>
     </w:p>
     <w:p>
@@ -4960,35 +2660,7 @@
           <w:color w:val="0000FF"/>
         </w:rPr>
         <w:tab/>
-        <w:t xml:space="preserve">WHERE </w:t>
-      </w:r>
-      <w:proofErr w:type="spellStart"/>
-      <w:r>
-        <w:rPr>
-          <w:color w:val="0000FF"/>
-        </w:rPr>
-        <w:t>l_name</w:t>
-      </w:r>
-      <w:proofErr w:type="spellEnd"/>
-      <w:r>
-        <w:rPr>
-          <w:color w:val="0000FF"/>
-        </w:rPr>
-        <w:t xml:space="preserve"> = 'Ali' AND </w:t>
-      </w:r>
-      <w:proofErr w:type="spellStart"/>
-      <w:r>
-        <w:rPr>
-          <w:color w:val="0000FF"/>
-        </w:rPr>
-        <w:t>f_name</w:t>
-      </w:r>
-      <w:proofErr w:type="spellEnd"/>
-      <w:r>
-        <w:rPr>
-          <w:color w:val="0000FF"/>
-        </w:rPr>
-        <w:t xml:space="preserve"> = 'Dr. Sonia'</w:t>
+        <w:t>WHERE l_name = 'Ali' AND f_name = 'Dr. Sonia'</w:t>
       </w:r>
     </w:p>
     <w:p>
@@ -5041,29 +2713,7 @@
           <w:color w:val="0000FF"/>
         </w:rPr>
         <w:tab/>
-        <w:t xml:space="preserve">SELECT </w:t>
-      </w:r>
-      <w:proofErr w:type="gramStart"/>
-      <w:r>
-        <w:rPr>
-          <w:color w:val="0000FF"/>
-        </w:rPr>
-        <w:t>MAX(</w:t>
-      </w:r>
-      <w:proofErr w:type="spellStart"/>
-      <w:proofErr w:type="gramEnd"/>
-      <w:r>
-        <w:rPr>
-          <w:color w:val="0000FF"/>
-        </w:rPr>
-        <w:t>appointment_id</w:t>
-      </w:r>
-      <w:proofErr w:type="spellEnd"/>
-      <w:r>
-        <w:rPr>
-          <w:color w:val="0000FF"/>
-        </w:rPr>
-        <w:t>) AS `Last appointment number`</w:t>
+        <w:t>SELECT MAX(appointment_id) AS `Last appointment number`</w:t>
       </w:r>
     </w:p>
     <w:p>
@@ -5116,77 +2766,7 @@
         <w:rPr>
           <w:color w:val="0000FF"/>
         </w:rPr>
-        <w:t>INSERT INTO appointment9171(</w:t>
-      </w:r>
-      <w:proofErr w:type="spellStart"/>
-      <w:r>
-        <w:rPr>
-          <w:color w:val="0000FF"/>
-        </w:rPr>
-        <w:t>appointment_id</w:t>
-      </w:r>
-      <w:proofErr w:type="spellEnd"/>
-      <w:r>
-        <w:rPr>
-          <w:color w:val="0000FF"/>
-        </w:rPr>
-        <w:t xml:space="preserve">, </w:t>
-      </w:r>
-      <w:proofErr w:type="spellStart"/>
-      <w:r>
-        <w:rPr>
-          <w:color w:val="0000FF"/>
-        </w:rPr>
-        <w:t>patient_id</w:t>
-      </w:r>
-      <w:proofErr w:type="spellEnd"/>
-      <w:r>
-        <w:rPr>
-          <w:color w:val="0000FF"/>
-        </w:rPr>
-        <w:t xml:space="preserve">, </w:t>
-      </w:r>
-      <w:proofErr w:type="spellStart"/>
-      <w:r>
-        <w:rPr>
-          <w:color w:val="0000FF"/>
-        </w:rPr>
-        <w:t>doct_id</w:t>
-      </w:r>
-      <w:proofErr w:type="spellEnd"/>
-      <w:r>
-        <w:rPr>
-          <w:color w:val="0000FF"/>
-        </w:rPr>
-        <w:t xml:space="preserve">, </w:t>
-      </w:r>
-      <w:proofErr w:type="spellStart"/>
-      <w:r>
-        <w:rPr>
-          <w:color w:val="0000FF"/>
-        </w:rPr>
-        <w:t>appointment_date</w:t>
-      </w:r>
-      <w:proofErr w:type="spellEnd"/>
-      <w:r>
-        <w:rPr>
-          <w:color w:val="0000FF"/>
-        </w:rPr>
-        <w:t xml:space="preserve">, </w:t>
-      </w:r>
-      <w:proofErr w:type="spellStart"/>
-      <w:r>
-        <w:rPr>
-          <w:color w:val="0000FF"/>
-        </w:rPr>
-        <w:t>appointment_status</w:t>
-      </w:r>
-      <w:proofErr w:type="spellEnd"/>
-      <w:r>
-        <w:rPr>
-          <w:color w:val="0000FF"/>
-        </w:rPr>
-        <w:t>)</w:t>
+        <w:t>INSERT INTO appointment9171(appointment_id, patient_id, doct_id, appointment_date, appointment_status)</w:t>
       </w:r>
     </w:p>
     <w:p>
@@ -5200,20 +2780,7 @@
           <w:color w:val="0000FF"/>
         </w:rPr>
         <w:tab/>
-      </w:r>
-      <w:proofErr w:type="gramStart"/>
-      <w:r>
-        <w:rPr>
-          <w:color w:val="0000FF"/>
-        </w:rPr>
-        <w:t>VALUES(</w:t>
-      </w:r>
-      <w:proofErr w:type="gramEnd"/>
-      <w:r>
-        <w:rPr>
-          <w:color w:val="0000FF"/>
-        </w:rPr>
-        <w:t>@LastApptNum + 1, 1729171, @DrSoniaAliID, '2026-10-15', 'Scheduled');</w:t>
+        <w:t>VALUES(@LastApptNum + 1, 1729171, @DrSoniaAliID, '2026-10-15', 'Scheduled');</w:t>
       </w:r>
     </w:p>
     <w:p>
@@ -5231,6 +2798,9 @@
     </w:p>
     <w:p>
       <w:r>
+        <w:rPr>
+          <w:noProof/>
+        </w:rPr>
         <w:drawing>
           <wp:inline distT="0" distB="0" distL="0" distR="0" wp14:anchorId="3A3E327A" wp14:editId="74B2A4AF">
             <wp:extent cx="5731510" cy="469265"/>
@@ -5288,28 +2858,7 @@
         <w:t>Question 10c</w:t>
       </w:r>
       <w:r>
-        <w:t xml:space="preserve">. </w:t>
-      </w:r>
-      <w:r>
-        <w:t>Create an SQL statement showing your id and name as a patient and your</w:t>
-      </w:r>
-      <w:r>
-        <w:t xml:space="preserve"> </w:t>
-      </w:r>
-      <w:r>
-        <w:t>appointment details including appointment id, doctor’s id and full name (last and first</w:t>
-      </w:r>
-      <w:r>
-        <w:t xml:space="preserve"> </w:t>
-      </w:r>
-      <w:r>
-        <w:t>separated by comma and space), date, mode of the appointment and status of the</w:t>
-      </w:r>
-      <w:r>
-        <w:t xml:space="preserve"> </w:t>
-      </w:r>
-      <w:r>
-        <w:t>appointment.</w:t>
+        <w:t>. Create an SQL statement showing your id and name as a patient and your appointment details including appointment id, doctor’s id and full name (last and first separated by comma and space), date, mode of the appointment and status of the appointment.</w:t>
       </w:r>
     </w:p>
     <w:p>
@@ -5336,21 +2885,7 @@
           <w:color w:val="0000FF"/>
         </w:rPr>
         <w:tab/>
-        <w:t xml:space="preserve">'1729171' AS </w:t>
-      </w:r>
-      <w:proofErr w:type="spellStart"/>
-      <w:r>
-        <w:rPr>
-          <w:color w:val="0000FF"/>
-        </w:rPr>
-        <w:t>StuID</w:t>
-      </w:r>
-      <w:proofErr w:type="spellEnd"/>
-      <w:r>
-        <w:rPr>
-          <w:color w:val="0000FF"/>
-        </w:rPr>
-        <w:t>,</w:t>
+        <w:t>'1729171' AS StuID,</w:t>
       </w:r>
     </w:p>
     <w:p>
@@ -5364,42 +2899,7 @@
           <w:color w:val="0000FF"/>
         </w:rPr>
         <w:tab/>
-      </w:r>
-      <w:proofErr w:type="spellStart"/>
-      <w:proofErr w:type="gramStart"/>
-      <w:r>
-        <w:rPr>
-          <w:color w:val="0000FF"/>
-        </w:rPr>
-        <w:t>p.patient</w:t>
-      </w:r>
-      <w:proofErr w:type="gramEnd"/>
-      <w:r>
-        <w:rPr>
-          <w:color w:val="0000FF"/>
-        </w:rPr>
-        <w:t>_id</w:t>
-      </w:r>
-      <w:proofErr w:type="spellEnd"/>
-      <w:r>
-        <w:rPr>
-          <w:color w:val="0000FF"/>
-        </w:rPr>
-        <w:t xml:space="preserve"> AS </w:t>
-      </w:r>
-      <w:proofErr w:type="spellStart"/>
-      <w:r>
-        <w:rPr>
-          <w:color w:val="0000FF"/>
-        </w:rPr>
-        <w:t>pID</w:t>
-      </w:r>
-      <w:proofErr w:type="spellEnd"/>
-      <w:r>
-        <w:rPr>
-          <w:color w:val="0000FF"/>
-        </w:rPr>
-        <w:t>,</w:t>
+        <w:t>p.patient_id AS pID,</w:t>
       </w:r>
     </w:p>
     <w:p>
@@ -5413,56 +2913,7 @@
           <w:color w:val="0000FF"/>
         </w:rPr>
         <w:tab/>
-      </w:r>
-      <w:proofErr w:type="gramStart"/>
-      <w:r>
-        <w:rPr>
-          <w:color w:val="0000FF"/>
-        </w:rPr>
-        <w:t>CONCAT(</w:t>
-      </w:r>
-      <w:proofErr w:type="spellStart"/>
-      <w:proofErr w:type="gramEnd"/>
-      <w:r>
-        <w:rPr>
-          <w:color w:val="0000FF"/>
-        </w:rPr>
-        <w:t>p.l_name</w:t>
-      </w:r>
-      <w:proofErr w:type="spellEnd"/>
-      <w:r>
-        <w:rPr>
-          <w:color w:val="0000FF"/>
-        </w:rPr>
-        <w:t xml:space="preserve">, ', ', </w:t>
-      </w:r>
-      <w:proofErr w:type="spellStart"/>
-      <w:r>
-        <w:rPr>
-          <w:color w:val="0000FF"/>
-        </w:rPr>
-        <w:t>p.f_name</w:t>
-      </w:r>
-      <w:proofErr w:type="spellEnd"/>
-      <w:r>
-        <w:rPr>
-          <w:color w:val="0000FF"/>
-        </w:rPr>
-        <w:t xml:space="preserve">) AS </w:t>
-      </w:r>
-      <w:proofErr w:type="spellStart"/>
-      <w:r>
-        <w:rPr>
-          <w:color w:val="0000FF"/>
-        </w:rPr>
-        <w:t>pName</w:t>
-      </w:r>
-      <w:proofErr w:type="spellEnd"/>
-      <w:r>
-        <w:rPr>
-          <w:color w:val="0000FF"/>
-        </w:rPr>
-        <w:t>,</w:t>
+        <w:t>CONCAT(p.l_name, ', ', p.f_name) AS pName,</w:t>
       </w:r>
     </w:p>
     <w:p>
@@ -5476,34 +2927,7 @@
           <w:color w:val="0000FF"/>
         </w:rPr>
         <w:tab/>
-      </w:r>
-      <w:proofErr w:type="spellStart"/>
-      <w:r>
-        <w:rPr>
-          <w:color w:val="0000FF"/>
-        </w:rPr>
-        <w:t>appointment_id</w:t>
-      </w:r>
-      <w:proofErr w:type="spellEnd"/>
-      <w:r>
-        <w:rPr>
-          <w:color w:val="0000FF"/>
-        </w:rPr>
-        <w:t xml:space="preserve"> AS </w:t>
-      </w:r>
-      <w:proofErr w:type="spellStart"/>
-      <w:r>
-        <w:rPr>
-          <w:color w:val="0000FF"/>
-        </w:rPr>
-        <w:t>apptID</w:t>
-      </w:r>
-      <w:proofErr w:type="spellEnd"/>
-      <w:r>
-        <w:rPr>
-          <w:color w:val="0000FF"/>
-        </w:rPr>
-        <w:t>,</w:t>
+        <w:t>appointment_id AS apptID,</w:t>
       </w:r>
     </w:p>
     <w:p>
@@ -5517,34 +2941,7 @@
           <w:color w:val="0000FF"/>
         </w:rPr>
         <w:tab/>
-      </w:r>
-      <w:proofErr w:type="spellStart"/>
-      <w:r>
-        <w:rPr>
-          <w:color w:val="0000FF"/>
-        </w:rPr>
-        <w:t>d.doct_id</w:t>
-      </w:r>
-      <w:proofErr w:type="spellEnd"/>
-      <w:r>
-        <w:rPr>
-          <w:color w:val="0000FF"/>
-        </w:rPr>
-        <w:t xml:space="preserve"> AS </w:t>
-      </w:r>
-      <w:proofErr w:type="spellStart"/>
-      <w:r>
-        <w:rPr>
-          <w:color w:val="0000FF"/>
-        </w:rPr>
-        <w:t>dID</w:t>
-      </w:r>
-      <w:proofErr w:type="spellEnd"/>
-      <w:r>
-        <w:rPr>
-          <w:color w:val="0000FF"/>
-        </w:rPr>
-        <w:t>,</w:t>
+        <w:t>d.doct_id AS dID,</w:t>
       </w:r>
     </w:p>
     <w:p>
@@ -5558,56 +2955,7 @@
           <w:color w:val="0000FF"/>
         </w:rPr>
         <w:tab/>
-      </w:r>
-      <w:proofErr w:type="gramStart"/>
-      <w:r>
-        <w:rPr>
-          <w:color w:val="0000FF"/>
-        </w:rPr>
-        <w:t>CONCAT(</w:t>
-      </w:r>
-      <w:proofErr w:type="spellStart"/>
-      <w:proofErr w:type="gramEnd"/>
-      <w:r>
-        <w:rPr>
-          <w:color w:val="0000FF"/>
-        </w:rPr>
-        <w:t>d.l_name</w:t>
-      </w:r>
-      <w:proofErr w:type="spellEnd"/>
-      <w:r>
-        <w:rPr>
-          <w:color w:val="0000FF"/>
-        </w:rPr>
-        <w:t xml:space="preserve">, ', ', </w:t>
-      </w:r>
-      <w:proofErr w:type="spellStart"/>
-      <w:r>
-        <w:rPr>
-          <w:color w:val="0000FF"/>
-        </w:rPr>
-        <w:t>d.f_name</w:t>
-      </w:r>
-      <w:proofErr w:type="spellEnd"/>
-      <w:r>
-        <w:rPr>
-          <w:color w:val="0000FF"/>
-        </w:rPr>
-        <w:t xml:space="preserve">) AS </w:t>
-      </w:r>
-      <w:proofErr w:type="spellStart"/>
-      <w:r>
-        <w:rPr>
-          <w:color w:val="0000FF"/>
-        </w:rPr>
-        <w:t>dName</w:t>
-      </w:r>
-      <w:proofErr w:type="spellEnd"/>
-      <w:r>
-        <w:rPr>
-          <w:color w:val="0000FF"/>
-        </w:rPr>
-        <w:t>,</w:t>
+        <w:t>CONCAT(d.l_name, ', ', d.f_name) AS dName,</w:t>
       </w:r>
     </w:p>
     <w:p>
@@ -5621,34 +2969,7 @@
           <w:color w:val="0000FF"/>
         </w:rPr>
         <w:tab/>
-      </w:r>
-      <w:proofErr w:type="spellStart"/>
-      <w:r>
-        <w:rPr>
-          <w:color w:val="0000FF"/>
-        </w:rPr>
-        <w:t>appointment_date</w:t>
-      </w:r>
-      <w:proofErr w:type="spellEnd"/>
-      <w:r>
-        <w:rPr>
-          <w:color w:val="0000FF"/>
-        </w:rPr>
-        <w:t xml:space="preserve"> AS </w:t>
-      </w:r>
-      <w:proofErr w:type="spellStart"/>
-      <w:r>
-        <w:rPr>
-          <w:color w:val="0000FF"/>
-        </w:rPr>
-        <w:t>apptDate</w:t>
-      </w:r>
-      <w:proofErr w:type="spellEnd"/>
-      <w:r>
-        <w:rPr>
-          <w:color w:val="0000FF"/>
-        </w:rPr>
-        <w:t>,</w:t>
+        <w:t>appointment_date AS apptDate,</w:t>
       </w:r>
     </w:p>
     <w:p>
@@ -5662,34 +2983,7 @@
           <w:color w:val="0000FF"/>
         </w:rPr>
         <w:tab/>
-      </w:r>
-      <w:proofErr w:type="spellStart"/>
-      <w:r>
-        <w:rPr>
-          <w:color w:val="0000FF"/>
-        </w:rPr>
-        <w:t>mode_of_appointment</w:t>
-      </w:r>
-      <w:proofErr w:type="spellEnd"/>
-      <w:r>
-        <w:rPr>
-          <w:color w:val="0000FF"/>
-        </w:rPr>
-        <w:t xml:space="preserve"> AS </w:t>
-      </w:r>
-      <w:proofErr w:type="spellStart"/>
-      <w:r>
-        <w:rPr>
-          <w:color w:val="0000FF"/>
-        </w:rPr>
-        <w:t>apptMode</w:t>
-      </w:r>
-      <w:proofErr w:type="spellEnd"/>
-      <w:r>
-        <w:rPr>
-          <w:color w:val="0000FF"/>
-        </w:rPr>
-        <w:t>,</w:t>
+        <w:t>mode_of_appointment AS apptMode,</w:t>
       </w:r>
     </w:p>
     <w:p>
@@ -5703,34 +2997,7 @@
           <w:color w:val="0000FF"/>
         </w:rPr>
         <w:tab/>
-      </w:r>
-      <w:proofErr w:type="spellStart"/>
-      <w:r>
-        <w:rPr>
-          <w:color w:val="0000FF"/>
-        </w:rPr>
-        <w:t>mode_of_payment</w:t>
-      </w:r>
-      <w:proofErr w:type="spellEnd"/>
-      <w:r>
-        <w:rPr>
-          <w:color w:val="0000FF"/>
-        </w:rPr>
-        <w:t xml:space="preserve"> AS </w:t>
-      </w:r>
-      <w:proofErr w:type="spellStart"/>
-      <w:r>
-        <w:rPr>
-          <w:color w:val="0000FF"/>
-        </w:rPr>
-        <w:t>paymentMode</w:t>
-      </w:r>
-      <w:proofErr w:type="spellEnd"/>
-      <w:r>
-        <w:rPr>
-          <w:color w:val="0000FF"/>
-        </w:rPr>
-        <w:t>,</w:t>
+        <w:t>mode_of_payment AS paymentMode,</w:t>
       </w:r>
     </w:p>
     <w:p>
@@ -5744,29 +3011,8 @@
           <w:color w:val="0000FF"/>
         </w:rPr>
         <w:tab/>
-      </w:r>
-      <w:proofErr w:type="spellStart"/>
-      <w:r>
-        <w:rPr>
-          <w:color w:val="0000FF"/>
-        </w:rPr>
-        <w:t>appointment_status</w:t>
-      </w:r>
-      <w:proofErr w:type="spellEnd"/>
-      <w:r>
-        <w:rPr>
-          <w:color w:val="0000FF"/>
-        </w:rPr>
-        <w:t xml:space="preserve"> AS </w:t>
-      </w:r>
-      <w:proofErr w:type="spellStart"/>
-      <w:r>
-        <w:rPr>
-          <w:color w:val="0000FF"/>
-        </w:rPr>
-        <w:t>apptStatus</w:t>
-      </w:r>
-      <w:proofErr w:type="spellEnd"/>
+        <w:t>appointment_status AS apptStatus</w:t>
+      </w:r>
     </w:p>
     <w:p>
       <w:pPr>
@@ -5791,131 +3037,33 @@
         <w:rPr>
           <w:color w:val="0000FF"/>
         </w:rPr>
-        <w:t xml:space="preserve">LEFT JOIN appointment9171 a ON </w:t>
-      </w:r>
-      <w:proofErr w:type="spellStart"/>
-      <w:proofErr w:type="gramStart"/>
-      <w:r>
-        <w:rPr>
-          <w:color w:val="0000FF"/>
-        </w:rPr>
-        <w:t>p.patient</w:t>
-      </w:r>
-      <w:proofErr w:type="gramEnd"/>
-      <w:r>
-        <w:rPr>
-          <w:color w:val="0000FF"/>
-        </w:rPr>
-        <w:t>_id</w:t>
-      </w:r>
-      <w:proofErr w:type="spellEnd"/>
-      <w:r>
-        <w:rPr>
-          <w:color w:val="0000FF"/>
-        </w:rPr>
-        <w:t xml:space="preserve"> = </w:t>
-      </w:r>
-      <w:proofErr w:type="spellStart"/>
-      <w:proofErr w:type="gramStart"/>
-      <w:r>
-        <w:rPr>
-          <w:color w:val="0000FF"/>
-        </w:rPr>
-        <w:t>a.patient</w:t>
-      </w:r>
-      <w:proofErr w:type="gramEnd"/>
-      <w:r>
-        <w:rPr>
-          <w:color w:val="0000FF"/>
-        </w:rPr>
-        <w:t>_id</w:t>
-      </w:r>
-      <w:proofErr w:type="spellEnd"/>
-    </w:p>
-    <w:p>
-      <w:pPr>
-        <w:rPr>
-          <w:color w:val="0000FF"/>
-        </w:rPr>
-      </w:pPr>
-      <w:r>
-        <w:rPr>
-          <w:color w:val="0000FF"/>
-        </w:rPr>
-        <w:t xml:space="preserve">LEFT JOIN doctor9171 d ON </w:t>
-      </w:r>
-      <w:proofErr w:type="spellStart"/>
-      <w:proofErr w:type="gramStart"/>
-      <w:r>
-        <w:rPr>
-          <w:color w:val="0000FF"/>
-        </w:rPr>
-        <w:t>d.doct</w:t>
-      </w:r>
-      <w:proofErr w:type="gramEnd"/>
-      <w:r>
-        <w:rPr>
-          <w:color w:val="0000FF"/>
-        </w:rPr>
-        <w:t>_id</w:t>
-      </w:r>
-      <w:proofErr w:type="spellEnd"/>
-      <w:r>
-        <w:rPr>
-          <w:color w:val="0000FF"/>
-        </w:rPr>
-        <w:t xml:space="preserve"> = </w:t>
-      </w:r>
-      <w:proofErr w:type="spellStart"/>
-      <w:proofErr w:type="gramStart"/>
-      <w:r>
-        <w:rPr>
-          <w:color w:val="0000FF"/>
-        </w:rPr>
-        <w:t>a.doct</w:t>
-      </w:r>
-      <w:proofErr w:type="gramEnd"/>
-      <w:r>
-        <w:rPr>
-          <w:color w:val="0000FF"/>
-        </w:rPr>
-        <w:t>_id</w:t>
-      </w:r>
-      <w:proofErr w:type="spellEnd"/>
-    </w:p>
-    <w:p>
-      <w:pPr>
-        <w:rPr>
-          <w:color w:val="0000FF"/>
-        </w:rPr>
-      </w:pPr>
-      <w:r>
-        <w:rPr>
-          <w:color w:val="0000FF"/>
-        </w:rPr>
-        <w:t xml:space="preserve">WHERE </w:t>
-      </w:r>
-      <w:proofErr w:type="spellStart"/>
-      <w:proofErr w:type="gramStart"/>
-      <w:r>
-        <w:rPr>
-          <w:color w:val="0000FF"/>
-        </w:rPr>
-        <w:t>p.patient</w:t>
-      </w:r>
-      <w:proofErr w:type="gramEnd"/>
-      <w:r>
-        <w:rPr>
-          <w:color w:val="0000FF"/>
-        </w:rPr>
-        <w:t>_id</w:t>
-      </w:r>
-      <w:proofErr w:type="spellEnd"/>
-      <w:r>
-        <w:rPr>
-          <w:color w:val="0000FF"/>
-        </w:rPr>
-        <w:t xml:space="preserve"> = 1729171;</w:t>
+        <w:t>LEFT JOIN appointment9171 a ON p.patient_id = a.patient_id</w:t>
+      </w:r>
+    </w:p>
+    <w:p>
+      <w:pPr>
+        <w:rPr>
+          <w:color w:val="0000FF"/>
+        </w:rPr>
+      </w:pPr>
+      <w:r>
+        <w:rPr>
+          <w:color w:val="0000FF"/>
+        </w:rPr>
+        <w:t>LEFT JOIN doctor9171 d ON d.doct_id = a.doct_id</w:t>
+      </w:r>
+    </w:p>
+    <w:p>
+      <w:pPr>
+        <w:rPr>
+          <w:color w:val="0000FF"/>
+        </w:rPr>
+      </w:pPr>
+      <w:r>
+        <w:rPr>
+          <w:color w:val="0000FF"/>
+        </w:rPr>
+        <w:t>WHERE p.patient_id = 1729171;</w:t>
       </w:r>
     </w:p>
     <w:p>
@@ -5927,6 +3075,7 @@
       </w:pPr>
       <w:r>
         <w:rPr>
+          <w:noProof/>
           <w:color w:val="0000FF"/>
         </w:rPr>
         <w:drawing>
@@ -6002,49 +3151,20 @@
         <w:t>Question 11a</w:t>
       </w:r>
       <w:r>
-        <w:t xml:space="preserve">. </w:t>
-      </w:r>
-      <w:r>
-        <w:t>Write the SQL DDL to create a view that counts number of wards in each</w:t>
-      </w:r>
-      <w:r>
-        <w:t xml:space="preserve"> </w:t>
-      </w:r>
-      <w:r>
-        <w:t>department. Your list should include department ID, department name and number</w:t>
-      </w:r>
-      <w:r>
-        <w:t xml:space="preserve"> </w:t>
-      </w:r>
-      <w:r>
-        <w:t>of wards.</w:t>
-      </w:r>
-    </w:p>
-    <w:p>
-      <w:pPr>
-        <w:rPr>
-          <w:color w:val="0000FF"/>
-        </w:rPr>
-      </w:pPr>
-      <w:r>
-        <w:rPr>
-          <w:color w:val="0000FF"/>
-        </w:rPr>
-        <w:t xml:space="preserve">CREATE VIEW </w:t>
-      </w:r>
-      <w:proofErr w:type="spellStart"/>
-      <w:r>
-        <w:rPr>
-          <w:color w:val="0000FF"/>
-        </w:rPr>
-        <w:t>WardCount</w:t>
-      </w:r>
-      <w:proofErr w:type="spellEnd"/>
-      <w:r>
-        <w:rPr>
-          <w:color w:val="0000FF"/>
-        </w:rPr>
-        <w:t xml:space="preserve"> AS</w:t>
+        <w:t>. Write the SQL DDL to create a view that counts number of wards in each department. Your list should include department ID, department name and number of wards.</w:t>
+      </w:r>
+    </w:p>
+    <w:p>
+      <w:pPr>
+        <w:rPr>
+          <w:color w:val="0000FF"/>
+        </w:rPr>
+      </w:pPr>
+      <w:r>
+        <w:rPr>
+          <w:color w:val="0000FF"/>
+        </w:rPr>
+        <w:t>CREATE VIEW WardCount AS</w:t>
       </w:r>
     </w:p>
     <w:p>
@@ -6078,34 +3198,7 @@
           <w:color w:val="0000FF"/>
         </w:rPr>
         <w:tab/>
-      </w:r>
-      <w:proofErr w:type="spellStart"/>
-      <w:r>
-        <w:rPr>
-          <w:color w:val="0000FF"/>
-        </w:rPr>
-        <w:t>d.dept_id</w:t>
-      </w:r>
-      <w:proofErr w:type="spellEnd"/>
-      <w:r>
-        <w:rPr>
-          <w:color w:val="0000FF"/>
-        </w:rPr>
-        <w:t xml:space="preserve"> AS </w:t>
-      </w:r>
-      <w:proofErr w:type="spellStart"/>
-      <w:r>
-        <w:rPr>
-          <w:color w:val="0000FF"/>
-        </w:rPr>
-        <w:t>deptID</w:t>
-      </w:r>
-      <w:proofErr w:type="spellEnd"/>
-      <w:r>
-        <w:rPr>
-          <w:color w:val="0000FF"/>
-        </w:rPr>
-        <w:t>,</w:t>
+        <w:t>d.dept_id AS deptID,</w:t>
       </w:r>
     </w:p>
     <w:p>
@@ -6125,34 +3218,7 @@
           <w:color w:val="0000FF"/>
         </w:rPr>
         <w:tab/>
-      </w:r>
-      <w:proofErr w:type="spellStart"/>
-      <w:r>
-        <w:rPr>
-          <w:color w:val="0000FF"/>
-        </w:rPr>
-        <w:t>d.dept_name</w:t>
-      </w:r>
-      <w:proofErr w:type="spellEnd"/>
-      <w:r>
-        <w:rPr>
-          <w:color w:val="0000FF"/>
-        </w:rPr>
-        <w:t xml:space="preserve"> AS </w:t>
-      </w:r>
-      <w:proofErr w:type="spellStart"/>
-      <w:r>
-        <w:rPr>
-          <w:color w:val="0000FF"/>
-        </w:rPr>
-        <w:t>deptName</w:t>
-      </w:r>
-      <w:proofErr w:type="spellEnd"/>
-      <w:r>
-        <w:rPr>
-          <w:color w:val="0000FF"/>
-        </w:rPr>
-        <w:t>,</w:t>
+        <w:t>d.dept_name AS deptName,</w:t>
       </w:r>
     </w:p>
     <w:p>
@@ -6172,29 +3238,8 @@
           <w:color w:val="0000FF"/>
         </w:rPr>
         <w:tab/>
-      </w:r>
-      <w:proofErr w:type="gramStart"/>
-      <w:r>
-        <w:rPr>
-          <w:color w:val="0000FF"/>
-        </w:rPr>
-        <w:t>COUNT(</w:t>
-      </w:r>
-      <w:proofErr w:type="gramEnd"/>
-      <w:r>
-        <w:rPr>
-          <w:color w:val="0000FF"/>
-        </w:rPr>
-        <w:t xml:space="preserve">*) AS </w:t>
-      </w:r>
-      <w:proofErr w:type="spellStart"/>
-      <w:r>
-        <w:rPr>
-          <w:color w:val="0000FF"/>
-        </w:rPr>
-        <w:t>numWards</w:t>
-      </w:r>
-      <w:proofErr w:type="spellEnd"/>
+        <w:t>COUNT(*) AS numWards</w:t>
+      </w:r>
     </w:p>
     <w:p>
       <w:pPr>
@@ -6221,46 +3266,8 @@
           <w:color w:val="0000FF"/>
         </w:rPr>
         <w:tab/>
-        <w:t xml:space="preserve">LEFT JOIN ward9171 w ON </w:t>
-      </w:r>
-      <w:proofErr w:type="spellStart"/>
-      <w:proofErr w:type="gramStart"/>
-      <w:r>
-        <w:rPr>
-          <w:color w:val="0000FF"/>
-        </w:rPr>
-        <w:t>d.dept</w:t>
-      </w:r>
-      <w:proofErr w:type="gramEnd"/>
-      <w:r>
-        <w:rPr>
-          <w:color w:val="0000FF"/>
-        </w:rPr>
-        <w:t>_id</w:t>
-      </w:r>
-      <w:proofErr w:type="spellEnd"/>
-      <w:r>
-        <w:rPr>
-          <w:color w:val="0000FF"/>
-        </w:rPr>
-        <w:t xml:space="preserve"> = </w:t>
-      </w:r>
-      <w:proofErr w:type="spellStart"/>
-      <w:proofErr w:type="gramStart"/>
-      <w:r>
-        <w:rPr>
-          <w:color w:val="0000FF"/>
-        </w:rPr>
-        <w:t>w.dept</w:t>
-      </w:r>
-      <w:proofErr w:type="gramEnd"/>
-      <w:r>
-        <w:rPr>
-          <w:color w:val="0000FF"/>
-        </w:rPr>
-        <w:t>_id</w:t>
-      </w:r>
-      <w:proofErr w:type="spellEnd"/>
+        <w:t>LEFT JOIN ward9171 w ON d.dept_id = w.dept_id</w:t>
+      </w:r>
     </w:p>
     <w:p>
       <w:pPr>
@@ -6273,29 +3280,7 @@
           <w:color w:val="0000FF"/>
         </w:rPr>
         <w:tab/>
-        <w:t xml:space="preserve">GROUP BY </w:t>
-      </w:r>
-      <w:proofErr w:type="spellStart"/>
-      <w:proofErr w:type="gramStart"/>
-      <w:r>
-        <w:rPr>
-          <w:color w:val="0000FF"/>
-        </w:rPr>
-        <w:t>d.dept</w:t>
-      </w:r>
-      <w:proofErr w:type="gramEnd"/>
-      <w:r>
-        <w:rPr>
-          <w:color w:val="0000FF"/>
-        </w:rPr>
-        <w:t>_id</w:t>
-      </w:r>
-      <w:proofErr w:type="spellEnd"/>
-      <w:r>
-        <w:rPr>
-          <w:color w:val="0000FF"/>
-        </w:rPr>
-        <w:t>;</w:t>
+        <w:t>GROUP BY d.dept_id;</w:t>
       </w:r>
     </w:p>
     <w:p>
@@ -6326,6 +3311,9 @@
         <w:jc w:val="center"/>
       </w:pPr>
       <w:r>
+        <w:rPr>
+          <w:noProof/>
+        </w:rPr>
         <w:drawing>
           <wp:inline distT="0" distB="0" distL="0" distR="0" wp14:anchorId="36495233" wp14:editId="0B27BF83">
             <wp:extent cx="2133600" cy="2554224"/>
@@ -6372,13 +3360,7 @@
         </w:numPr>
       </w:pPr>
       <w:r>
-        <w:t>the results of running SELECT from your View (we recommend explicitly showing the</w:t>
-      </w:r>
-      <w:r>
-        <w:t xml:space="preserve"> </w:t>
-      </w:r>
-      <w:r>
-        <w:t>SELECT statement used to create the View).</w:t>
+        <w:t>the results of running SELECT from your View (we recommend explicitly showing the SELECT statement used to create the View).</w:t>
       </w:r>
     </w:p>
     <w:p>
@@ -6387,6 +3369,9 @@
         <w:jc w:val="center"/>
       </w:pPr>
       <w:r>
+        <w:rPr>
+          <w:noProof/>
+        </w:rPr>
         <w:drawing>
           <wp:inline distT="0" distB="0" distL="0" distR="0" wp14:anchorId="774F1B8B" wp14:editId="324AC73C">
             <wp:extent cx="2072640" cy="1590156"/>
@@ -6454,22 +3439,7 @@
         <w:t>Question 11b</w:t>
       </w:r>
       <w:r>
-        <w:t xml:space="preserve">. </w:t>
-      </w:r>
-      <w:r>
-        <w:t>Using the View you created in Task 11a, list the departments with the highest</w:t>
-      </w:r>
-      <w:r>
-        <w:t xml:space="preserve"> </w:t>
-      </w:r>
-      <w:r>
-        <w:t>number of wards. Your results need to display department id, department name and</w:t>
-      </w:r>
-      <w:r>
-        <w:t xml:space="preserve"> </w:t>
-      </w:r>
-      <w:r>
-        <w:t>the corresponding number of wards. You must include your student ID in task b.</w:t>
+        <w:t>. Using the View you created in Task 11a, list the departments with the highest number of wards. Your results need to display department id, department name and the corresponding number of wards. You must include your student ID in task b.</w:t>
       </w:r>
     </w:p>
     <w:p>
@@ -6496,21 +3466,7 @@
           <w:color w:val="0000FF"/>
         </w:rPr>
         <w:tab/>
-        <w:t xml:space="preserve">'1729171' AS </w:t>
-      </w:r>
-      <w:proofErr w:type="spellStart"/>
-      <w:r>
-        <w:rPr>
-          <w:color w:val="0000FF"/>
-        </w:rPr>
-        <w:t>StuID</w:t>
-      </w:r>
-      <w:proofErr w:type="spellEnd"/>
-      <w:r>
-        <w:rPr>
-          <w:color w:val="0000FF"/>
-        </w:rPr>
-        <w:t>,</w:t>
+        <w:t>'1729171' AS StuID,</w:t>
       </w:r>
     </w:p>
     <w:p>
@@ -6520,61 +3476,37 @@
           <w:color w:val="0000FF"/>
         </w:rPr>
       </w:pPr>
-      <w:proofErr w:type="gramStart"/>
       <w:r>
         <w:rPr>
           <w:color w:val="0000FF"/>
         </w:rPr>
         <w:t>WardCount.*</w:t>
       </w:r>
-      <w:proofErr w:type="gramEnd"/>
-    </w:p>
-    <w:p>
-      <w:pPr>
-        <w:rPr>
-          <w:color w:val="0000FF"/>
-        </w:rPr>
-      </w:pPr>
-      <w:r>
-        <w:rPr>
-          <w:color w:val="0000FF"/>
-        </w:rPr>
-        <w:t xml:space="preserve">FROM </w:t>
-      </w:r>
-      <w:proofErr w:type="spellStart"/>
-      <w:r>
-        <w:rPr>
-          <w:color w:val="0000FF"/>
-        </w:rPr>
-        <w:t>WardCount</w:t>
-      </w:r>
-      <w:proofErr w:type="spellEnd"/>
-    </w:p>
-    <w:p>
-      <w:pPr>
-        <w:rPr>
-          <w:color w:val="0000FF"/>
-        </w:rPr>
-      </w:pPr>
-      <w:r>
-        <w:rPr>
-          <w:color w:val="0000FF"/>
-        </w:rPr>
-        <w:t xml:space="preserve">WHERE </w:t>
-      </w:r>
-      <w:proofErr w:type="spellStart"/>
-      <w:r>
-        <w:rPr>
-          <w:color w:val="0000FF"/>
-        </w:rPr>
-        <w:t>numWards</w:t>
-      </w:r>
-      <w:proofErr w:type="spellEnd"/>
-      <w:r>
-        <w:rPr>
-          <w:color w:val="0000FF"/>
-        </w:rPr>
-        <w:t xml:space="preserve"> = (</w:t>
+    </w:p>
+    <w:p>
+      <w:pPr>
+        <w:rPr>
+          <w:color w:val="0000FF"/>
+        </w:rPr>
+      </w:pPr>
+      <w:r>
+        <w:rPr>
+          <w:color w:val="0000FF"/>
+        </w:rPr>
+        <w:t>FROM WardCount</w:t>
+      </w:r>
+    </w:p>
+    <w:p>
+      <w:pPr>
+        <w:rPr>
+          <w:color w:val="0000FF"/>
+        </w:rPr>
+      </w:pPr>
+      <w:r>
+        <w:rPr>
+          <w:color w:val="0000FF"/>
+        </w:rPr>
+        <w:t>WHERE numWards = (</w:t>
       </w:r>
     </w:p>
     <w:p>
@@ -6588,29 +3520,7 @@
           <w:color w:val="0000FF"/>
         </w:rPr>
         <w:tab/>
-        <w:t xml:space="preserve">SELECT </w:t>
-      </w:r>
-      <w:proofErr w:type="gramStart"/>
-      <w:r>
-        <w:rPr>
-          <w:color w:val="0000FF"/>
-        </w:rPr>
-        <w:t>MAX(</w:t>
-      </w:r>
-      <w:proofErr w:type="spellStart"/>
-      <w:proofErr w:type="gramEnd"/>
-      <w:r>
-        <w:rPr>
-          <w:color w:val="0000FF"/>
-        </w:rPr>
-        <w:t>numWards</w:t>
-      </w:r>
-      <w:proofErr w:type="spellEnd"/>
-      <w:r>
-        <w:rPr>
-          <w:color w:val="0000FF"/>
-        </w:rPr>
-        <w:t>)</w:t>
+        <w:t>SELECT MAX(numWards)</w:t>
       </w:r>
     </w:p>
     <w:p>
@@ -6624,16 +3534,8 @@
         <w:rPr>
           <w:color w:val="0000FF"/>
         </w:rPr>
-        <w:t xml:space="preserve">FROM </w:t>
-      </w:r>
-      <w:proofErr w:type="spellStart"/>
-      <w:r>
-        <w:rPr>
-          <w:color w:val="0000FF"/>
-        </w:rPr>
-        <w:t>WardCount</w:t>
-      </w:r>
-      <w:proofErr w:type="spellEnd"/>
+        <w:t>FROM WardCount</w:t>
+      </w:r>
     </w:p>
     <w:p>
       <w:pPr>
@@ -6657,6 +3559,7 @@
       </w:pPr>
       <w:r>
         <w:rPr>
+          <w:noProof/>
           <w:color w:val="0000FF"/>
         </w:rPr>
         <w:drawing>

--- a/Assignment2/A2Submission.docx
+++ b/Assignment2/A2Submission.docx
@@ -41,7 +41,21 @@
         <w:rPr>
           <w:color w:val="0000FF"/>
         </w:rPr>
-        <w:t>'1729171' AS StuID,</w:t>
+        <w:t xml:space="preserve">'1729171' AS </w:t>
+      </w:r>
+      <w:proofErr w:type="spellStart"/>
+      <w:r>
+        <w:rPr>
+          <w:color w:val="0000FF"/>
+        </w:rPr>
+        <w:t>StuID</w:t>
+      </w:r>
+      <w:proofErr w:type="spellEnd"/>
+      <w:r>
+        <w:rPr>
+          <w:color w:val="0000FF"/>
+        </w:rPr>
+        <w:t>,</w:t>
       </w:r>
     </w:p>
     <w:p>
@@ -51,11 +65,41 @@
           <w:color w:val="0000FF"/>
         </w:rPr>
       </w:pPr>
-      <w:r>
-        <w:rPr>
-          <w:color w:val="0000FF"/>
-        </w:rPr>
-        <w:t>p.patient_id AS pID,</w:t>
+      <w:proofErr w:type="spellStart"/>
+      <w:proofErr w:type="gramStart"/>
+      <w:r>
+        <w:rPr>
+          <w:color w:val="0000FF"/>
+        </w:rPr>
+        <w:t>p.patient</w:t>
+      </w:r>
+      <w:proofErr w:type="gramEnd"/>
+      <w:r>
+        <w:rPr>
+          <w:color w:val="0000FF"/>
+        </w:rPr>
+        <w:t>_id</w:t>
+      </w:r>
+      <w:proofErr w:type="spellEnd"/>
+      <w:r>
+        <w:rPr>
+          <w:color w:val="0000FF"/>
+        </w:rPr>
+        <w:t xml:space="preserve"> AS </w:t>
+      </w:r>
+      <w:proofErr w:type="spellStart"/>
+      <w:r>
+        <w:rPr>
+          <w:color w:val="0000FF"/>
+        </w:rPr>
+        <w:t>pID</w:t>
+      </w:r>
+      <w:proofErr w:type="spellEnd"/>
+      <w:r>
+        <w:rPr>
+          <w:color w:val="0000FF"/>
+        </w:rPr>
+        <w:t>,</w:t>
       </w:r>
     </w:p>
     <w:p>
@@ -65,11 +109,55 @@
           <w:color w:val="0000FF"/>
         </w:rPr>
       </w:pPr>
-      <w:r>
-        <w:rPr>
-          <w:color w:val="0000FF"/>
-        </w:rPr>
-        <w:t>CONCAT(p.f_name, ' ', p.l_name) AS pName,</w:t>
+      <w:proofErr w:type="gramStart"/>
+      <w:r>
+        <w:rPr>
+          <w:color w:val="0000FF"/>
+        </w:rPr>
+        <w:t>CONCAT(</w:t>
+      </w:r>
+      <w:proofErr w:type="spellStart"/>
+      <w:proofErr w:type="gramEnd"/>
+      <w:r>
+        <w:rPr>
+          <w:color w:val="0000FF"/>
+        </w:rPr>
+        <w:t>p.f_name</w:t>
+      </w:r>
+      <w:proofErr w:type="spellEnd"/>
+      <w:r>
+        <w:rPr>
+          <w:color w:val="0000FF"/>
+        </w:rPr>
+        <w:t xml:space="preserve">, ' ', </w:t>
+      </w:r>
+      <w:proofErr w:type="spellStart"/>
+      <w:r>
+        <w:rPr>
+          <w:color w:val="0000FF"/>
+        </w:rPr>
+        <w:t>p.l_name</w:t>
+      </w:r>
+      <w:proofErr w:type="spellEnd"/>
+      <w:r>
+        <w:rPr>
+          <w:color w:val="0000FF"/>
+        </w:rPr>
+        <w:t xml:space="preserve">) AS </w:t>
+      </w:r>
+      <w:proofErr w:type="spellStart"/>
+      <w:r>
+        <w:rPr>
+          <w:color w:val="0000FF"/>
+        </w:rPr>
+        <w:t>pName</w:t>
+      </w:r>
+      <w:proofErr w:type="spellEnd"/>
+      <w:r>
+        <w:rPr>
+          <w:color w:val="0000FF"/>
+        </w:rPr>
+        <w:t>,</w:t>
       </w:r>
     </w:p>
     <w:p>
@@ -79,12 +167,40 @@
           <w:color w:val="0000FF"/>
         </w:rPr>
       </w:pPr>
-      <w:r>
-        <w:rPr>
-          <w:color w:val="0000FF"/>
-        </w:rPr>
-        <w:t>COUNT(*) AS sCount</w:t>
-      </w:r>
+      <w:proofErr w:type="gramStart"/>
+      <w:r>
+        <w:rPr>
+          <w:color w:val="0000FF"/>
+        </w:rPr>
+        <w:t>COUNT(</w:t>
+      </w:r>
+      <w:proofErr w:type="gramEnd"/>
+      <w:r>
+        <w:rPr>
+          <w:color w:val="0000FF"/>
+        </w:rPr>
+        <w:t xml:space="preserve">*) AS </w:t>
+      </w:r>
+      <w:proofErr w:type="spellStart"/>
+      <w:r>
+        <w:rPr>
+          <w:color w:val="0000FF"/>
+        </w:rPr>
+        <w:t>s</w:t>
+      </w:r>
+      <w:r>
+        <w:rPr>
+          <w:color w:val="0000FF"/>
+        </w:rPr>
+        <w:t>urgery</w:t>
+      </w:r>
+      <w:r>
+        <w:rPr>
+          <w:color w:val="0000FF"/>
+        </w:rPr>
+        <w:t>Count</w:t>
+      </w:r>
+      <w:proofErr w:type="spellEnd"/>
     </w:p>
     <w:p>
       <w:pPr>
@@ -109,33 +225,119 @@
         <w:rPr>
           <w:color w:val="0000FF"/>
         </w:rPr>
-        <w:t>INNER JOIN surgeryrecord9171 sr ON p.patient_id = sr.patient_id</w:t>
-      </w:r>
-    </w:p>
-    <w:p>
-      <w:pPr>
-        <w:rPr>
-          <w:color w:val="0000FF"/>
-        </w:rPr>
-      </w:pPr>
-      <w:r>
-        <w:rPr>
-          <w:color w:val="0000FF"/>
-        </w:rPr>
-        <w:t>GROUP BY pID</w:t>
-      </w:r>
-    </w:p>
-    <w:p>
-      <w:pPr>
-        <w:rPr>
-          <w:color w:val="0000FF"/>
-        </w:rPr>
-      </w:pPr>
-      <w:r>
-        <w:rPr>
-          <w:color w:val="0000FF"/>
-        </w:rPr>
-        <w:t>ORDER BY sCount DESC;</w:t>
+        <w:t xml:space="preserve">INNER JOIN surgeryrecord9171 </w:t>
+      </w:r>
+      <w:proofErr w:type="spellStart"/>
+      <w:r>
+        <w:rPr>
+          <w:color w:val="0000FF"/>
+        </w:rPr>
+        <w:t>sr</w:t>
+      </w:r>
+      <w:proofErr w:type="spellEnd"/>
+      <w:r>
+        <w:rPr>
+          <w:color w:val="0000FF"/>
+        </w:rPr>
+        <w:t xml:space="preserve"> ON </w:t>
+      </w:r>
+      <w:proofErr w:type="spellStart"/>
+      <w:proofErr w:type="gramStart"/>
+      <w:r>
+        <w:rPr>
+          <w:color w:val="0000FF"/>
+        </w:rPr>
+        <w:t>p.patient</w:t>
+      </w:r>
+      <w:proofErr w:type="gramEnd"/>
+      <w:r>
+        <w:rPr>
+          <w:color w:val="0000FF"/>
+        </w:rPr>
+        <w:t>_id</w:t>
+      </w:r>
+      <w:proofErr w:type="spellEnd"/>
+      <w:r>
+        <w:rPr>
+          <w:color w:val="0000FF"/>
+        </w:rPr>
+        <w:t xml:space="preserve"> = </w:t>
+      </w:r>
+      <w:proofErr w:type="spellStart"/>
+      <w:proofErr w:type="gramStart"/>
+      <w:r>
+        <w:rPr>
+          <w:color w:val="0000FF"/>
+        </w:rPr>
+        <w:t>sr.patient</w:t>
+      </w:r>
+      <w:proofErr w:type="gramEnd"/>
+      <w:r>
+        <w:rPr>
+          <w:color w:val="0000FF"/>
+        </w:rPr>
+        <w:t>_id</w:t>
+      </w:r>
+      <w:proofErr w:type="spellEnd"/>
+    </w:p>
+    <w:p>
+      <w:pPr>
+        <w:rPr>
+          <w:color w:val="0000FF"/>
+        </w:rPr>
+      </w:pPr>
+      <w:r>
+        <w:rPr>
+          <w:color w:val="0000FF"/>
+        </w:rPr>
+        <w:t xml:space="preserve">GROUP BY </w:t>
+      </w:r>
+      <w:proofErr w:type="spellStart"/>
+      <w:r>
+        <w:rPr>
+          <w:color w:val="0000FF"/>
+        </w:rPr>
+        <w:t>pID</w:t>
+      </w:r>
+      <w:proofErr w:type="spellEnd"/>
+    </w:p>
+    <w:p>
+      <w:pPr>
+        <w:rPr>
+          <w:color w:val="0000FF"/>
+        </w:rPr>
+      </w:pPr>
+      <w:r>
+        <w:rPr>
+          <w:color w:val="0000FF"/>
+        </w:rPr>
+        <w:t xml:space="preserve">ORDER BY </w:t>
+      </w:r>
+      <w:proofErr w:type="spellStart"/>
+      <w:r>
+        <w:rPr>
+          <w:color w:val="0000FF"/>
+        </w:rPr>
+        <w:t>s</w:t>
+      </w:r>
+      <w:r>
+        <w:rPr>
+          <w:color w:val="0000FF"/>
+        </w:rPr>
+        <w:t>urgery</w:t>
+      </w:r>
+      <w:r>
+        <w:rPr>
+          <w:color w:val="0000FF"/>
+        </w:rPr>
+        <w:t>Count</w:t>
+      </w:r>
+      <w:proofErr w:type="spellEnd"/>
+      <w:r>
+        <w:rPr>
+          <w:color w:val="0000FF"/>
+        </w:rPr>
+        <w:t xml:space="preserve"> DESC;</w:t>
       </w:r>
     </w:p>
     <w:p>
@@ -148,8 +350,8 @@
           <w:color w:val="0000FF"/>
         </w:rPr>
         <w:drawing>
-          <wp:inline distT="0" distB="0" distL="0" distR="0" wp14:anchorId="51ED5B68" wp14:editId="19D8921B">
-            <wp:extent cx="3077004" cy="2229161"/>
+          <wp:inline distT="0" distB="0" distL="0" distR="0" wp14:anchorId="51ED5B68" wp14:editId="3D0B42A8">
+            <wp:extent cx="3077004" cy="1967264"/>
             <wp:effectExtent l="0" t="0" r="9525" b="0"/>
             <wp:docPr id="1749732151" name="Picture 1"/>
             <wp:cNvGraphicFramePr>
@@ -159,11 +361,17 @@
               <a:graphicData uri="http://schemas.openxmlformats.org/drawingml/2006/picture">
                 <pic:pic xmlns:pic="http://schemas.openxmlformats.org/drawingml/2006/picture">
                   <pic:nvPicPr>
-                    <pic:cNvPr id="1749732151" name=""/>
+                    <pic:cNvPr id="1749732151" name="Picture 1"/>
                     <pic:cNvPicPr/>
                   </pic:nvPicPr>
                   <pic:blipFill>
-                    <a:blip r:embed="rId8"/>
+                    <a:blip r:embed="rId8">
+                      <a:extLst>
+                        <a:ext uri="{28A0092B-C50C-407E-A947-70E740481C1C}">
+                          <a14:useLocalDpi xmlns:a14="http://schemas.microsoft.com/office/drawing/2010/main" val="0"/>
+                        </a:ext>
+                      </a:extLst>
+                    </a:blip>
                     <a:stretch>
                       <a:fillRect/>
                     </a:stretch>
@@ -171,7 +379,7 @@
                   <pic:spPr>
                     <a:xfrm>
                       <a:off x="0" y="0"/>
-                      <a:ext cx="3077004" cy="2229161"/>
+                      <a:ext cx="3077004" cy="1967264"/>
                     </a:xfrm>
                     <a:prstGeom prst="rect">
                       <a:avLst/>
@@ -256,7 +464,21 @@
         <w:rPr>
           <w:color w:val="0000FF"/>
         </w:rPr>
-        <w:t>'1729171' AS StuID,</w:t>
+        <w:t xml:space="preserve">'1729171' AS </w:t>
+      </w:r>
+      <w:proofErr w:type="spellStart"/>
+      <w:r>
+        <w:rPr>
+          <w:color w:val="0000FF"/>
+        </w:rPr>
+        <w:t>StuID</w:t>
+      </w:r>
+      <w:proofErr w:type="spellEnd"/>
+      <w:r>
+        <w:rPr>
+          <w:color w:val="0000FF"/>
+        </w:rPr>
+        <w:t>,</w:t>
       </w:r>
     </w:p>
     <w:p>
@@ -266,11 +488,33 @@
           <w:color w:val="0000FF"/>
         </w:rPr>
       </w:pPr>
-      <w:r>
-        <w:rPr>
-          <w:color w:val="0000FF"/>
-        </w:rPr>
-        <w:t>d.doct_id AS dID,</w:t>
+      <w:proofErr w:type="spellStart"/>
+      <w:r>
+        <w:rPr>
+          <w:color w:val="0000FF"/>
+        </w:rPr>
+        <w:t>d.doct_id</w:t>
+      </w:r>
+      <w:proofErr w:type="spellEnd"/>
+      <w:r>
+        <w:rPr>
+          <w:color w:val="0000FF"/>
+        </w:rPr>
+        <w:t xml:space="preserve"> AS </w:t>
+      </w:r>
+      <w:proofErr w:type="spellStart"/>
+      <w:r>
+        <w:rPr>
+          <w:color w:val="0000FF"/>
+        </w:rPr>
+        <w:t>dID</w:t>
+      </w:r>
+      <w:proofErr w:type="spellEnd"/>
+      <w:r>
+        <w:rPr>
+          <w:color w:val="0000FF"/>
+        </w:rPr>
+        <w:t>,</w:t>
       </w:r>
     </w:p>
     <w:p>
@@ -280,11 +524,55 @@
           <w:color w:val="0000FF"/>
         </w:rPr>
       </w:pPr>
-      <w:r>
-        <w:rPr>
-          <w:color w:val="0000FF"/>
-        </w:rPr>
-        <w:t>CONCAT(d.f_name, ' ', d.l_name) AS dName,</w:t>
+      <w:proofErr w:type="gramStart"/>
+      <w:r>
+        <w:rPr>
+          <w:color w:val="0000FF"/>
+        </w:rPr>
+        <w:t>CONCAT(</w:t>
+      </w:r>
+      <w:proofErr w:type="spellStart"/>
+      <w:proofErr w:type="gramEnd"/>
+      <w:r>
+        <w:rPr>
+          <w:color w:val="0000FF"/>
+        </w:rPr>
+        <w:t>d.f_name</w:t>
+      </w:r>
+      <w:proofErr w:type="spellEnd"/>
+      <w:r>
+        <w:rPr>
+          <w:color w:val="0000FF"/>
+        </w:rPr>
+        <w:t xml:space="preserve">, ' ', </w:t>
+      </w:r>
+      <w:proofErr w:type="spellStart"/>
+      <w:r>
+        <w:rPr>
+          <w:color w:val="0000FF"/>
+        </w:rPr>
+        <w:t>d.l_name</w:t>
+      </w:r>
+      <w:proofErr w:type="spellEnd"/>
+      <w:r>
+        <w:rPr>
+          <w:color w:val="0000FF"/>
+        </w:rPr>
+        <w:t xml:space="preserve">) AS </w:t>
+      </w:r>
+      <w:proofErr w:type="spellStart"/>
+      <w:r>
+        <w:rPr>
+          <w:color w:val="0000FF"/>
+        </w:rPr>
+        <w:t>dName</w:t>
+      </w:r>
+      <w:proofErr w:type="spellEnd"/>
+      <w:r>
+        <w:rPr>
+          <w:color w:val="0000FF"/>
+        </w:rPr>
+        <w:t>,</w:t>
       </w:r>
     </w:p>
     <w:p>
@@ -298,8 +586,44 @@
         <w:rPr>
           <w:color w:val="0000FF"/>
         </w:rPr>
-        <w:t>IFNULL(SUM(a.payment_amount), 0) AS dTotalAmountEarned</w:t>
-      </w:r>
+        <w:t>SUM(</w:t>
+      </w:r>
+      <w:proofErr w:type="spellStart"/>
+      <w:proofErr w:type="gramStart"/>
+      <w:r>
+        <w:rPr>
+          <w:color w:val="0000FF"/>
+        </w:rPr>
+        <w:t>a.payment</w:t>
+      </w:r>
+      <w:proofErr w:type="gramEnd"/>
+      <w:r>
+        <w:rPr>
+          <w:color w:val="0000FF"/>
+        </w:rPr>
+        <w:t>_amount</w:t>
+      </w:r>
+      <w:proofErr w:type="spellEnd"/>
+      <w:r>
+        <w:rPr>
+          <w:color w:val="0000FF"/>
+        </w:rPr>
+        <w:t xml:space="preserve">) AS </w:t>
+      </w:r>
+      <w:proofErr w:type="spellStart"/>
+      <w:r>
+        <w:rPr>
+          <w:color w:val="0000FF"/>
+        </w:rPr>
+        <w:t>t</w:t>
+      </w:r>
+      <w:r>
+        <w:rPr>
+          <w:color w:val="0000FF"/>
+        </w:rPr>
+        <w:t>otalAmountEarned</w:t>
+      </w:r>
+      <w:proofErr w:type="spellEnd"/>
     </w:p>
     <w:p>
       <w:pPr>
@@ -324,33 +648,99 @@
         <w:rPr>
           <w:color w:val="0000FF"/>
         </w:rPr>
-        <w:t>LEFT JOIN appointment9171 a ON d.doct_id = a.doct_id</w:t>
-      </w:r>
-    </w:p>
-    <w:p>
-      <w:pPr>
-        <w:rPr>
-          <w:color w:val="0000FF"/>
-        </w:rPr>
-      </w:pPr>
-      <w:r>
-        <w:rPr>
-          <w:color w:val="0000FF"/>
-        </w:rPr>
-        <w:t>GROUP BY dID</w:t>
-      </w:r>
-    </w:p>
-    <w:p>
-      <w:pPr>
-        <w:rPr>
-          <w:color w:val="0000FF"/>
-        </w:rPr>
-      </w:pPr>
-      <w:r>
-        <w:rPr>
-          <w:color w:val="0000FF"/>
-        </w:rPr>
-        <w:t>ORDER BY dTotalAmountEarned DESC;</w:t>
+        <w:t xml:space="preserve">LEFT JOIN appointment9171 a ON </w:t>
+      </w:r>
+      <w:proofErr w:type="spellStart"/>
+      <w:proofErr w:type="gramStart"/>
+      <w:r>
+        <w:rPr>
+          <w:color w:val="0000FF"/>
+        </w:rPr>
+        <w:t>d.doct</w:t>
+      </w:r>
+      <w:proofErr w:type="gramEnd"/>
+      <w:r>
+        <w:rPr>
+          <w:color w:val="0000FF"/>
+        </w:rPr>
+        <w:t>_id</w:t>
+      </w:r>
+      <w:proofErr w:type="spellEnd"/>
+      <w:r>
+        <w:rPr>
+          <w:color w:val="0000FF"/>
+        </w:rPr>
+        <w:t xml:space="preserve"> = </w:t>
+      </w:r>
+      <w:proofErr w:type="spellStart"/>
+      <w:proofErr w:type="gramStart"/>
+      <w:r>
+        <w:rPr>
+          <w:color w:val="0000FF"/>
+        </w:rPr>
+        <w:t>a.doct</w:t>
+      </w:r>
+      <w:proofErr w:type="gramEnd"/>
+      <w:r>
+        <w:rPr>
+          <w:color w:val="0000FF"/>
+        </w:rPr>
+        <w:t>_id</w:t>
+      </w:r>
+      <w:proofErr w:type="spellEnd"/>
+    </w:p>
+    <w:p>
+      <w:pPr>
+        <w:rPr>
+          <w:color w:val="0000FF"/>
+        </w:rPr>
+      </w:pPr>
+      <w:r>
+        <w:rPr>
+          <w:color w:val="0000FF"/>
+        </w:rPr>
+        <w:t xml:space="preserve">GROUP BY </w:t>
+      </w:r>
+      <w:proofErr w:type="spellStart"/>
+      <w:r>
+        <w:rPr>
+          <w:color w:val="0000FF"/>
+        </w:rPr>
+        <w:t>dID</w:t>
+      </w:r>
+      <w:proofErr w:type="spellEnd"/>
+    </w:p>
+    <w:p>
+      <w:pPr>
+        <w:rPr>
+          <w:color w:val="0000FF"/>
+        </w:rPr>
+      </w:pPr>
+      <w:r>
+        <w:rPr>
+          <w:color w:val="0000FF"/>
+        </w:rPr>
+        <w:t xml:space="preserve">ORDER BY </w:t>
+      </w:r>
+      <w:proofErr w:type="spellStart"/>
+      <w:r>
+        <w:rPr>
+          <w:color w:val="0000FF"/>
+        </w:rPr>
+        <w:t>t</w:t>
+      </w:r>
+      <w:r>
+        <w:rPr>
+          <w:color w:val="0000FF"/>
+        </w:rPr>
+        <w:t>otalAmountEarned</w:t>
+      </w:r>
+      <w:proofErr w:type="spellEnd"/>
+      <w:r>
+        <w:rPr>
+          <w:color w:val="0000FF"/>
+        </w:rPr>
+        <w:t xml:space="preserve"> DESC;</w:t>
       </w:r>
     </w:p>
     <w:p>
@@ -362,9 +752,9 @@
           <w:noProof/>
         </w:rPr>
         <w:drawing>
-          <wp:inline distT="0" distB="0" distL="0" distR="0" wp14:anchorId="311F2B57" wp14:editId="13CE6B12">
-            <wp:extent cx="5268060" cy="2257740"/>
-            <wp:effectExtent l="0" t="0" r="8890" b="9525"/>
+          <wp:inline distT="0" distB="0" distL="0" distR="0" wp14:anchorId="311F2B57" wp14:editId="4DCD4052">
+            <wp:extent cx="5268060" cy="2246673"/>
+            <wp:effectExtent l="0" t="0" r="8890" b="1270"/>
             <wp:docPr id="2096859904" name="Picture 1"/>
             <wp:cNvGraphicFramePr>
               <a:graphicFrameLocks xmlns:a="http://schemas.openxmlformats.org/drawingml/2006/main" noChangeAspect="1"/>
@@ -373,11 +763,17 @@
               <a:graphicData uri="http://schemas.openxmlformats.org/drawingml/2006/picture">
                 <pic:pic xmlns:pic="http://schemas.openxmlformats.org/drawingml/2006/picture">
                   <pic:nvPicPr>
-                    <pic:cNvPr id="2096859904" name=""/>
+                    <pic:cNvPr id="2096859904" name="Picture 1"/>
                     <pic:cNvPicPr/>
                   </pic:nvPicPr>
                   <pic:blipFill>
-                    <a:blip r:embed="rId10"/>
+                    <a:blip r:embed="rId10">
+                      <a:extLst>
+                        <a:ext uri="{28A0092B-C50C-407E-A947-70E740481C1C}">
+                          <a14:useLocalDpi xmlns:a14="http://schemas.microsoft.com/office/drawing/2010/main" val="0"/>
+                        </a:ext>
+                      </a:extLst>
+                    </a:blip>
                     <a:stretch>
                       <a:fillRect/>
                     </a:stretch>
@@ -385,7 +781,7 @@
                   <pic:spPr>
                     <a:xfrm>
                       <a:off x="0" y="0"/>
-                      <a:ext cx="5268060" cy="2257740"/>
+                      <a:ext cx="5268060" cy="2246673"/>
                     </a:xfrm>
                     <a:prstGeom prst="rect">
                       <a:avLst/>
@@ -441,7 +837,15 @@
         <w:t>Question 3</w:t>
       </w:r>
       <w:r>
-        <w:t>. Produce a report showing number of shifts only with doctors on duty (no nurses or  helpers), number of shifts with only nurses on duty (no doctors or helpers) and number of shifts with only helpers on duty (no doctors or nurses). Your report should use the following format and headings (actual staff numbers are removed):</w:t>
+        <w:t xml:space="preserve">. Produce a report showing number of shifts only with doctors on duty (no nurses </w:t>
+      </w:r>
+      <w:proofErr w:type="gramStart"/>
+      <w:r>
+        <w:t>or  helpers</w:t>
+      </w:r>
+      <w:proofErr w:type="gramEnd"/>
+      <w:r>
+        <w:t>), number of shifts with only nurses on duty (no doctors or helpers) and number of shifts with only helpers on duty (no doctors or nurses). Your report should use the following format and headings (actual staff numbers are removed):</w:t>
       </w:r>
     </w:p>
     <w:p>
@@ -510,7 +914,21 @@
         <w:rPr>
           <w:color w:val="0000FF"/>
         </w:rPr>
-        <w:t>'1729171' AS StuID,</w:t>
+        <w:t xml:space="preserve">'1729171' AS </w:t>
+      </w:r>
+      <w:proofErr w:type="spellStart"/>
+      <w:r>
+        <w:rPr>
+          <w:color w:val="0000FF"/>
+        </w:rPr>
+        <w:t>StuID</w:t>
+      </w:r>
+      <w:proofErr w:type="spellEnd"/>
+      <w:r>
+        <w:rPr>
+          <w:color w:val="0000FF"/>
+        </w:rPr>
+        <w:t>,</w:t>
       </w:r>
     </w:p>
     <w:p>
@@ -524,7 +942,21 @@
         <w:rPr>
           <w:color w:val="0000FF"/>
         </w:rPr>
-        <w:t>'doctor shift' AS `Staff on duty`,</w:t>
+        <w:t>'</w:t>
+      </w:r>
+      <w:proofErr w:type="gramStart"/>
+      <w:r>
+        <w:rPr>
+          <w:color w:val="0000FF"/>
+        </w:rPr>
+        <w:t>doctor</w:t>
+      </w:r>
+      <w:proofErr w:type="gramEnd"/>
+      <w:r>
+        <w:rPr>
+          <w:color w:val="0000FF"/>
+        </w:rPr>
+        <w:t xml:space="preserve"> shift' AS `Staff on duty`,</w:t>
       </w:r>
     </w:p>
     <w:p>
@@ -534,11 +966,55 @@
           <w:color w:val="0000FF"/>
         </w:rPr>
       </w:pPr>
-      <w:r>
-        <w:rPr>
-          <w:color w:val="0000FF"/>
-        </w:rPr>
-        <w:t>SUM(doct_id IS NOT NULL AND nurse_id IS NULL AND helper_id IS NULL) AS `Total shifts`</w:t>
+      <w:proofErr w:type="gramStart"/>
+      <w:r>
+        <w:rPr>
+          <w:color w:val="0000FF"/>
+        </w:rPr>
+        <w:t>SUM(</w:t>
+      </w:r>
+      <w:proofErr w:type="spellStart"/>
+      <w:proofErr w:type="gramEnd"/>
+      <w:r>
+        <w:rPr>
+          <w:color w:val="0000FF"/>
+        </w:rPr>
+        <w:t>doct_id</w:t>
+      </w:r>
+      <w:proofErr w:type="spellEnd"/>
+      <w:r>
+        <w:rPr>
+          <w:color w:val="0000FF"/>
+        </w:rPr>
+        <w:t xml:space="preserve"> IS NOT NULL AND </w:t>
+      </w:r>
+      <w:proofErr w:type="spellStart"/>
+      <w:r>
+        <w:rPr>
+          <w:color w:val="0000FF"/>
+        </w:rPr>
+        <w:t>nurse_id</w:t>
+      </w:r>
+      <w:proofErr w:type="spellEnd"/>
+      <w:r>
+        <w:rPr>
+          <w:color w:val="0000FF"/>
+        </w:rPr>
+        <w:t xml:space="preserve"> IS NULL AND </w:t>
+      </w:r>
+      <w:proofErr w:type="spellStart"/>
+      <w:r>
+        <w:rPr>
+          <w:color w:val="0000FF"/>
+        </w:rPr>
+        <w:t>helper_id</w:t>
+      </w:r>
+      <w:proofErr w:type="spellEnd"/>
+      <w:r>
+        <w:rPr>
+          <w:color w:val="0000FF"/>
+        </w:rPr>
+        <w:t xml:space="preserve"> IS NULL) AS `Total shifts`</w:t>
       </w:r>
     </w:p>
     <w:p>
@@ -591,7 +1067,21 @@
         <w:rPr>
           <w:color w:val="0000FF"/>
         </w:rPr>
-        <w:t>'1729171' AS StuID,</w:t>
+        <w:t xml:space="preserve">'1729171' AS </w:t>
+      </w:r>
+      <w:proofErr w:type="spellStart"/>
+      <w:r>
+        <w:rPr>
+          <w:color w:val="0000FF"/>
+        </w:rPr>
+        <w:t>StuID</w:t>
+      </w:r>
+      <w:proofErr w:type="spellEnd"/>
+      <w:r>
+        <w:rPr>
+          <w:color w:val="0000FF"/>
+        </w:rPr>
+        <w:t>,</w:t>
       </w:r>
     </w:p>
     <w:p>
@@ -605,7 +1095,21 @@
         <w:rPr>
           <w:color w:val="0000FF"/>
         </w:rPr>
-        <w:t>'nurse shift' AS `Staff on duty`,</w:t>
+        <w:t>'</w:t>
+      </w:r>
+      <w:proofErr w:type="gramStart"/>
+      <w:r>
+        <w:rPr>
+          <w:color w:val="0000FF"/>
+        </w:rPr>
+        <w:t>nurse</w:t>
+      </w:r>
+      <w:proofErr w:type="gramEnd"/>
+      <w:r>
+        <w:rPr>
+          <w:color w:val="0000FF"/>
+        </w:rPr>
+        <w:t xml:space="preserve"> shift' AS `Staff on duty`,</w:t>
       </w:r>
     </w:p>
     <w:p>
@@ -615,11 +1119,55 @@
           <w:color w:val="0000FF"/>
         </w:rPr>
       </w:pPr>
-      <w:r>
-        <w:rPr>
-          <w:color w:val="0000FF"/>
-        </w:rPr>
-        <w:t>SUM(doct_id IS NULL AND nurse_id IS NOT NULL AND helper_id IS NULL) AS `Total shifts`</w:t>
+      <w:proofErr w:type="gramStart"/>
+      <w:r>
+        <w:rPr>
+          <w:color w:val="0000FF"/>
+        </w:rPr>
+        <w:t>SUM(</w:t>
+      </w:r>
+      <w:proofErr w:type="spellStart"/>
+      <w:proofErr w:type="gramEnd"/>
+      <w:r>
+        <w:rPr>
+          <w:color w:val="0000FF"/>
+        </w:rPr>
+        <w:t>doct_id</w:t>
+      </w:r>
+      <w:proofErr w:type="spellEnd"/>
+      <w:r>
+        <w:rPr>
+          <w:color w:val="0000FF"/>
+        </w:rPr>
+        <w:t xml:space="preserve"> IS NULL AND </w:t>
+      </w:r>
+      <w:proofErr w:type="spellStart"/>
+      <w:r>
+        <w:rPr>
+          <w:color w:val="0000FF"/>
+        </w:rPr>
+        <w:t>nurse_id</w:t>
+      </w:r>
+      <w:proofErr w:type="spellEnd"/>
+      <w:r>
+        <w:rPr>
+          <w:color w:val="0000FF"/>
+        </w:rPr>
+        <w:t xml:space="preserve"> IS NOT NULL AND </w:t>
+      </w:r>
+      <w:proofErr w:type="spellStart"/>
+      <w:r>
+        <w:rPr>
+          <w:color w:val="0000FF"/>
+        </w:rPr>
+        <w:t>helper_id</w:t>
+      </w:r>
+      <w:proofErr w:type="spellEnd"/>
+      <w:r>
+        <w:rPr>
+          <w:color w:val="0000FF"/>
+        </w:rPr>
+        <w:t xml:space="preserve"> IS NULL) AS `Total shifts`</w:t>
       </w:r>
     </w:p>
     <w:p>
@@ -672,7 +1220,21 @@
         <w:rPr>
           <w:color w:val="0000FF"/>
         </w:rPr>
-        <w:t>'1729171' AS StuID,</w:t>
+        <w:t xml:space="preserve">'1729171' AS </w:t>
+      </w:r>
+      <w:proofErr w:type="spellStart"/>
+      <w:r>
+        <w:rPr>
+          <w:color w:val="0000FF"/>
+        </w:rPr>
+        <w:t>StuID</w:t>
+      </w:r>
+      <w:proofErr w:type="spellEnd"/>
+      <w:r>
+        <w:rPr>
+          <w:color w:val="0000FF"/>
+        </w:rPr>
+        <w:t>,</w:t>
       </w:r>
     </w:p>
     <w:p>
@@ -686,7 +1248,21 @@
         <w:rPr>
           <w:color w:val="0000FF"/>
         </w:rPr>
-        <w:t>'helper shift' AS `Staff on duty`,</w:t>
+        <w:t>'</w:t>
+      </w:r>
+      <w:proofErr w:type="gramStart"/>
+      <w:r>
+        <w:rPr>
+          <w:color w:val="0000FF"/>
+        </w:rPr>
+        <w:t>helper</w:t>
+      </w:r>
+      <w:proofErr w:type="gramEnd"/>
+      <w:r>
+        <w:rPr>
+          <w:color w:val="0000FF"/>
+        </w:rPr>
+        <w:t xml:space="preserve"> shift' AS `Staff on duty`,</w:t>
       </w:r>
     </w:p>
     <w:p>
@@ -696,11 +1272,55 @@
           <w:color w:val="0000FF"/>
         </w:rPr>
       </w:pPr>
-      <w:r>
-        <w:rPr>
-          <w:color w:val="0000FF"/>
-        </w:rPr>
-        <w:t>SUM(doct_id IS NULL AND nurse_id IS NULL AND helper_id IS NOT NULL) AS `Total shifts`</w:t>
+      <w:proofErr w:type="gramStart"/>
+      <w:r>
+        <w:rPr>
+          <w:color w:val="0000FF"/>
+        </w:rPr>
+        <w:t>SUM(</w:t>
+      </w:r>
+      <w:proofErr w:type="spellStart"/>
+      <w:proofErr w:type="gramEnd"/>
+      <w:r>
+        <w:rPr>
+          <w:color w:val="0000FF"/>
+        </w:rPr>
+        <w:t>doct_id</w:t>
+      </w:r>
+      <w:proofErr w:type="spellEnd"/>
+      <w:r>
+        <w:rPr>
+          <w:color w:val="0000FF"/>
+        </w:rPr>
+        <w:t xml:space="preserve"> IS NULL AND </w:t>
+      </w:r>
+      <w:proofErr w:type="spellStart"/>
+      <w:r>
+        <w:rPr>
+          <w:color w:val="0000FF"/>
+        </w:rPr>
+        <w:t>nurse_id</w:t>
+      </w:r>
+      <w:proofErr w:type="spellEnd"/>
+      <w:r>
+        <w:rPr>
+          <w:color w:val="0000FF"/>
+        </w:rPr>
+        <w:t xml:space="preserve"> IS NULL AND </w:t>
+      </w:r>
+      <w:proofErr w:type="spellStart"/>
+      <w:r>
+        <w:rPr>
+          <w:color w:val="0000FF"/>
+        </w:rPr>
+        <w:t>helper_id</w:t>
+      </w:r>
+      <w:proofErr w:type="spellEnd"/>
+      <w:r>
+        <w:rPr>
+          <w:color w:val="0000FF"/>
+        </w:rPr>
+        <w:t xml:space="preserve"> IS NOT NULL) AS `Total shifts`</w:t>
       </w:r>
     </w:p>
     <w:p>
@@ -794,7 +1414,15 @@
         <w:t>Question 4</w:t>
       </w:r>
       <w:r>
-        <w:t>. List all patients who have more than one cancelled appointment. You list should show patient id, last name and first name, gender and how many appointments this patient cancelled. Order the results by patients last name.</w:t>
+        <w:t xml:space="preserve">. List all patients who have more than one cancelled appointment. You list should show patient id, last name and first name, gender and how many appointments this patient cancelled. Order the results by </w:t>
+      </w:r>
+      <w:proofErr w:type="gramStart"/>
+      <w:r>
+        <w:t>patients</w:t>
+      </w:r>
+      <w:proofErr w:type="gramEnd"/>
+      <w:r>
+        <w:t xml:space="preserve"> last name.</w:t>
       </w:r>
     </w:p>
     <w:p>
@@ -821,7 +1449,21 @@
         <w:rPr>
           <w:color w:val="0000FF"/>
         </w:rPr>
-        <w:t>'1729171' AS StuID,</w:t>
+        <w:t xml:space="preserve">'1729171' AS </w:t>
+      </w:r>
+      <w:proofErr w:type="spellStart"/>
+      <w:r>
+        <w:rPr>
+          <w:color w:val="0000FF"/>
+        </w:rPr>
+        <w:t>StuID</w:t>
+      </w:r>
+      <w:proofErr w:type="spellEnd"/>
+      <w:r>
+        <w:rPr>
+          <w:color w:val="0000FF"/>
+        </w:rPr>
+        <w:t>,</w:t>
       </w:r>
     </w:p>
     <w:p>
@@ -831,11 +1473,41 @@
           <w:color w:val="0000FF"/>
         </w:rPr>
       </w:pPr>
-      <w:r>
-        <w:rPr>
-          <w:color w:val="0000FF"/>
-        </w:rPr>
-        <w:t>p.patient_id AS pID,</w:t>
+      <w:proofErr w:type="spellStart"/>
+      <w:proofErr w:type="gramStart"/>
+      <w:r>
+        <w:rPr>
+          <w:color w:val="0000FF"/>
+        </w:rPr>
+        <w:t>p.patient</w:t>
+      </w:r>
+      <w:proofErr w:type="gramEnd"/>
+      <w:r>
+        <w:rPr>
+          <w:color w:val="0000FF"/>
+        </w:rPr>
+        <w:t>_id</w:t>
+      </w:r>
+      <w:proofErr w:type="spellEnd"/>
+      <w:r>
+        <w:rPr>
+          <w:color w:val="0000FF"/>
+        </w:rPr>
+        <w:t xml:space="preserve"> AS </w:t>
+      </w:r>
+      <w:proofErr w:type="spellStart"/>
+      <w:r>
+        <w:rPr>
+          <w:color w:val="0000FF"/>
+        </w:rPr>
+        <w:t>pID</w:t>
+      </w:r>
+      <w:proofErr w:type="spellEnd"/>
+      <w:r>
+        <w:rPr>
+          <w:color w:val="0000FF"/>
+        </w:rPr>
+        <w:t>,</w:t>
       </w:r>
     </w:p>
     <w:p>
@@ -845,11 +1517,33 @@
           <w:color w:val="0000FF"/>
         </w:rPr>
       </w:pPr>
-      <w:r>
-        <w:rPr>
-          <w:color w:val="0000FF"/>
-        </w:rPr>
-        <w:t>p.l_name AS lName,</w:t>
+      <w:proofErr w:type="spellStart"/>
+      <w:r>
+        <w:rPr>
+          <w:color w:val="0000FF"/>
+        </w:rPr>
+        <w:t>p.l_name</w:t>
+      </w:r>
+      <w:proofErr w:type="spellEnd"/>
+      <w:r>
+        <w:rPr>
+          <w:color w:val="0000FF"/>
+        </w:rPr>
+        <w:t xml:space="preserve"> AS </w:t>
+      </w:r>
+      <w:proofErr w:type="spellStart"/>
+      <w:r>
+        <w:rPr>
+          <w:color w:val="0000FF"/>
+        </w:rPr>
+        <w:t>lName</w:t>
+      </w:r>
+      <w:proofErr w:type="spellEnd"/>
+      <w:r>
+        <w:rPr>
+          <w:color w:val="0000FF"/>
+        </w:rPr>
+        <w:t>,</w:t>
       </w:r>
     </w:p>
     <w:p>
@@ -859,11 +1553,33 @@
           <w:color w:val="0000FF"/>
         </w:rPr>
       </w:pPr>
-      <w:r>
-        <w:rPr>
-          <w:color w:val="0000FF"/>
-        </w:rPr>
-        <w:t>p.f_name AS fName,</w:t>
+      <w:proofErr w:type="spellStart"/>
+      <w:r>
+        <w:rPr>
+          <w:color w:val="0000FF"/>
+        </w:rPr>
+        <w:t>p.f_name</w:t>
+      </w:r>
+      <w:proofErr w:type="spellEnd"/>
+      <w:r>
+        <w:rPr>
+          <w:color w:val="0000FF"/>
+        </w:rPr>
+        <w:t xml:space="preserve"> AS </w:t>
+      </w:r>
+      <w:proofErr w:type="spellStart"/>
+      <w:r>
+        <w:rPr>
+          <w:color w:val="0000FF"/>
+        </w:rPr>
+        <w:t>fName</w:t>
+      </w:r>
+      <w:proofErr w:type="spellEnd"/>
+      <w:r>
+        <w:rPr>
+          <w:color w:val="0000FF"/>
+        </w:rPr>
+        <w:t>,</w:t>
       </w:r>
     </w:p>
     <w:p>
@@ -873,11 +1589,21 @@
           <w:color w:val="0000FF"/>
         </w:rPr>
       </w:pPr>
-      <w:r>
-        <w:rPr>
-          <w:color w:val="0000FF"/>
-        </w:rPr>
-        <w:t>p.gender,</w:t>
+      <w:proofErr w:type="spellStart"/>
+      <w:proofErr w:type="gramStart"/>
+      <w:r>
+        <w:rPr>
+          <w:color w:val="0000FF"/>
+        </w:rPr>
+        <w:t>p.gender</w:t>
+      </w:r>
+      <w:proofErr w:type="spellEnd"/>
+      <w:proofErr w:type="gramEnd"/>
+      <w:r>
+        <w:rPr>
+          <w:color w:val="0000FF"/>
+        </w:rPr>
+        <w:t>,</w:t>
       </w:r>
     </w:p>
     <w:p>
@@ -887,25 +1613,71 @@
           <w:color w:val="0000FF"/>
         </w:rPr>
       </w:pPr>
-      <w:r>
-        <w:rPr>
-          <w:color w:val="0000FF"/>
-        </w:rPr>
-        <w:t>a.appointment_status AS aStatus,</w:t>
-      </w:r>
-    </w:p>
-    <w:p>
-      <w:pPr>
-        <w:rPr>
-          <w:color w:val="0000FF"/>
-        </w:rPr>
-      </w:pPr>
-      <w:r>
-        <w:rPr>
-          <w:color w:val="0000FF"/>
-        </w:rPr>
-        <w:t>COUNT(*) AS numCancelledAppts</w:t>
-      </w:r>
+      <w:proofErr w:type="spellStart"/>
+      <w:proofErr w:type="gramStart"/>
+      <w:r>
+        <w:rPr>
+          <w:color w:val="0000FF"/>
+        </w:rPr>
+        <w:t>a.appointment</w:t>
+      </w:r>
+      <w:proofErr w:type="gramEnd"/>
+      <w:r>
+        <w:rPr>
+          <w:color w:val="0000FF"/>
+        </w:rPr>
+        <w:t>_status</w:t>
+      </w:r>
+      <w:proofErr w:type="spellEnd"/>
+      <w:r>
+        <w:rPr>
+          <w:color w:val="0000FF"/>
+        </w:rPr>
+        <w:t xml:space="preserve"> AS </w:t>
+      </w:r>
+      <w:proofErr w:type="spellStart"/>
+      <w:r>
+        <w:rPr>
+          <w:color w:val="0000FF"/>
+        </w:rPr>
+        <w:t>aStatus</w:t>
+      </w:r>
+      <w:proofErr w:type="spellEnd"/>
+      <w:r>
+        <w:rPr>
+          <w:color w:val="0000FF"/>
+        </w:rPr>
+        <w:t>,</w:t>
+      </w:r>
+    </w:p>
+    <w:p>
+      <w:pPr>
+        <w:rPr>
+          <w:color w:val="0000FF"/>
+        </w:rPr>
+      </w:pPr>
+      <w:proofErr w:type="gramStart"/>
+      <w:r>
+        <w:rPr>
+          <w:color w:val="0000FF"/>
+        </w:rPr>
+        <w:t>COUNT(</w:t>
+      </w:r>
+      <w:proofErr w:type="gramEnd"/>
+      <w:r>
+        <w:rPr>
+          <w:color w:val="0000FF"/>
+        </w:rPr>
+        <w:t xml:space="preserve">*) AS </w:t>
+      </w:r>
+      <w:proofErr w:type="spellStart"/>
+      <w:r>
+        <w:rPr>
+          <w:color w:val="0000FF"/>
+        </w:rPr>
+        <w:t>numCancelledAppts</w:t>
+      </w:r>
+      <w:proofErr w:type="spellEnd"/>
     </w:p>
     <w:p>
       <w:pPr>
@@ -930,59 +1702,163 @@
         <w:rPr>
           <w:color w:val="0000FF"/>
         </w:rPr>
-        <w:t>LEFT JOIN appointment9171 a ON p.patient_id = a.patient_id</w:t>
-      </w:r>
-    </w:p>
-    <w:p>
-      <w:pPr>
-        <w:rPr>
-          <w:color w:val="0000FF"/>
-        </w:rPr>
-      </w:pPr>
-      <w:r>
-        <w:rPr>
-          <w:color w:val="0000FF"/>
-        </w:rPr>
-        <w:t>WHERE a.appointment_status = 'Cancelled'</w:t>
-      </w:r>
-    </w:p>
-    <w:p>
-      <w:pPr>
-        <w:rPr>
-          <w:color w:val="0000FF"/>
-        </w:rPr>
-      </w:pPr>
-      <w:r>
-        <w:rPr>
-          <w:color w:val="0000FF"/>
-        </w:rPr>
-        <w:t>GROUP BY p.patient_id</w:t>
-      </w:r>
-    </w:p>
-    <w:p>
-      <w:pPr>
-        <w:rPr>
-          <w:color w:val="0000FF"/>
-        </w:rPr>
-      </w:pPr>
-      <w:r>
-        <w:rPr>
-          <w:color w:val="0000FF"/>
-        </w:rPr>
-        <w:t>HAVING COUNT(*) &gt; 1</w:t>
-      </w:r>
-    </w:p>
-    <w:p>
-      <w:pPr>
-        <w:rPr>
-          <w:color w:val="0000FF"/>
-        </w:rPr>
-      </w:pPr>
-      <w:r>
-        <w:rPr>
-          <w:color w:val="0000FF"/>
-        </w:rPr>
-        <w:t>ORDER BY lName;</w:t>
+        <w:t xml:space="preserve">LEFT JOIN appointment9171 a ON </w:t>
+      </w:r>
+      <w:proofErr w:type="spellStart"/>
+      <w:proofErr w:type="gramStart"/>
+      <w:r>
+        <w:rPr>
+          <w:color w:val="0000FF"/>
+        </w:rPr>
+        <w:t>p.patient</w:t>
+      </w:r>
+      <w:proofErr w:type="gramEnd"/>
+      <w:r>
+        <w:rPr>
+          <w:color w:val="0000FF"/>
+        </w:rPr>
+        <w:t>_id</w:t>
+      </w:r>
+      <w:proofErr w:type="spellEnd"/>
+      <w:r>
+        <w:rPr>
+          <w:color w:val="0000FF"/>
+        </w:rPr>
+        <w:t xml:space="preserve"> = </w:t>
+      </w:r>
+      <w:proofErr w:type="spellStart"/>
+      <w:proofErr w:type="gramStart"/>
+      <w:r>
+        <w:rPr>
+          <w:color w:val="0000FF"/>
+        </w:rPr>
+        <w:t>a.patient</w:t>
+      </w:r>
+      <w:proofErr w:type="gramEnd"/>
+      <w:r>
+        <w:rPr>
+          <w:color w:val="0000FF"/>
+        </w:rPr>
+        <w:t>_id</w:t>
+      </w:r>
+      <w:proofErr w:type="spellEnd"/>
+    </w:p>
+    <w:p>
+      <w:pPr>
+        <w:rPr>
+          <w:color w:val="0000FF"/>
+        </w:rPr>
+      </w:pPr>
+      <w:r>
+        <w:rPr>
+          <w:color w:val="0000FF"/>
+        </w:rPr>
+        <w:t xml:space="preserve">WHERE </w:t>
+      </w:r>
+      <w:proofErr w:type="spellStart"/>
+      <w:proofErr w:type="gramStart"/>
+      <w:r>
+        <w:rPr>
+          <w:color w:val="0000FF"/>
+        </w:rPr>
+        <w:t>a.appointment</w:t>
+      </w:r>
+      <w:proofErr w:type="gramEnd"/>
+      <w:r>
+        <w:rPr>
+          <w:color w:val="0000FF"/>
+        </w:rPr>
+        <w:t>_status</w:t>
+      </w:r>
+      <w:proofErr w:type="spellEnd"/>
+      <w:r>
+        <w:rPr>
+          <w:color w:val="0000FF"/>
+        </w:rPr>
+        <w:t xml:space="preserve"> = 'Cancelled'</w:t>
+      </w:r>
+    </w:p>
+    <w:p>
+      <w:pPr>
+        <w:rPr>
+          <w:color w:val="0000FF"/>
+        </w:rPr>
+      </w:pPr>
+      <w:r>
+        <w:rPr>
+          <w:color w:val="0000FF"/>
+        </w:rPr>
+        <w:t xml:space="preserve">GROUP BY </w:t>
+      </w:r>
+      <w:proofErr w:type="spellStart"/>
+      <w:proofErr w:type="gramStart"/>
+      <w:r>
+        <w:rPr>
+          <w:color w:val="0000FF"/>
+        </w:rPr>
+        <w:t>p.patient</w:t>
+      </w:r>
+      <w:proofErr w:type="gramEnd"/>
+      <w:r>
+        <w:rPr>
+          <w:color w:val="0000FF"/>
+        </w:rPr>
+        <w:t>_id</w:t>
+      </w:r>
+      <w:proofErr w:type="spellEnd"/>
+    </w:p>
+    <w:p>
+      <w:pPr>
+        <w:rPr>
+          <w:color w:val="0000FF"/>
+        </w:rPr>
+      </w:pPr>
+      <w:r>
+        <w:rPr>
+          <w:color w:val="0000FF"/>
+        </w:rPr>
+        <w:t xml:space="preserve">HAVING </w:t>
+      </w:r>
+      <w:proofErr w:type="gramStart"/>
+      <w:r>
+        <w:rPr>
+          <w:color w:val="0000FF"/>
+        </w:rPr>
+        <w:t>COUNT(</w:t>
+      </w:r>
+      <w:proofErr w:type="gramEnd"/>
+      <w:r>
+        <w:rPr>
+          <w:color w:val="0000FF"/>
+        </w:rPr>
+        <w:t>*) &gt; 1</w:t>
+      </w:r>
+    </w:p>
+    <w:p>
+      <w:pPr>
+        <w:rPr>
+          <w:color w:val="0000FF"/>
+        </w:rPr>
+      </w:pPr>
+      <w:r>
+        <w:rPr>
+          <w:color w:val="0000FF"/>
+        </w:rPr>
+        <w:t xml:space="preserve">ORDER BY </w:t>
+      </w:r>
+      <w:proofErr w:type="spellStart"/>
+      <w:r>
+        <w:rPr>
+          <w:color w:val="0000FF"/>
+        </w:rPr>
+        <w:t>lName</w:t>
+      </w:r>
+      <w:proofErr w:type="spellEnd"/>
+      <w:r>
+        <w:rPr>
+          <w:color w:val="0000FF"/>
+        </w:rPr>
+        <w:t>;</w:t>
       </w:r>
     </w:p>
     <w:p>
@@ -1113,7 +1989,21 @@
         <w:rPr>
           <w:color w:val="0000FF"/>
         </w:rPr>
-        <w:t>'1729171' AS StuID,</w:t>
+        <w:t xml:space="preserve">'1729171' AS </w:t>
+      </w:r>
+      <w:proofErr w:type="spellStart"/>
+      <w:r>
+        <w:rPr>
+          <w:color w:val="0000FF"/>
+        </w:rPr>
+        <w:t>StuID</w:t>
+      </w:r>
+      <w:proofErr w:type="spellEnd"/>
+      <w:r>
+        <w:rPr>
+          <w:color w:val="0000FF"/>
+        </w:rPr>
+        <w:t>,</w:t>
       </w:r>
     </w:p>
     <w:p>
@@ -1123,11 +2013,33 @@
           <w:color w:val="0000FF"/>
         </w:rPr>
       </w:pPr>
-      <w:r>
-        <w:rPr>
-          <w:color w:val="0000FF"/>
-        </w:rPr>
-        <w:t>d.dept_id AS deptID,</w:t>
+      <w:proofErr w:type="spellStart"/>
+      <w:r>
+        <w:rPr>
+          <w:color w:val="0000FF"/>
+        </w:rPr>
+        <w:t>d.dept_id</w:t>
+      </w:r>
+      <w:proofErr w:type="spellEnd"/>
+      <w:r>
+        <w:rPr>
+          <w:color w:val="0000FF"/>
+        </w:rPr>
+        <w:t xml:space="preserve"> AS </w:t>
+      </w:r>
+      <w:proofErr w:type="spellStart"/>
+      <w:r>
+        <w:rPr>
+          <w:color w:val="0000FF"/>
+        </w:rPr>
+        <w:t>deptID</w:t>
+      </w:r>
+      <w:proofErr w:type="spellEnd"/>
+      <w:r>
+        <w:rPr>
+          <w:color w:val="0000FF"/>
+        </w:rPr>
+        <w:t>,</w:t>
       </w:r>
     </w:p>
     <w:p>
@@ -1137,11 +2049,33 @@
           <w:color w:val="0000FF"/>
         </w:rPr>
       </w:pPr>
-      <w:r>
-        <w:rPr>
-          <w:color w:val="0000FF"/>
-        </w:rPr>
-        <w:t>d.dept_name AS deptName,</w:t>
+      <w:proofErr w:type="spellStart"/>
+      <w:r>
+        <w:rPr>
+          <w:color w:val="0000FF"/>
+        </w:rPr>
+        <w:t>d.dept_name</w:t>
+      </w:r>
+      <w:proofErr w:type="spellEnd"/>
+      <w:r>
+        <w:rPr>
+          <w:color w:val="0000FF"/>
+        </w:rPr>
+        <w:t xml:space="preserve"> AS </w:t>
+      </w:r>
+      <w:proofErr w:type="spellStart"/>
+      <w:r>
+        <w:rPr>
+          <w:color w:val="0000FF"/>
+        </w:rPr>
+        <w:t>deptName</w:t>
+      </w:r>
+      <w:proofErr w:type="spellEnd"/>
+      <w:r>
+        <w:rPr>
+          <w:color w:val="0000FF"/>
+        </w:rPr>
+        <w:t>,</w:t>
       </w:r>
     </w:p>
     <w:p>
@@ -1151,11 +2085,53 @@
           <w:color w:val="0000FF"/>
         </w:rPr>
       </w:pPr>
-      <w:r>
-        <w:rPr>
-          <w:color w:val="0000FF"/>
-        </w:rPr>
-        <w:t>h.helper_id AS hID,</w:t>
+      <w:proofErr w:type="spellStart"/>
+      <w:proofErr w:type="gramStart"/>
+      <w:r>
+        <w:rPr>
+          <w:color w:val="0000FF"/>
+        </w:rPr>
+        <w:t>h.helper</w:t>
+      </w:r>
+      <w:proofErr w:type="gramEnd"/>
+      <w:r>
+        <w:rPr>
+          <w:color w:val="0000FF"/>
+        </w:rPr>
+        <w:t>_id</w:t>
+      </w:r>
+      <w:proofErr w:type="spellEnd"/>
+      <w:r>
+        <w:rPr>
+          <w:color w:val="0000FF"/>
+        </w:rPr>
+        <w:t xml:space="preserve"> AS </w:t>
+      </w:r>
+      <w:proofErr w:type="spellStart"/>
+      <w:r>
+        <w:rPr>
+          <w:color w:val="0000FF"/>
+        </w:rPr>
+        <w:t>h</w:t>
+      </w:r>
+      <w:r>
+        <w:rPr>
+          <w:color w:val="0000FF"/>
+        </w:rPr>
+        <w:t>elper</w:t>
+      </w:r>
+      <w:r>
+        <w:rPr>
+          <w:color w:val="0000FF"/>
+        </w:rPr>
+        <w:t>ID</w:t>
+      </w:r>
+      <w:proofErr w:type="spellEnd"/>
+      <w:r>
+        <w:rPr>
+          <w:color w:val="0000FF"/>
+        </w:rPr>
+        <w:t>,</w:t>
       </w:r>
     </w:p>
     <w:p>
@@ -1165,12 +2141,62 @@
           <w:color w:val="0000FF"/>
         </w:rPr>
       </w:pPr>
-      <w:r>
-        <w:rPr>
-          <w:color w:val="0000FF"/>
-        </w:rPr>
-        <w:t>CONCAT(h.f_name, ' ', h.l_name) AS hName</w:t>
-      </w:r>
+      <w:proofErr w:type="gramStart"/>
+      <w:r>
+        <w:rPr>
+          <w:color w:val="0000FF"/>
+        </w:rPr>
+        <w:t>CONCAT(</w:t>
+      </w:r>
+      <w:proofErr w:type="spellStart"/>
+      <w:proofErr w:type="gramEnd"/>
+      <w:r>
+        <w:rPr>
+          <w:color w:val="0000FF"/>
+        </w:rPr>
+        <w:t>h.f_name</w:t>
+      </w:r>
+      <w:proofErr w:type="spellEnd"/>
+      <w:r>
+        <w:rPr>
+          <w:color w:val="0000FF"/>
+        </w:rPr>
+        <w:t xml:space="preserve">, ' ', </w:t>
+      </w:r>
+      <w:proofErr w:type="spellStart"/>
+      <w:r>
+        <w:rPr>
+          <w:color w:val="0000FF"/>
+        </w:rPr>
+        <w:t>h.l_name</w:t>
+      </w:r>
+      <w:proofErr w:type="spellEnd"/>
+      <w:r>
+        <w:rPr>
+          <w:color w:val="0000FF"/>
+        </w:rPr>
+        <w:t xml:space="preserve">) AS </w:t>
+      </w:r>
+      <w:proofErr w:type="spellStart"/>
+      <w:r>
+        <w:rPr>
+          <w:color w:val="0000FF"/>
+        </w:rPr>
+        <w:t>h</w:t>
+      </w:r>
+      <w:r>
+        <w:rPr>
+          <w:color w:val="0000FF"/>
+        </w:rPr>
+        <w:t>elper</w:t>
+      </w:r>
+      <w:r>
+        <w:rPr>
+          <w:color w:val="0000FF"/>
+        </w:rPr>
+        <w:t>Name</w:t>
+      </w:r>
+      <w:proofErr w:type="spellEnd"/>
     </w:p>
     <w:p>
       <w:pPr>
@@ -1195,46 +2221,184 @@
         <w:rPr>
           <w:color w:val="0000FF"/>
         </w:rPr>
-        <w:t>LEFT JOIN staffshift9171 ss ON h.helper_id = ss.helper_id</w:t>
-      </w:r>
-    </w:p>
-    <w:p>
-      <w:pPr>
-        <w:rPr>
-          <w:color w:val="0000FF"/>
-        </w:rPr>
-      </w:pPr>
-      <w:r>
-        <w:rPr>
-          <w:color w:val="0000FF"/>
-        </w:rPr>
-        <w:t>LEFT JOIN department9171 d ON h.dept_id = d.dept_id</w:t>
-      </w:r>
-    </w:p>
-    <w:p>
-      <w:pPr>
-        <w:rPr>
-          <w:color w:val="0000FF"/>
-        </w:rPr>
-      </w:pPr>
-      <w:r>
-        <w:rPr>
-          <w:color w:val="0000FF"/>
-        </w:rPr>
-        <w:t>WHERE ss.shift_id IS NULL</w:t>
-      </w:r>
-    </w:p>
-    <w:p>
-      <w:pPr>
-        <w:rPr>
-          <w:color w:val="0000FF"/>
-        </w:rPr>
-      </w:pPr>
-      <w:r>
-        <w:rPr>
-          <w:color w:val="0000FF"/>
-        </w:rPr>
-        <w:t>ORDER BY deptID, hName;</w:t>
+        <w:t xml:space="preserve">LEFT JOIN staffshift9171 ss ON </w:t>
+      </w:r>
+      <w:proofErr w:type="spellStart"/>
+      <w:proofErr w:type="gramStart"/>
+      <w:r>
+        <w:rPr>
+          <w:color w:val="0000FF"/>
+        </w:rPr>
+        <w:t>h.helper</w:t>
+      </w:r>
+      <w:proofErr w:type="gramEnd"/>
+      <w:r>
+        <w:rPr>
+          <w:color w:val="0000FF"/>
+        </w:rPr>
+        <w:t>_id</w:t>
+      </w:r>
+      <w:proofErr w:type="spellEnd"/>
+      <w:r>
+        <w:rPr>
+          <w:color w:val="0000FF"/>
+        </w:rPr>
+        <w:t xml:space="preserve"> = </w:t>
+      </w:r>
+      <w:proofErr w:type="spellStart"/>
+      <w:proofErr w:type="gramStart"/>
+      <w:r>
+        <w:rPr>
+          <w:color w:val="0000FF"/>
+        </w:rPr>
+        <w:t>ss.helper</w:t>
+      </w:r>
+      <w:proofErr w:type="gramEnd"/>
+      <w:r>
+        <w:rPr>
+          <w:color w:val="0000FF"/>
+        </w:rPr>
+        <w:t>_id</w:t>
+      </w:r>
+      <w:proofErr w:type="spellEnd"/>
+    </w:p>
+    <w:p>
+      <w:pPr>
+        <w:rPr>
+          <w:color w:val="0000FF"/>
+        </w:rPr>
+      </w:pPr>
+      <w:r>
+        <w:rPr>
+          <w:color w:val="0000FF"/>
+        </w:rPr>
+        <w:t xml:space="preserve">LEFT JOIN department9171 d ON </w:t>
+      </w:r>
+      <w:proofErr w:type="spellStart"/>
+      <w:proofErr w:type="gramStart"/>
+      <w:r>
+        <w:rPr>
+          <w:color w:val="0000FF"/>
+        </w:rPr>
+        <w:t>h.dept</w:t>
+      </w:r>
+      <w:proofErr w:type="gramEnd"/>
+      <w:r>
+        <w:rPr>
+          <w:color w:val="0000FF"/>
+        </w:rPr>
+        <w:t>_id</w:t>
+      </w:r>
+      <w:proofErr w:type="spellEnd"/>
+      <w:r>
+        <w:rPr>
+          <w:color w:val="0000FF"/>
+        </w:rPr>
+        <w:t xml:space="preserve"> = </w:t>
+      </w:r>
+      <w:proofErr w:type="spellStart"/>
+      <w:proofErr w:type="gramStart"/>
+      <w:r>
+        <w:rPr>
+          <w:color w:val="0000FF"/>
+        </w:rPr>
+        <w:t>d.dept</w:t>
+      </w:r>
+      <w:proofErr w:type="gramEnd"/>
+      <w:r>
+        <w:rPr>
+          <w:color w:val="0000FF"/>
+        </w:rPr>
+        <w:t>_id</w:t>
+      </w:r>
+      <w:proofErr w:type="spellEnd"/>
+    </w:p>
+    <w:p>
+      <w:pPr>
+        <w:rPr>
+          <w:color w:val="0000FF"/>
+        </w:rPr>
+      </w:pPr>
+      <w:r>
+        <w:rPr>
+          <w:color w:val="0000FF"/>
+        </w:rPr>
+        <w:t xml:space="preserve">WHERE </w:t>
+      </w:r>
+      <w:proofErr w:type="spellStart"/>
+      <w:proofErr w:type="gramStart"/>
+      <w:r>
+        <w:rPr>
+          <w:color w:val="0000FF"/>
+        </w:rPr>
+        <w:t>ss.shift</w:t>
+      </w:r>
+      <w:proofErr w:type="gramEnd"/>
+      <w:r>
+        <w:rPr>
+          <w:color w:val="0000FF"/>
+        </w:rPr>
+        <w:t>_id</w:t>
+      </w:r>
+      <w:proofErr w:type="spellEnd"/>
+      <w:r>
+        <w:rPr>
+          <w:color w:val="0000FF"/>
+        </w:rPr>
+        <w:t xml:space="preserve"> IS NULL</w:t>
+      </w:r>
+    </w:p>
+    <w:p>
+      <w:pPr>
+        <w:rPr>
+          <w:color w:val="0000FF"/>
+        </w:rPr>
+      </w:pPr>
+      <w:r>
+        <w:rPr>
+          <w:color w:val="0000FF"/>
+        </w:rPr>
+        <w:t xml:space="preserve">ORDER BY </w:t>
+      </w:r>
+      <w:proofErr w:type="spellStart"/>
+      <w:r>
+        <w:rPr>
+          <w:color w:val="0000FF"/>
+        </w:rPr>
+        <w:t>deptID</w:t>
+      </w:r>
+      <w:proofErr w:type="spellEnd"/>
+      <w:r>
+        <w:rPr>
+          <w:color w:val="0000FF"/>
+        </w:rPr>
+        <w:t xml:space="preserve">, </w:t>
+      </w:r>
+      <w:proofErr w:type="spellStart"/>
+      <w:r>
+        <w:rPr>
+          <w:color w:val="0000FF"/>
+        </w:rPr>
+        <w:t>h</w:t>
+      </w:r>
+      <w:r>
+        <w:rPr>
+          <w:color w:val="0000FF"/>
+        </w:rPr>
+        <w:t>elper</w:t>
+      </w:r>
+      <w:r>
+        <w:rPr>
+          <w:color w:val="0000FF"/>
+        </w:rPr>
+        <w:t>Name</w:t>
+      </w:r>
+      <w:proofErr w:type="spellEnd"/>
+      <w:r>
+        <w:rPr>
+          <w:color w:val="0000FF"/>
+        </w:rPr>
+        <w:t>;</w:t>
       </w:r>
     </w:p>
     <w:p>
@@ -1250,9 +2414,9 @@
           <w:color w:val="000000" w:themeColor="text1"/>
         </w:rPr>
         <w:drawing>
-          <wp:inline distT="0" distB="0" distL="0" distR="0" wp14:anchorId="79C87FB3" wp14:editId="1BD7F8C8">
-            <wp:extent cx="4305901" cy="2238687"/>
-            <wp:effectExtent l="0" t="0" r="0" b="9525"/>
+          <wp:inline distT="0" distB="0" distL="0" distR="0" wp14:anchorId="79C87FB3" wp14:editId="60A3E39E">
+            <wp:extent cx="4305901" cy="2166721"/>
+            <wp:effectExtent l="0" t="0" r="0" b="5080"/>
             <wp:docPr id="201858679" name="Picture 1"/>
             <wp:cNvGraphicFramePr>
               <a:graphicFrameLocks xmlns:a="http://schemas.openxmlformats.org/drawingml/2006/main" noChangeAspect="1"/>
@@ -1261,11 +2425,17 @@
               <a:graphicData uri="http://schemas.openxmlformats.org/drawingml/2006/picture">
                 <pic:pic xmlns:pic="http://schemas.openxmlformats.org/drawingml/2006/picture">
                   <pic:nvPicPr>
-                    <pic:cNvPr id="201858679" name=""/>
+                    <pic:cNvPr id="201858679" name="Picture 1"/>
                     <pic:cNvPicPr/>
                   </pic:nvPicPr>
                   <pic:blipFill>
-                    <a:blip r:embed="rId14"/>
+                    <a:blip r:embed="rId14">
+                      <a:extLst>
+                        <a:ext uri="{28A0092B-C50C-407E-A947-70E740481C1C}">
+                          <a14:useLocalDpi xmlns:a14="http://schemas.microsoft.com/office/drawing/2010/main" val="0"/>
+                        </a:ext>
+                      </a:extLst>
+                    </a:blip>
                     <a:stretch>
                       <a:fillRect/>
                     </a:stretch>
@@ -1273,7 +2443,7 @@
                   <pic:spPr>
                     <a:xfrm>
                       <a:off x="0" y="0"/>
-                      <a:ext cx="4305901" cy="2238687"/>
+                      <a:ext cx="4305901" cy="2166721"/>
                     </a:xfrm>
                     <a:prstGeom prst="rect">
                       <a:avLst/>
@@ -1331,346 +2501,688 @@
         <w:rPr>
           <w:color w:val="000000" w:themeColor="text1"/>
         </w:rPr>
-        <w:t>. How much money came through as payments in total and in each calendar year using each mode of payment. Your results should show full total in the first row and then rows with details: calendar year, mode of payment and money received ordered by year and mode of payment (similar to below but showing total values in the last column). Your output should look similar to the one below.</w:t>
-      </w:r>
-    </w:p>
-    <w:p>
-      <w:pPr>
+        <w:t xml:space="preserve">. How much money came through as payments in total and in each </w:t>
+      </w:r>
+      <w:proofErr w:type="gramStart"/>
+      <w:r>
         <w:rPr>
           <w:color w:val="000000" w:themeColor="text1"/>
         </w:rPr>
+        <w:t>calendar</w:t>
+      </w:r>
+      <w:proofErr w:type="gramEnd"/>
+      <w:r>
+        <w:rPr>
+          <w:color w:val="000000" w:themeColor="text1"/>
+        </w:rPr>
+        <w:t xml:space="preserve"> year using each mode of payment. Your results should show full total in the first row and then rows with details: calendar year, mode of payment and money received ordered by year and mode of payment (</w:t>
+      </w:r>
+      <w:proofErr w:type="gramStart"/>
+      <w:r>
+        <w:rPr>
+          <w:color w:val="000000" w:themeColor="text1"/>
+        </w:rPr>
+        <w:t>similar to</w:t>
+      </w:r>
+      <w:proofErr w:type="gramEnd"/>
+      <w:r>
+        <w:rPr>
+          <w:color w:val="000000" w:themeColor="text1"/>
+        </w:rPr>
+        <w:t xml:space="preserve"> below but showing total values in the last column). </w:t>
+      </w:r>
+    </w:p>
+    <w:p>
+      <w:pPr>
+        <w:rPr>
+          <w:color w:val="0000FF"/>
+        </w:rPr>
+      </w:pPr>
+      <w:r>
+        <w:rPr>
+          <w:color w:val="0000FF"/>
+        </w:rPr>
+        <w:t>SELECT</w:t>
+      </w:r>
+    </w:p>
+    <w:p>
+      <w:pPr>
+        <w:ind w:firstLine="720"/>
+        <w:rPr>
+          <w:color w:val="0000FF"/>
+        </w:rPr>
+      </w:pPr>
+      <w:r>
+        <w:rPr>
+          <w:color w:val="0000FF"/>
+        </w:rPr>
+        <w:t xml:space="preserve">'1729171' AS </w:t>
+      </w:r>
+      <w:proofErr w:type="spellStart"/>
+      <w:r>
+        <w:rPr>
+          <w:color w:val="0000FF"/>
+        </w:rPr>
+        <w:t>StuID</w:t>
+      </w:r>
+      <w:proofErr w:type="spellEnd"/>
+      <w:r>
+        <w:rPr>
+          <w:color w:val="0000FF"/>
+        </w:rPr>
+        <w:t>,</w:t>
+      </w:r>
+    </w:p>
+    <w:p>
+      <w:pPr>
+        <w:ind w:firstLine="720"/>
+        <w:rPr>
+          <w:color w:val="0000FF"/>
+        </w:rPr>
+      </w:pPr>
+      <w:proofErr w:type="gramStart"/>
+      <w:r>
+        <w:rPr>
+          <w:color w:val="0000FF"/>
+        </w:rPr>
+        <w:t>YEAR(</w:t>
+      </w:r>
+      <w:proofErr w:type="spellStart"/>
+      <w:proofErr w:type="gramEnd"/>
+      <w:r>
+        <w:rPr>
+          <w:color w:val="0000FF"/>
+        </w:rPr>
+        <w:t>appointment_date</w:t>
+      </w:r>
+      <w:proofErr w:type="spellEnd"/>
+      <w:r>
+        <w:rPr>
+          <w:color w:val="0000FF"/>
+        </w:rPr>
+        <w:t xml:space="preserve">) AS </w:t>
+      </w:r>
+      <w:proofErr w:type="spellStart"/>
+      <w:r>
+        <w:rPr>
+          <w:color w:val="0000FF"/>
+        </w:rPr>
+        <w:t>calendarYear</w:t>
+      </w:r>
+      <w:proofErr w:type="spellEnd"/>
+      <w:r>
+        <w:rPr>
+          <w:color w:val="0000FF"/>
+        </w:rPr>
+        <w:t>,</w:t>
+      </w:r>
+    </w:p>
+    <w:p>
+      <w:pPr>
+        <w:rPr>
+          <w:color w:val="0000FF"/>
+        </w:rPr>
+      </w:pPr>
+      <w:r>
+        <w:rPr>
+          <w:color w:val="0000FF"/>
+        </w:rPr>
+        <w:tab/>
+      </w:r>
+      <w:proofErr w:type="spellStart"/>
+      <w:r>
+        <w:rPr>
+          <w:color w:val="0000FF"/>
+        </w:rPr>
+        <w:t>mode_of_payment</w:t>
+      </w:r>
+      <w:proofErr w:type="spellEnd"/>
+      <w:r>
+        <w:rPr>
+          <w:color w:val="0000FF"/>
+        </w:rPr>
+        <w:t xml:space="preserve"> AS </w:t>
+      </w:r>
+      <w:proofErr w:type="spellStart"/>
+      <w:r>
+        <w:rPr>
+          <w:color w:val="0000FF"/>
+        </w:rPr>
+        <w:t>modeOfPayment</w:t>
+      </w:r>
+      <w:proofErr w:type="spellEnd"/>
+      <w:r>
+        <w:rPr>
+          <w:color w:val="0000FF"/>
+        </w:rPr>
+        <w:t>,</w:t>
+      </w:r>
+    </w:p>
+    <w:p>
+      <w:pPr>
+        <w:rPr>
+          <w:color w:val="0000FF"/>
+        </w:rPr>
+      </w:pPr>
+      <w:r>
+        <w:rPr>
+          <w:color w:val="0000FF"/>
+        </w:rPr>
+        <w:tab/>
+      </w:r>
+      <w:proofErr w:type="gramStart"/>
+      <w:r>
+        <w:rPr>
+          <w:color w:val="0000FF"/>
+        </w:rPr>
+        <w:t>SUM(</w:t>
+      </w:r>
+      <w:proofErr w:type="spellStart"/>
+      <w:proofErr w:type="gramEnd"/>
+      <w:r>
+        <w:rPr>
+          <w:color w:val="0000FF"/>
+        </w:rPr>
+        <w:t>payment_amount</w:t>
+      </w:r>
+      <w:proofErr w:type="spellEnd"/>
+      <w:r>
+        <w:rPr>
+          <w:color w:val="0000FF"/>
+        </w:rPr>
+        <w:t xml:space="preserve">) AS </w:t>
+      </w:r>
+      <w:proofErr w:type="spellStart"/>
+      <w:r>
+        <w:rPr>
+          <w:color w:val="0000FF"/>
+        </w:rPr>
+        <w:t>paymentsTotal</w:t>
+      </w:r>
+      <w:proofErr w:type="spellEnd"/>
+      <w:r>
+        <w:rPr>
+          <w:color w:val="0000FF"/>
+        </w:rPr>
+        <w:t>,</w:t>
+      </w:r>
+    </w:p>
+    <w:p>
+      <w:pPr>
+        <w:rPr>
+          <w:color w:val="0000FF"/>
+        </w:rPr>
+      </w:pPr>
+      <w:r>
+        <w:rPr>
+          <w:color w:val="0000FF"/>
+        </w:rPr>
+        <w:tab/>
+        <w:t xml:space="preserve">1 AS </w:t>
+      </w:r>
+      <w:proofErr w:type="spellStart"/>
+      <w:r>
+        <w:rPr>
+          <w:color w:val="0000FF"/>
+        </w:rPr>
+        <w:t>rowType</w:t>
+      </w:r>
+      <w:proofErr w:type="spellEnd"/>
+      <w:r>
+        <w:rPr>
+          <w:color w:val="0000FF"/>
+        </w:rPr>
+        <w:t>,</w:t>
+      </w:r>
+    </w:p>
+    <w:p>
+      <w:pPr>
+        <w:rPr>
+          <w:color w:val="0000FF"/>
+        </w:rPr>
+      </w:pPr>
+      <w:r>
+        <w:rPr>
+          <w:color w:val="0000FF"/>
+        </w:rPr>
+        <w:tab/>
+      </w:r>
+      <w:proofErr w:type="gramStart"/>
+      <w:r>
+        <w:rPr>
+          <w:color w:val="0000FF"/>
+        </w:rPr>
+        <w:t>YEAR(</w:t>
+      </w:r>
+      <w:proofErr w:type="spellStart"/>
+      <w:proofErr w:type="gramEnd"/>
+      <w:r>
+        <w:rPr>
+          <w:color w:val="0000FF"/>
+        </w:rPr>
+        <w:t>appointment_date</w:t>
+      </w:r>
+      <w:proofErr w:type="spellEnd"/>
+      <w:r>
+        <w:rPr>
+          <w:color w:val="0000FF"/>
+        </w:rPr>
+        <w:t xml:space="preserve">) AS </w:t>
+      </w:r>
+      <w:proofErr w:type="spellStart"/>
+      <w:r>
+        <w:rPr>
+          <w:color w:val="0000FF"/>
+        </w:rPr>
+        <w:t>sortYear</w:t>
+      </w:r>
+      <w:proofErr w:type="spellEnd"/>
+    </w:p>
+    <w:p>
+      <w:pPr>
+        <w:rPr>
+          <w:color w:val="0000FF"/>
+        </w:rPr>
+      </w:pPr>
+      <w:r>
+        <w:rPr>
+          <w:color w:val="0000FF"/>
+        </w:rPr>
+        <w:t>FROM appointment9171</w:t>
+      </w:r>
+    </w:p>
+    <w:p>
+      <w:pPr>
+        <w:rPr>
+          <w:color w:val="0000FF"/>
+        </w:rPr>
+      </w:pPr>
+      <w:r>
+        <w:rPr>
+          <w:color w:val="0000FF"/>
+        </w:rPr>
+        <w:t xml:space="preserve">GROUP BY </w:t>
+      </w:r>
+      <w:proofErr w:type="gramStart"/>
+      <w:r>
+        <w:rPr>
+          <w:color w:val="0000FF"/>
+        </w:rPr>
+        <w:t>YEAR(</w:t>
+      </w:r>
+      <w:proofErr w:type="spellStart"/>
+      <w:proofErr w:type="gramEnd"/>
+      <w:r>
+        <w:rPr>
+          <w:color w:val="0000FF"/>
+        </w:rPr>
+        <w:t>appointment_date</w:t>
+      </w:r>
+      <w:proofErr w:type="spellEnd"/>
+      <w:r>
+        <w:rPr>
+          <w:color w:val="0000FF"/>
+        </w:rPr>
+        <w:t xml:space="preserve">), </w:t>
+      </w:r>
+      <w:proofErr w:type="spellStart"/>
+      <w:r>
+        <w:rPr>
+          <w:color w:val="0000FF"/>
+        </w:rPr>
+        <w:t>mode_of_payment</w:t>
+      </w:r>
+      <w:proofErr w:type="spellEnd"/>
+    </w:p>
+    <w:p>
+      <w:pPr>
+        <w:rPr>
+          <w:color w:val="0000FF"/>
+        </w:rPr>
+      </w:pPr>
+      <w:r>
+        <w:rPr>
+          <w:color w:val="0000FF"/>
+        </w:rPr>
+        <w:t>UNION ALL</w:t>
+      </w:r>
+    </w:p>
+    <w:p>
+      <w:pPr>
+        <w:rPr>
+          <w:color w:val="0000FF"/>
+        </w:rPr>
+      </w:pPr>
+      <w:r>
+        <w:rPr>
+          <w:color w:val="0000FF"/>
+        </w:rPr>
+        <w:t>SELECT</w:t>
+      </w:r>
+    </w:p>
+    <w:p>
+      <w:pPr>
+        <w:rPr>
+          <w:color w:val="0000FF"/>
+        </w:rPr>
+      </w:pPr>
+      <w:r>
+        <w:rPr>
+          <w:color w:val="0000FF"/>
+        </w:rPr>
+        <w:tab/>
+        <w:t xml:space="preserve">'1729171' AS </w:t>
+      </w:r>
+      <w:proofErr w:type="spellStart"/>
+      <w:r>
+        <w:rPr>
+          <w:color w:val="0000FF"/>
+        </w:rPr>
+        <w:t>StuID</w:t>
+      </w:r>
+      <w:proofErr w:type="spellEnd"/>
+      <w:r>
+        <w:rPr>
+          <w:color w:val="0000FF"/>
+        </w:rPr>
+        <w:t>,</w:t>
+      </w:r>
+    </w:p>
+    <w:p>
+      <w:pPr>
+        <w:rPr>
+          <w:color w:val="0000FF"/>
+        </w:rPr>
+      </w:pPr>
+      <w:r>
+        <w:rPr>
+          <w:color w:val="0000FF"/>
+        </w:rPr>
+        <w:tab/>
+        <w:t xml:space="preserve">'' AS </w:t>
+      </w:r>
+      <w:proofErr w:type="spellStart"/>
+      <w:r>
+        <w:rPr>
+          <w:color w:val="0000FF"/>
+        </w:rPr>
+        <w:t>calendarYear</w:t>
+      </w:r>
+      <w:proofErr w:type="spellEnd"/>
+      <w:r>
+        <w:rPr>
+          <w:color w:val="0000FF"/>
+        </w:rPr>
+        <w:t>,</w:t>
+      </w:r>
+    </w:p>
+    <w:p>
+      <w:pPr>
+        <w:rPr>
+          <w:color w:val="0000FF"/>
+        </w:rPr>
+      </w:pPr>
+      <w:r>
+        <w:rPr>
+          <w:color w:val="0000FF"/>
+        </w:rPr>
+        <w:tab/>
+        <w:t xml:space="preserve">'Total' AS </w:t>
+      </w:r>
+      <w:proofErr w:type="spellStart"/>
+      <w:r>
+        <w:rPr>
+          <w:color w:val="0000FF"/>
+        </w:rPr>
+        <w:t>modeOfPayment</w:t>
+      </w:r>
+      <w:proofErr w:type="spellEnd"/>
+      <w:r>
+        <w:rPr>
+          <w:color w:val="0000FF"/>
+        </w:rPr>
+        <w:t>,</w:t>
+      </w:r>
+    </w:p>
+    <w:p>
+      <w:pPr>
+        <w:rPr>
+          <w:color w:val="0000FF"/>
+        </w:rPr>
+      </w:pPr>
+      <w:r>
+        <w:rPr>
+          <w:color w:val="0000FF"/>
+        </w:rPr>
+        <w:tab/>
+      </w:r>
+      <w:proofErr w:type="gramStart"/>
+      <w:r>
+        <w:rPr>
+          <w:color w:val="0000FF"/>
+        </w:rPr>
+        <w:t>SUM(</w:t>
+      </w:r>
+      <w:proofErr w:type="spellStart"/>
+      <w:proofErr w:type="gramEnd"/>
+      <w:r>
+        <w:rPr>
+          <w:color w:val="0000FF"/>
+        </w:rPr>
+        <w:t>payment_amount</w:t>
+      </w:r>
+      <w:proofErr w:type="spellEnd"/>
+      <w:r>
+        <w:rPr>
+          <w:color w:val="0000FF"/>
+        </w:rPr>
+        <w:t xml:space="preserve">) AS </w:t>
+      </w:r>
+      <w:proofErr w:type="spellStart"/>
+      <w:r>
+        <w:rPr>
+          <w:color w:val="0000FF"/>
+        </w:rPr>
+        <w:t>paymentsTotal</w:t>
+      </w:r>
+      <w:proofErr w:type="spellEnd"/>
+      <w:r>
+        <w:rPr>
+          <w:color w:val="0000FF"/>
+        </w:rPr>
+        <w:t>,</w:t>
+      </w:r>
+    </w:p>
+    <w:p>
+      <w:pPr>
+        <w:rPr>
+          <w:color w:val="0000FF"/>
+        </w:rPr>
+      </w:pPr>
+      <w:r>
+        <w:rPr>
+          <w:color w:val="0000FF"/>
+        </w:rPr>
+        <w:tab/>
+        <w:t xml:space="preserve">0 AS </w:t>
+      </w:r>
+      <w:proofErr w:type="spellStart"/>
+      <w:r>
+        <w:rPr>
+          <w:color w:val="0000FF"/>
+        </w:rPr>
+        <w:t>rowType</w:t>
+      </w:r>
+      <w:proofErr w:type="spellEnd"/>
+      <w:r>
+        <w:rPr>
+          <w:color w:val="0000FF"/>
+        </w:rPr>
+        <w:t>,</w:t>
+      </w:r>
+    </w:p>
+    <w:p>
+      <w:pPr>
+        <w:rPr>
+          <w:color w:val="0000FF"/>
+        </w:rPr>
+      </w:pPr>
+      <w:r>
+        <w:rPr>
+          <w:color w:val="0000FF"/>
+        </w:rPr>
+        <w:tab/>
+      </w:r>
+      <w:proofErr w:type="gramStart"/>
+      <w:r>
+        <w:rPr>
+          <w:color w:val="0000FF"/>
+        </w:rPr>
+        <w:t>YEAR(</w:t>
+      </w:r>
+      <w:proofErr w:type="spellStart"/>
+      <w:proofErr w:type="gramEnd"/>
+      <w:r>
+        <w:rPr>
+          <w:color w:val="0000FF"/>
+        </w:rPr>
+        <w:t>appointment_date</w:t>
+      </w:r>
+      <w:proofErr w:type="spellEnd"/>
+      <w:r>
+        <w:rPr>
+          <w:color w:val="0000FF"/>
+        </w:rPr>
+        <w:t xml:space="preserve">) AS </w:t>
+      </w:r>
+      <w:proofErr w:type="spellStart"/>
+      <w:r>
+        <w:rPr>
+          <w:color w:val="0000FF"/>
+        </w:rPr>
+        <w:t>sortYear</w:t>
+      </w:r>
+      <w:proofErr w:type="spellEnd"/>
+    </w:p>
+    <w:p>
+      <w:pPr>
+        <w:rPr>
+          <w:color w:val="0000FF"/>
+        </w:rPr>
+      </w:pPr>
+      <w:r>
+        <w:rPr>
+          <w:color w:val="0000FF"/>
+        </w:rPr>
+        <w:t>FROM appointment9171</w:t>
+      </w:r>
+    </w:p>
+    <w:p>
+      <w:pPr>
+        <w:rPr>
+          <w:color w:val="0000FF"/>
+        </w:rPr>
+      </w:pPr>
+      <w:r>
+        <w:rPr>
+          <w:color w:val="0000FF"/>
+        </w:rPr>
+        <w:t xml:space="preserve">GROUP BY </w:t>
+      </w:r>
+      <w:proofErr w:type="gramStart"/>
+      <w:r>
+        <w:rPr>
+          <w:color w:val="0000FF"/>
+        </w:rPr>
+        <w:t>YEAR(</w:t>
+      </w:r>
+      <w:proofErr w:type="spellStart"/>
+      <w:proofErr w:type="gramEnd"/>
+      <w:r>
+        <w:rPr>
+          <w:color w:val="0000FF"/>
+        </w:rPr>
+        <w:t>appointment_date</w:t>
+      </w:r>
+      <w:proofErr w:type="spellEnd"/>
+      <w:r>
+        <w:rPr>
+          <w:color w:val="0000FF"/>
+        </w:rPr>
+        <w:t>)</w:t>
+      </w:r>
+    </w:p>
+    <w:p>
+      <w:pPr>
+        <w:rPr>
+          <w:color w:val="0000FF"/>
+        </w:rPr>
+      </w:pPr>
+      <w:r>
+        <w:rPr>
+          <w:color w:val="0000FF"/>
+        </w:rPr>
+        <w:t xml:space="preserve">ORDER BY </w:t>
+      </w:r>
+      <w:proofErr w:type="spellStart"/>
+      <w:r>
+        <w:rPr>
+          <w:color w:val="0000FF"/>
+        </w:rPr>
+        <w:t>sortYear</w:t>
+      </w:r>
+      <w:proofErr w:type="spellEnd"/>
+      <w:r>
+        <w:rPr>
+          <w:color w:val="0000FF"/>
+        </w:rPr>
+        <w:t xml:space="preserve"> ASC, </w:t>
+      </w:r>
+      <w:proofErr w:type="spellStart"/>
+      <w:r>
+        <w:rPr>
+          <w:color w:val="0000FF"/>
+        </w:rPr>
+        <w:t>rowType</w:t>
+      </w:r>
+      <w:proofErr w:type="spellEnd"/>
+      <w:r>
+        <w:rPr>
+          <w:color w:val="0000FF"/>
+        </w:rPr>
+        <w:t xml:space="preserve"> ASC, </w:t>
+      </w:r>
+      <w:proofErr w:type="spellStart"/>
+      <w:r>
+        <w:rPr>
+          <w:color w:val="0000FF"/>
+        </w:rPr>
+        <w:t>modeOfPayment</w:t>
+      </w:r>
+      <w:proofErr w:type="spellEnd"/>
+      <w:r>
+        <w:rPr>
+          <w:color w:val="0000FF"/>
+        </w:rPr>
+        <w:t xml:space="preserve"> ASC;</w:t>
+      </w:r>
+    </w:p>
+    <w:p>
+      <w:pPr>
+        <w:jc w:val="center"/>
+        <w:rPr>
+          <w:color w:val="0000FF"/>
+        </w:rPr>
       </w:pPr>
       <w:r>
         <w:rPr>
           <w:noProof/>
-          <w:color w:val="000000" w:themeColor="text1"/>
+          <w:color w:val="0000FF"/>
         </w:rPr>
         <w:drawing>
-          <wp:inline distT="0" distB="0" distL="0" distR="0" wp14:anchorId="59A9FDEC" wp14:editId="697F2D16">
-            <wp:extent cx="3247619" cy="704762"/>
+          <wp:inline distT="0" distB="0" distL="0" distR="0" wp14:anchorId="08086730" wp14:editId="71441063">
+            <wp:extent cx="4991100" cy="2018775"/>
             <wp:effectExtent l="0" t="0" r="0" b="635"/>
-            <wp:docPr id="1840961051" name="Picture 1"/>
-            <wp:cNvGraphicFramePr>
-              <a:graphicFrameLocks xmlns:a="http://schemas.openxmlformats.org/drawingml/2006/main" noChangeAspect="1"/>
-            </wp:cNvGraphicFramePr>
-            <a:graphic xmlns:a="http://schemas.openxmlformats.org/drawingml/2006/main">
-              <a:graphicData uri="http://schemas.openxmlformats.org/drawingml/2006/picture">
-                <pic:pic xmlns:pic="http://schemas.openxmlformats.org/drawingml/2006/picture">
-                  <pic:nvPicPr>
-                    <pic:cNvPr id="1840961051" name=""/>
-                    <pic:cNvPicPr/>
-                  </pic:nvPicPr>
-                  <pic:blipFill>
-                    <a:blip r:embed="rId15"/>
-                    <a:stretch>
-                      <a:fillRect/>
-                    </a:stretch>
-                  </pic:blipFill>
-                  <pic:spPr>
-                    <a:xfrm>
-                      <a:off x="0" y="0"/>
-                      <a:ext cx="3247619" cy="704762"/>
-                    </a:xfrm>
-                    <a:prstGeom prst="rect">
-                      <a:avLst/>
-                    </a:prstGeom>
-                  </pic:spPr>
-                </pic:pic>
-              </a:graphicData>
-            </a:graphic>
-          </wp:inline>
-        </w:drawing>
-      </w:r>
-    </w:p>
-    <w:p>
-      <w:pPr>
-        <w:rPr>
-          <w:color w:val="0000FF"/>
-        </w:rPr>
-      </w:pPr>
-      <w:r>
-        <w:rPr>
-          <w:color w:val="0000FF"/>
-        </w:rPr>
-        <w:t>SELECT</w:t>
-      </w:r>
-    </w:p>
-    <w:p>
-      <w:pPr>
-        <w:ind w:firstLine="720"/>
-        <w:rPr>
-          <w:color w:val="0000FF"/>
-        </w:rPr>
-      </w:pPr>
-      <w:r>
-        <w:rPr>
-          <w:color w:val="0000FF"/>
-        </w:rPr>
-        <w:t>'1729171' AS StuID,</w:t>
-      </w:r>
-    </w:p>
-    <w:p>
-      <w:pPr>
-        <w:ind w:firstLine="720"/>
-        <w:rPr>
-          <w:color w:val="0000FF"/>
-        </w:rPr>
-      </w:pPr>
-      <w:r>
-        <w:rPr>
-          <w:color w:val="0000FF"/>
-        </w:rPr>
-        <w:t>YEAR(appointment_date) AS calendarYear,</w:t>
-      </w:r>
-    </w:p>
-    <w:p>
-      <w:pPr>
-        <w:rPr>
-          <w:color w:val="0000FF"/>
-        </w:rPr>
-      </w:pPr>
-      <w:r>
-        <w:rPr>
-          <w:color w:val="0000FF"/>
-        </w:rPr>
-        <w:tab/>
-        <w:t>mode_of_payment AS modeOfPayment,</w:t>
-      </w:r>
-    </w:p>
-    <w:p>
-      <w:pPr>
-        <w:rPr>
-          <w:color w:val="0000FF"/>
-        </w:rPr>
-      </w:pPr>
-      <w:r>
-        <w:rPr>
-          <w:color w:val="0000FF"/>
-        </w:rPr>
-        <w:tab/>
-        <w:t>SUM(payment_amount) AS paymentsTotal,</w:t>
-      </w:r>
-    </w:p>
-    <w:p>
-      <w:pPr>
-        <w:rPr>
-          <w:color w:val="0000FF"/>
-        </w:rPr>
-      </w:pPr>
-      <w:r>
-        <w:rPr>
-          <w:color w:val="0000FF"/>
-        </w:rPr>
-        <w:tab/>
-        <w:t>1 AS rowType,</w:t>
-      </w:r>
-    </w:p>
-    <w:p>
-      <w:pPr>
-        <w:rPr>
-          <w:color w:val="0000FF"/>
-        </w:rPr>
-      </w:pPr>
-      <w:r>
-        <w:rPr>
-          <w:color w:val="0000FF"/>
-        </w:rPr>
-        <w:tab/>
-        <w:t>YEAR(appointment_date) AS sortYear</w:t>
-      </w:r>
-    </w:p>
-    <w:p>
-      <w:pPr>
-        <w:rPr>
-          <w:color w:val="0000FF"/>
-        </w:rPr>
-      </w:pPr>
-      <w:r>
-        <w:rPr>
-          <w:color w:val="0000FF"/>
-        </w:rPr>
-        <w:t>FROM appointment9171</w:t>
-      </w:r>
-    </w:p>
-    <w:p>
-      <w:pPr>
-        <w:rPr>
-          <w:color w:val="0000FF"/>
-        </w:rPr>
-      </w:pPr>
-      <w:r>
-        <w:rPr>
-          <w:color w:val="0000FF"/>
-        </w:rPr>
-        <w:t>GROUP BY YEAR(appointment_date), mode_of_payment</w:t>
-      </w:r>
-    </w:p>
-    <w:p>
-      <w:pPr>
-        <w:rPr>
-          <w:color w:val="0000FF"/>
-        </w:rPr>
-      </w:pPr>
-      <w:r>
-        <w:rPr>
-          <w:color w:val="0000FF"/>
-        </w:rPr>
-        <w:t>UNION ALL</w:t>
-      </w:r>
-    </w:p>
-    <w:p>
-      <w:pPr>
-        <w:rPr>
-          <w:color w:val="0000FF"/>
-        </w:rPr>
-      </w:pPr>
-      <w:r>
-        <w:rPr>
-          <w:color w:val="0000FF"/>
-        </w:rPr>
-        <w:t>SELECT</w:t>
-      </w:r>
-    </w:p>
-    <w:p>
-      <w:pPr>
-        <w:rPr>
-          <w:color w:val="0000FF"/>
-        </w:rPr>
-      </w:pPr>
-      <w:r>
-        <w:rPr>
-          <w:color w:val="0000FF"/>
-        </w:rPr>
-        <w:tab/>
-        <w:t>'1729171' AS StuID,</w:t>
-      </w:r>
-    </w:p>
-    <w:p>
-      <w:pPr>
-        <w:rPr>
-          <w:color w:val="0000FF"/>
-        </w:rPr>
-      </w:pPr>
-      <w:r>
-        <w:rPr>
-          <w:color w:val="0000FF"/>
-        </w:rPr>
-        <w:tab/>
-        <w:t>'' AS calendarYear,</w:t>
-      </w:r>
-    </w:p>
-    <w:p>
-      <w:pPr>
-        <w:rPr>
-          <w:color w:val="0000FF"/>
-        </w:rPr>
-      </w:pPr>
-      <w:r>
-        <w:rPr>
-          <w:color w:val="0000FF"/>
-        </w:rPr>
-        <w:tab/>
-        <w:t>'Total' AS modeOfPayment,</w:t>
-      </w:r>
-    </w:p>
-    <w:p>
-      <w:pPr>
-        <w:rPr>
-          <w:color w:val="0000FF"/>
-        </w:rPr>
-      </w:pPr>
-      <w:r>
-        <w:rPr>
-          <w:color w:val="0000FF"/>
-        </w:rPr>
-        <w:tab/>
-        <w:t>SUM(payment_amount) AS paymentsTotal,</w:t>
-      </w:r>
-    </w:p>
-    <w:p>
-      <w:pPr>
-        <w:rPr>
-          <w:color w:val="0000FF"/>
-        </w:rPr>
-      </w:pPr>
-      <w:r>
-        <w:rPr>
-          <w:color w:val="0000FF"/>
-        </w:rPr>
-        <w:tab/>
-        <w:t>0 AS rowType,</w:t>
-      </w:r>
-    </w:p>
-    <w:p>
-      <w:pPr>
-        <w:rPr>
-          <w:color w:val="0000FF"/>
-        </w:rPr>
-      </w:pPr>
-      <w:r>
-        <w:rPr>
-          <w:color w:val="0000FF"/>
-        </w:rPr>
-        <w:tab/>
-        <w:t>YEAR(appointment_date) AS sortYear</w:t>
-      </w:r>
-    </w:p>
-    <w:p>
-      <w:pPr>
-        <w:rPr>
-          <w:color w:val="0000FF"/>
-        </w:rPr>
-      </w:pPr>
-      <w:r>
-        <w:rPr>
-          <w:color w:val="0000FF"/>
-        </w:rPr>
-        <w:t>FROM appointment9171</w:t>
-      </w:r>
-    </w:p>
-    <w:p>
-      <w:pPr>
-        <w:rPr>
-          <w:color w:val="0000FF"/>
-        </w:rPr>
-      </w:pPr>
-      <w:r>
-        <w:rPr>
-          <w:color w:val="0000FF"/>
-        </w:rPr>
-        <w:t>GROUP BY YEAR(appointment_date)</w:t>
-      </w:r>
-    </w:p>
-    <w:p>
-      <w:pPr>
-        <w:rPr>
-          <w:color w:val="0000FF"/>
-        </w:rPr>
-      </w:pPr>
-      <w:r>
-        <w:rPr>
-          <w:color w:val="0000FF"/>
-        </w:rPr>
-        <w:t>ORDER BY sortYear ASC, rowType ASC, modeOfPayment ASC;</w:t>
-      </w:r>
-    </w:p>
-    <w:p>
-      <w:pPr>
-        <w:jc w:val="center"/>
-        <w:rPr>
-          <w:color w:val="0000FF"/>
-        </w:rPr>
-      </w:pPr>
-      <w:r>
-        <w:rPr>
-          <w:noProof/>
-          <w:color w:val="0000FF"/>
-        </w:rPr>
-        <w:lastRenderedPageBreak/>
-        <w:drawing>
-          <wp:inline distT="0" distB="0" distL="0" distR="0" wp14:anchorId="08086730" wp14:editId="456B4B6B">
-            <wp:extent cx="5534797" cy="2238687"/>
-            <wp:effectExtent l="0" t="0" r="8890" b="9525"/>
             <wp:docPr id="1794055326" name="Picture 1"/>
             <wp:cNvGraphicFramePr>
               <a:graphicFrameLocks xmlns:a="http://schemas.openxmlformats.org/drawingml/2006/main" noChangeAspect="1"/>
@@ -1683,7 +3195,7 @@
                     <pic:cNvPicPr/>
                   </pic:nvPicPr>
                   <pic:blipFill>
-                    <a:blip r:embed="rId16"/>
+                    <a:blip r:embed="rId15"/>
                     <a:stretch>
                       <a:fillRect/>
                     </a:stretch>
@@ -1691,7 +3203,7 @@
                   <pic:spPr>
                     <a:xfrm>
                       <a:off x="0" y="0"/>
-                      <a:ext cx="5534797" cy="2238687"/>
+                      <a:ext cx="5008294" cy="2025729"/>
                     </a:xfrm>
                     <a:prstGeom prst="rect">
                       <a:avLst/>
@@ -1767,7 +3279,21 @@
         <w:rPr>
           <w:color w:val="0000FF"/>
         </w:rPr>
-        <w:t>'1729171' AS StuID,</w:t>
+        <w:t xml:space="preserve">'1729171' AS </w:t>
+      </w:r>
+      <w:proofErr w:type="spellStart"/>
+      <w:r>
+        <w:rPr>
+          <w:color w:val="0000FF"/>
+        </w:rPr>
+        <w:t>StuID</w:t>
+      </w:r>
+      <w:proofErr w:type="spellEnd"/>
+      <w:r>
+        <w:rPr>
+          <w:color w:val="0000FF"/>
+        </w:rPr>
+        <w:t>,</w:t>
       </w:r>
     </w:p>
     <w:p>
@@ -1777,11 +3303,45 @@
           <w:color w:val="0000FF"/>
         </w:rPr>
       </w:pPr>
-      <w:r>
-        <w:rPr>
-          <w:color w:val="0000FF"/>
-        </w:rPr>
-        <w:t>d.doct_id AS sID,</w:t>
+      <w:proofErr w:type="spellStart"/>
+      <w:r>
+        <w:rPr>
+          <w:color w:val="0000FF"/>
+        </w:rPr>
+        <w:t>d.doct_id</w:t>
+      </w:r>
+      <w:proofErr w:type="spellEnd"/>
+      <w:r>
+        <w:rPr>
+          <w:color w:val="0000FF"/>
+        </w:rPr>
+        <w:t xml:space="preserve"> AS </w:t>
+      </w:r>
+      <w:proofErr w:type="spellStart"/>
+      <w:r>
+        <w:rPr>
+          <w:color w:val="0000FF"/>
+        </w:rPr>
+        <w:t>s</w:t>
+      </w:r>
+      <w:r>
+        <w:rPr>
+          <w:color w:val="0000FF"/>
+        </w:rPr>
+        <w:t>urgeon</w:t>
+      </w:r>
+      <w:r>
+        <w:rPr>
+          <w:color w:val="0000FF"/>
+        </w:rPr>
+        <w:t>ID</w:t>
+      </w:r>
+      <w:proofErr w:type="spellEnd"/>
+      <w:r>
+        <w:rPr>
+          <w:color w:val="0000FF"/>
+        </w:rPr>
+        <w:t>,</w:t>
       </w:r>
     </w:p>
     <w:p>
@@ -1791,11 +3351,45 @@
           <w:color w:val="0000FF"/>
         </w:rPr>
       </w:pPr>
-      <w:r>
-        <w:rPr>
-          <w:color w:val="0000FF"/>
-        </w:rPr>
-        <w:t>d.l_name AS sLastName,</w:t>
+      <w:proofErr w:type="spellStart"/>
+      <w:r>
+        <w:rPr>
+          <w:color w:val="0000FF"/>
+        </w:rPr>
+        <w:t>d.l_name</w:t>
+      </w:r>
+      <w:proofErr w:type="spellEnd"/>
+      <w:r>
+        <w:rPr>
+          <w:color w:val="0000FF"/>
+        </w:rPr>
+        <w:t xml:space="preserve"> AS </w:t>
+      </w:r>
+      <w:proofErr w:type="spellStart"/>
+      <w:r>
+        <w:rPr>
+          <w:color w:val="0000FF"/>
+        </w:rPr>
+        <w:t>s</w:t>
+      </w:r>
+      <w:r>
+        <w:rPr>
+          <w:color w:val="0000FF"/>
+        </w:rPr>
+        <w:t>urgeon</w:t>
+      </w:r>
+      <w:r>
+        <w:rPr>
+          <w:color w:val="0000FF"/>
+        </w:rPr>
+        <w:t>LastName</w:t>
+      </w:r>
+      <w:proofErr w:type="spellEnd"/>
+      <w:r>
+        <w:rPr>
+          <w:color w:val="0000FF"/>
+        </w:rPr>
+        <w:t>,</w:t>
       </w:r>
     </w:p>
     <w:p>
@@ -1805,11 +3399,47 @@
           <w:color w:val="0000FF"/>
         </w:rPr>
       </w:pPr>
-      <w:r>
-        <w:rPr>
-          <w:color w:val="0000FF"/>
-        </w:rPr>
-        <w:t>IFNULL(YEAR(sr.surgery_date), '') AS yearOfSurgery,</w:t>
+      <w:proofErr w:type="gramStart"/>
+      <w:r>
+        <w:rPr>
+          <w:color w:val="0000FF"/>
+        </w:rPr>
+        <w:t>YEAR(</w:t>
+      </w:r>
+      <w:proofErr w:type="spellStart"/>
+      <w:r>
+        <w:rPr>
+          <w:color w:val="0000FF"/>
+        </w:rPr>
+        <w:t>sr.surgery</w:t>
+      </w:r>
+      <w:proofErr w:type="gramEnd"/>
+      <w:r>
+        <w:rPr>
+          <w:color w:val="0000FF"/>
+        </w:rPr>
+        <w:t>_date</w:t>
+      </w:r>
+      <w:proofErr w:type="spellEnd"/>
+      <w:r>
+        <w:rPr>
+          <w:color w:val="0000FF"/>
+        </w:rPr>
+        <w:t xml:space="preserve">) AS </w:t>
+      </w:r>
+      <w:proofErr w:type="spellStart"/>
+      <w:r>
+        <w:rPr>
+          <w:color w:val="0000FF"/>
+        </w:rPr>
+        <w:t>yearOfSurgery</w:t>
+      </w:r>
+      <w:proofErr w:type="spellEnd"/>
+      <w:r>
+        <w:rPr>
+          <w:color w:val="0000FF"/>
+        </w:rPr>
+        <w:t>,</w:t>
       </w:r>
     </w:p>
     <w:p>
@@ -1819,12 +3449,36 @@
           <w:color w:val="0000FF"/>
         </w:rPr>
       </w:pPr>
-      <w:r>
-        <w:rPr>
-          <w:color w:val="0000FF"/>
-        </w:rPr>
-        <w:t>IFNULL(COUNT(surgery_id), 0) AS numSurgeries</w:t>
-      </w:r>
+      <w:proofErr w:type="gramStart"/>
+      <w:r>
+        <w:rPr>
+          <w:color w:val="0000FF"/>
+        </w:rPr>
+        <w:t>COUNT(</w:t>
+      </w:r>
+      <w:proofErr w:type="spellStart"/>
+      <w:proofErr w:type="gramEnd"/>
+      <w:r>
+        <w:rPr>
+          <w:color w:val="0000FF"/>
+        </w:rPr>
+        <w:t>surgery_id</w:t>
+      </w:r>
+      <w:proofErr w:type="spellEnd"/>
+      <w:r>
+        <w:rPr>
+          <w:color w:val="0000FF"/>
+        </w:rPr>
+        <w:t xml:space="preserve">) AS </w:t>
+      </w:r>
+      <w:proofErr w:type="spellStart"/>
+      <w:r>
+        <w:rPr>
+          <w:color w:val="0000FF"/>
+        </w:rPr>
+        <w:t>numSurgeries</w:t>
+      </w:r>
+      <w:proofErr w:type="spellEnd"/>
     </w:p>
     <w:p>
       <w:pPr>
@@ -1849,33 +3503,156 @@
         <w:rPr>
           <w:color w:val="0000FF"/>
         </w:rPr>
-        <w:t>LEFT JOIN surgeryrecord9171 sr</w:t>
-      </w:r>
-    </w:p>
-    <w:p>
-      <w:pPr>
-        <w:rPr>
-          <w:color w:val="0000FF"/>
-        </w:rPr>
-      </w:pPr>
-      <w:r>
-        <w:rPr>
-          <w:color w:val="0000FF"/>
-        </w:rPr>
-        <w:t>ON d.doct_id = sr.surgeon_id</w:t>
-      </w:r>
-    </w:p>
-    <w:p>
-      <w:pPr>
-        <w:rPr>
-          <w:color w:val="0000FF"/>
-        </w:rPr>
-      </w:pPr>
-      <w:r>
-        <w:rPr>
-          <w:color w:val="0000FF"/>
-        </w:rPr>
-        <w:t>GROUP BY IFNULL(YEAR(sr.surgery_date), ''), d.doct_id;</w:t>
+        <w:t xml:space="preserve">LEFT JOIN surgeryrecord9171 </w:t>
+      </w:r>
+      <w:proofErr w:type="spellStart"/>
+      <w:r>
+        <w:rPr>
+          <w:color w:val="0000FF"/>
+        </w:rPr>
+        <w:t>sr</w:t>
+      </w:r>
+      <w:proofErr w:type="spellEnd"/>
+    </w:p>
+    <w:p>
+      <w:pPr>
+        <w:rPr>
+          <w:color w:val="0000FF"/>
+        </w:rPr>
+      </w:pPr>
+      <w:r>
+        <w:rPr>
+          <w:color w:val="0000FF"/>
+        </w:rPr>
+        <w:t xml:space="preserve">ON </w:t>
+      </w:r>
+      <w:proofErr w:type="spellStart"/>
+      <w:proofErr w:type="gramStart"/>
+      <w:r>
+        <w:rPr>
+          <w:color w:val="0000FF"/>
+        </w:rPr>
+        <w:t>d.doct</w:t>
+      </w:r>
+      <w:proofErr w:type="gramEnd"/>
+      <w:r>
+        <w:rPr>
+          <w:color w:val="0000FF"/>
+        </w:rPr>
+        <w:t>_id</w:t>
+      </w:r>
+      <w:proofErr w:type="spellEnd"/>
+      <w:r>
+        <w:rPr>
+          <w:color w:val="0000FF"/>
+        </w:rPr>
+        <w:t xml:space="preserve"> = </w:t>
+      </w:r>
+      <w:proofErr w:type="spellStart"/>
+      <w:proofErr w:type="gramStart"/>
+      <w:r>
+        <w:rPr>
+          <w:color w:val="0000FF"/>
+        </w:rPr>
+        <w:t>sr.surgeon</w:t>
+      </w:r>
+      <w:proofErr w:type="gramEnd"/>
+      <w:r>
+        <w:rPr>
+          <w:color w:val="0000FF"/>
+        </w:rPr>
+        <w:t>_id</w:t>
+      </w:r>
+      <w:proofErr w:type="spellEnd"/>
+    </w:p>
+    <w:p>
+      <w:pPr>
+        <w:rPr>
+          <w:color w:val="0000FF"/>
+        </w:rPr>
+      </w:pPr>
+      <w:r>
+        <w:rPr>
+          <w:color w:val="0000FF"/>
+        </w:rPr>
+        <w:t xml:space="preserve">GROUP BY </w:t>
+      </w:r>
+      <w:proofErr w:type="gramStart"/>
+      <w:r>
+        <w:rPr>
+          <w:color w:val="0000FF"/>
+        </w:rPr>
+        <w:t>YEAR(</w:t>
+      </w:r>
+      <w:proofErr w:type="spellStart"/>
+      <w:r>
+        <w:rPr>
+          <w:color w:val="0000FF"/>
+        </w:rPr>
+        <w:t>sr.surgery</w:t>
+      </w:r>
+      <w:proofErr w:type="gramEnd"/>
+      <w:r>
+        <w:rPr>
+          <w:color w:val="0000FF"/>
+        </w:rPr>
+        <w:t>_date</w:t>
+      </w:r>
+      <w:proofErr w:type="spellEnd"/>
+      <w:r>
+        <w:rPr>
+          <w:color w:val="0000FF"/>
+        </w:rPr>
+        <w:t xml:space="preserve">), </w:t>
+      </w:r>
+      <w:proofErr w:type="spellStart"/>
+      <w:proofErr w:type="gramStart"/>
+      <w:r>
+        <w:rPr>
+          <w:color w:val="0000FF"/>
+        </w:rPr>
+        <w:t>d.doct</w:t>
+      </w:r>
+      <w:proofErr w:type="gramEnd"/>
+      <w:r>
+        <w:rPr>
+          <w:color w:val="0000FF"/>
+        </w:rPr>
+        <w:t>_id</w:t>
+      </w:r>
+      <w:proofErr w:type="spellEnd"/>
+    </w:p>
+    <w:p>
+      <w:pPr>
+        <w:rPr>
+          <w:color w:val="0000FF"/>
+        </w:rPr>
+      </w:pPr>
+      <w:r>
+        <w:rPr>
+          <w:color w:val="0000FF"/>
+        </w:rPr>
+        <w:t xml:space="preserve">ORDER BY </w:t>
+      </w:r>
+      <w:proofErr w:type="spellStart"/>
+      <w:r>
+        <w:rPr>
+          <w:color w:val="0000FF"/>
+        </w:rPr>
+        <w:t>numSurgeries</w:t>
+      </w:r>
+      <w:proofErr w:type="spellEnd"/>
+      <w:r>
+        <w:rPr>
+          <w:color w:val="0000FF"/>
+        </w:rPr>
+        <w:t xml:space="preserve"> DESC</w:t>
+      </w:r>
+      <w:r>
+        <w:rPr>
+          <w:color w:val="0000FF"/>
+        </w:rPr>
+        <w:t>;</w:t>
       </w:r>
     </w:p>
     <w:p>
@@ -1891,9 +3668,9 @@
           <w:color w:val="0000FF"/>
         </w:rPr>
         <w:drawing>
-          <wp:inline distT="0" distB="0" distL="0" distR="0" wp14:anchorId="6C4B543A" wp14:editId="20EB3653">
-            <wp:extent cx="5058481" cy="2276793"/>
-            <wp:effectExtent l="0" t="0" r="0" b="9525"/>
+          <wp:inline distT="0" distB="0" distL="0" distR="0" wp14:anchorId="6C4B543A" wp14:editId="580017ED">
+            <wp:extent cx="5058481" cy="2266276"/>
+            <wp:effectExtent l="0" t="0" r="0" b="1270"/>
             <wp:docPr id="1199542200" name="Picture 1"/>
             <wp:cNvGraphicFramePr>
               <a:graphicFrameLocks xmlns:a="http://schemas.openxmlformats.org/drawingml/2006/main" noChangeAspect="1"/>
@@ -1902,11 +3679,17 @@
               <a:graphicData uri="http://schemas.openxmlformats.org/drawingml/2006/picture">
                 <pic:pic xmlns:pic="http://schemas.openxmlformats.org/drawingml/2006/picture">
                   <pic:nvPicPr>
-                    <pic:cNvPr id="1199542200" name=""/>
+                    <pic:cNvPr id="1199542200" name="Picture 1"/>
                     <pic:cNvPicPr/>
                   </pic:nvPicPr>
                   <pic:blipFill>
-                    <a:blip r:embed="rId17"/>
+                    <a:blip r:embed="rId16">
+                      <a:extLst>
+                        <a:ext uri="{28A0092B-C50C-407E-A947-70E740481C1C}">
+                          <a14:useLocalDpi xmlns:a14="http://schemas.microsoft.com/office/drawing/2010/main" val="0"/>
+                        </a:ext>
+                      </a:extLst>
+                    </a:blip>
                     <a:stretch>
                       <a:fillRect/>
                     </a:stretch>
@@ -1914,7 +3697,7 @@
                   <pic:spPr>
                     <a:xfrm>
                       <a:off x="0" y="0"/>
-                      <a:ext cx="5058481" cy="2276793"/>
+                      <a:ext cx="5058481" cy="2266276"/>
                     </a:xfrm>
                     <a:prstGeom prst="rect">
                       <a:avLst/>
@@ -1966,49 +3749,15 @@
         <w:t>. F</w:t>
       </w:r>
       <w:r>
-        <w:t>or each letter of the alphabet – A, B, C etc. – display the number of patients whose last name begins with that letter. Order your output alphabetically. If a letter doesn't have any corresponding patients, you can simply omit it from the listing. Hint: you can use the LEFT(string, n) function to find the first letter of a string. For example, the first two lines of your output would look like this:</w:t>
-      </w:r>
-    </w:p>
-    <w:p>
-      <w:r>
-        <w:rPr>
-          <w:noProof/>
-        </w:rPr>
-        <w:drawing>
-          <wp:inline distT="0" distB="0" distL="0" distR="0" wp14:anchorId="6CAA1C09" wp14:editId="55028326">
-            <wp:extent cx="1219113" cy="671545"/>
-            <wp:effectExtent l="0" t="0" r="635" b="0"/>
-            <wp:docPr id="1366198439" name="Picture 1"/>
-            <wp:cNvGraphicFramePr>
-              <a:graphicFrameLocks xmlns:a="http://schemas.openxmlformats.org/drawingml/2006/main" noChangeAspect="1"/>
-            </wp:cNvGraphicFramePr>
-            <a:graphic xmlns:a="http://schemas.openxmlformats.org/drawingml/2006/main">
-              <a:graphicData uri="http://schemas.openxmlformats.org/drawingml/2006/picture">
-                <pic:pic xmlns:pic="http://schemas.openxmlformats.org/drawingml/2006/picture">
-                  <pic:nvPicPr>
-                    <pic:cNvPr id="1366198439" name=""/>
-                    <pic:cNvPicPr/>
-                  </pic:nvPicPr>
-                  <pic:blipFill>
-                    <a:blip r:embed="rId18"/>
-                    <a:stretch>
-                      <a:fillRect/>
-                    </a:stretch>
-                  </pic:blipFill>
-                  <pic:spPr>
-                    <a:xfrm>
-                      <a:off x="0" y="0"/>
-                      <a:ext cx="1219113" cy="671545"/>
-                    </a:xfrm>
-                    <a:prstGeom prst="rect">
-                      <a:avLst/>
-                    </a:prstGeom>
-                  </pic:spPr>
-                </pic:pic>
-              </a:graphicData>
-            </a:graphic>
-          </wp:inline>
-        </w:drawing>
+        <w:t xml:space="preserve">or each letter of the alphabet – A, B, C etc. – display the number of patients whose last name begins with that letter. Order your output alphabetically. If a letter doesn't have any corresponding patients, you can simply omit it from the listing. Hint: you can use the </w:t>
+      </w:r>
+      <w:proofErr w:type="gramStart"/>
+      <w:r>
+        <w:t>LEFT(</w:t>
+      </w:r>
+      <w:proofErr w:type="gramEnd"/>
+      <w:r>
+        <w:t>string, n) function to find the first letter of a string.</w:t>
       </w:r>
     </w:p>
     <w:p>
@@ -2035,7 +3784,21 @@
           <w:color w:val="0000FF"/>
         </w:rPr>
         <w:tab/>
-        <w:t>'1729171' AS StuID,</w:t>
+        <w:t xml:space="preserve">'1729171' AS </w:t>
+      </w:r>
+      <w:proofErr w:type="spellStart"/>
+      <w:r>
+        <w:rPr>
+          <w:color w:val="0000FF"/>
+        </w:rPr>
+        <w:t>StuID</w:t>
+      </w:r>
+      <w:proofErr w:type="spellEnd"/>
+      <w:r>
+        <w:rPr>
+          <w:color w:val="0000FF"/>
+        </w:rPr>
+        <w:t>,</w:t>
       </w:r>
     </w:p>
     <w:p>
@@ -2049,7 +3812,28 @@
           <w:color w:val="0000FF"/>
         </w:rPr>
         <w:tab/>
-        <w:t>LEFT(p.l_name, 1) AS Letter,</w:t>
+      </w:r>
+      <w:proofErr w:type="gramStart"/>
+      <w:r>
+        <w:rPr>
+          <w:color w:val="0000FF"/>
+        </w:rPr>
+        <w:t>LEFT(</w:t>
+      </w:r>
+      <w:proofErr w:type="spellStart"/>
+      <w:proofErr w:type="gramEnd"/>
+      <w:r>
+        <w:rPr>
+          <w:color w:val="0000FF"/>
+        </w:rPr>
+        <w:t>p.l_name</w:t>
+      </w:r>
+      <w:proofErr w:type="spellEnd"/>
+      <w:r>
+        <w:rPr>
+          <w:color w:val="0000FF"/>
+        </w:rPr>
+        <w:t>, 1) AS Letter,</w:t>
       </w:r>
     </w:p>
     <w:p>
@@ -2059,12 +3843,28 @@
           <w:color w:val="0000FF"/>
         </w:rPr>
       </w:pPr>
-      <w:r>
-        <w:rPr>
-          <w:color w:val="0000FF"/>
-        </w:rPr>
-        <w:t>COUNT(*) AS HowMany</w:t>
-      </w:r>
+      <w:proofErr w:type="gramStart"/>
+      <w:r>
+        <w:rPr>
+          <w:color w:val="0000FF"/>
+        </w:rPr>
+        <w:t>COUNT(</w:t>
+      </w:r>
+      <w:proofErr w:type="gramEnd"/>
+      <w:r>
+        <w:rPr>
+          <w:color w:val="0000FF"/>
+        </w:rPr>
+        <w:t xml:space="preserve">*) AS </w:t>
+      </w:r>
+      <w:proofErr w:type="spellStart"/>
+      <w:r>
+        <w:rPr>
+          <w:color w:val="0000FF"/>
+        </w:rPr>
+        <w:t>HowMany</w:t>
+      </w:r>
+      <w:proofErr w:type="spellEnd"/>
     </w:p>
     <w:p>
       <w:pPr>
@@ -2133,7 +3933,7 @@
                     <pic:cNvPicPr/>
                   </pic:nvPicPr>
                   <pic:blipFill>
-                    <a:blip r:embed="rId19"/>
+                    <a:blip r:embed="rId17"/>
                     <a:stretch>
                       <a:fillRect/>
                     </a:stretch>
@@ -2192,7 +3992,7 @@
       <w:r>
         <w:t xml:space="preserve">. Which patient (or patients if more than one) has had the highest number of appointments? (That is, more appointments than all the other patients.) If there is a tie for first place, list all the patients who tied. Your results should show the patient(s)’ ID, first and last name in the format “last comma space first” (e.g. Lee, June), and the number of appointments they had. Hint: you will need to use ALL (see additional explanation </w:t>
       </w:r>
-      <w:hyperlink r:id="rId20" w:history="1">
+      <w:hyperlink r:id="rId18" w:history="1">
         <w:r>
           <w:rPr>
             <w:rStyle w:val="Hyperlink"/>
@@ -2229,7 +4029,21 @@
         <w:rPr>
           <w:color w:val="0000FF"/>
         </w:rPr>
-        <w:t>'1729171' AS StuID,</w:t>
+        <w:t xml:space="preserve">'1729171' AS </w:t>
+      </w:r>
+      <w:proofErr w:type="spellStart"/>
+      <w:r>
+        <w:rPr>
+          <w:color w:val="0000FF"/>
+        </w:rPr>
+        <w:t>StuID</w:t>
+      </w:r>
+      <w:proofErr w:type="spellEnd"/>
+      <w:r>
+        <w:rPr>
+          <w:color w:val="0000FF"/>
+        </w:rPr>
+        <w:t>,</w:t>
       </w:r>
     </w:p>
     <w:p>
@@ -2239,11 +4053,41 @@
           <w:color w:val="0000FF"/>
         </w:rPr>
       </w:pPr>
-      <w:r>
-        <w:rPr>
-          <w:color w:val="0000FF"/>
-        </w:rPr>
-        <w:t>p.patient_id AS pID,</w:t>
+      <w:proofErr w:type="spellStart"/>
+      <w:proofErr w:type="gramStart"/>
+      <w:r>
+        <w:rPr>
+          <w:color w:val="0000FF"/>
+        </w:rPr>
+        <w:t>p.patient</w:t>
+      </w:r>
+      <w:proofErr w:type="gramEnd"/>
+      <w:r>
+        <w:rPr>
+          <w:color w:val="0000FF"/>
+        </w:rPr>
+        <w:t>_id</w:t>
+      </w:r>
+      <w:proofErr w:type="spellEnd"/>
+      <w:r>
+        <w:rPr>
+          <w:color w:val="0000FF"/>
+        </w:rPr>
+        <w:t xml:space="preserve"> AS </w:t>
+      </w:r>
+      <w:proofErr w:type="spellStart"/>
+      <w:r>
+        <w:rPr>
+          <w:color w:val="0000FF"/>
+        </w:rPr>
+        <w:t>pID</w:t>
+      </w:r>
+      <w:proofErr w:type="spellEnd"/>
+      <w:r>
+        <w:rPr>
+          <w:color w:val="0000FF"/>
+        </w:rPr>
+        <w:t>,</w:t>
       </w:r>
     </w:p>
     <w:p>
@@ -2253,11 +4097,55 @@
           <w:color w:val="0000FF"/>
         </w:rPr>
       </w:pPr>
-      <w:r>
-        <w:rPr>
-          <w:color w:val="0000FF"/>
-        </w:rPr>
-        <w:t>CONCAT(l_name, ', ', f_name) AS pName,</w:t>
+      <w:proofErr w:type="gramStart"/>
+      <w:r>
+        <w:rPr>
+          <w:color w:val="0000FF"/>
+        </w:rPr>
+        <w:t>CONCAT(</w:t>
+      </w:r>
+      <w:proofErr w:type="spellStart"/>
+      <w:proofErr w:type="gramEnd"/>
+      <w:r>
+        <w:rPr>
+          <w:color w:val="0000FF"/>
+        </w:rPr>
+        <w:t>l_name</w:t>
+      </w:r>
+      <w:proofErr w:type="spellEnd"/>
+      <w:r>
+        <w:rPr>
+          <w:color w:val="0000FF"/>
+        </w:rPr>
+        <w:t xml:space="preserve">, ', ', </w:t>
+      </w:r>
+      <w:proofErr w:type="spellStart"/>
+      <w:r>
+        <w:rPr>
+          <w:color w:val="0000FF"/>
+        </w:rPr>
+        <w:t>f_name</w:t>
+      </w:r>
+      <w:proofErr w:type="spellEnd"/>
+      <w:r>
+        <w:rPr>
+          <w:color w:val="0000FF"/>
+        </w:rPr>
+        <w:t xml:space="preserve">) AS </w:t>
+      </w:r>
+      <w:proofErr w:type="spellStart"/>
+      <w:r>
+        <w:rPr>
+          <w:color w:val="0000FF"/>
+        </w:rPr>
+        <w:t>pName</w:t>
+      </w:r>
+      <w:proofErr w:type="spellEnd"/>
+      <w:r>
+        <w:rPr>
+          <w:color w:val="0000FF"/>
+        </w:rPr>
+        <w:t>,</w:t>
       </w:r>
     </w:p>
     <w:p>
@@ -2267,12 +4155,28 @@
           <w:color w:val="0000FF"/>
         </w:rPr>
       </w:pPr>
-      <w:r>
-        <w:rPr>
-          <w:color w:val="0000FF"/>
-        </w:rPr>
-        <w:t>COUNT(*) AS numAppts</w:t>
-      </w:r>
+      <w:proofErr w:type="gramStart"/>
+      <w:r>
+        <w:rPr>
+          <w:color w:val="0000FF"/>
+        </w:rPr>
+        <w:t>COUNT(</w:t>
+      </w:r>
+      <w:proofErr w:type="gramEnd"/>
+      <w:r>
+        <w:rPr>
+          <w:color w:val="0000FF"/>
+        </w:rPr>
+        <w:t xml:space="preserve">*) AS </w:t>
+      </w:r>
+      <w:proofErr w:type="spellStart"/>
+      <w:r>
+        <w:rPr>
+          <w:color w:val="0000FF"/>
+        </w:rPr>
+        <w:t>numAppts</w:t>
+      </w:r>
+      <w:proofErr w:type="spellEnd"/>
     </w:p>
     <w:p>
       <w:pPr>
@@ -2310,34 +4214,110 @@
         <w:rPr>
           <w:color w:val="0000FF"/>
         </w:rPr>
-        <w:t>ON p.patient_id = a.patient_id</w:t>
-      </w:r>
-    </w:p>
-    <w:p>
-      <w:pPr>
-        <w:rPr>
-          <w:color w:val="0000FF"/>
-        </w:rPr>
-      </w:pPr>
-      <w:r>
-        <w:rPr>
-          <w:color w:val="0000FF"/>
-        </w:rPr>
-        <w:t>GROUP BY p.patient_id</w:t>
-      </w:r>
-    </w:p>
-    <w:p>
-      <w:pPr>
-        <w:rPr>
-          <w:color w:val="0000FF"/>
-        </w:rPr>
-      </w:pPr>
-      <w:r>
-        <w:rPr>
-          <w:color w:val="0000FF"/>
-        </w:rPr>
-        <w:t>HAVING COUNT(*) &gt;= ALL(</w:t>
-      </w:r>
+        <w:t xml:space="preserve">ON </w:t>
+      </w:r>
+      <w:proofErr w:type="spellStart"/>
+      <w:proofErr w:type="gramStart"/>
+      <w:r>
+        <w:rPr>
+          <w:color w:val="0000FF"/>
+        </w:rPr>
+        <w:t>p.patient</w:t>
+      </w:r>
+      <w:proofErr w:type="gramEnd"/>
+      <w:r>
+        <w:rPr>
+          <w:color w:val="0000FF"/>
+        </w:rPr>
+        <w:t>_id</w:t>
+      </w:r>
+      <w:proofErr w:type="spellEnd"/>
+      <w:r>
+        <w:rPr>
+          <w:color w:val="0000FF"/>
+        </w:rPr>
+        <w:t xml:space="preserve"> = </w:t>
+      </w:r>
+      <w:proofErr w:type="spellStart"/>
+      <w:proofErr w:type="gramStart"/>
+      <w:r>
+        <w:rPr>
+          <w:color w:val="0000FF"/>
+        </w:rPr>
+        <w:t>a.patient</w:t>
+      </w:r>
+      <w:proofErr w:type="gramEnd"/>
+      <w:r>
+        <w:rPr>
+          <w:color w:val="0000FF"/>
+        </w:rPr>
+        <w:t>_id</w:t>
+      </w:r>
+      <w:proofErr w:type="spellEnd"/>
+    </w:p>
+    <w:p>
+      <w:pPr>
+        <w:rPr>
+          <w:color w:val="0000FF"/>
+        </w:rPr>
+      </w:pPr>
+      <w:r>
+        <w:rPr>
+          <w:color w:val="0000FF"/>
+        </w:rPr>
+        <w:t xml:space="preserve">GROUP BY </w:t>
+      </w:r>
+      <w:proofErr w:type="spellStart"/>
+      <w:proofErr w:type="gramStart"/>
+      <w:r>
+        <w:rPr>
+          <w:color w:val="0000FF"/>
+        </w:rPr>
+        <w:t>p.patient</w:t>
+      </w:r>
+      <w:proofErr w:type="gramEnd"/>
+      <w:r>
+        <w:rPr>
+          <w:color w:val="0000FF"/>
+        </w:rPr>
+        <w:t>_id</w:t>
+      </w:r>
+      <w:proofErr w:type="spellEnd"/>
+    </w:p>
+    <w:p>
+      <w:pPr>
+        <w:rPr>
+          <w:color w:val="0000FF"/>
+        </w:rPr>
+      </w:pPr>
+      <w:r>
+        <w:rPr>
+          <w:color w:val="0000FF"/>
+        </w:rPr>
+        <w:t xml:space="preserve">HAVING </w:t>
+      </w:r>
+      <w:proofErr w:type="gramStart"/>
+      <w:r>
+        <w:rPr>
+          <w:color w:val="0000FF"/>
+        </w:rPr>
+        <w:t>COUNT(</w:t>
+      </w:r>
+      <w:proofErr w:type="gramEnd"/>
+      <w:r>
+        <w:rPr>
+          <w:color w:val="0000FF"/>
+        </w:rPr>
+        <w:t xml:space="preserve">*) &gt;= </w:t>
+      </w:r>
+      <w:proofErr w:type="gramStart"/>
+      <w:r>
+        <w:rPr>
+          <w:color w:val="0000FF"/>
+        </w:rPr>
+        <w:t>ALL(</w:t>
+      </w:r>
+      <w:proofErr w:type="gramEnd"/>
     </w:p>
     <w:p>
       <w:pPr>
@@ -2350,7 +4330,21 @@
         <w:rPr>
           <w:color w:val="0000FF"/>
         </w:rPr>
-        <w:t>SELECT COUNT(*)</w:t>
+        <w:t xml:space="preserve">SELECT </w:t>
+      </w:r>
+      <w:proofErr w:type="gramStart"/>
+      <w:r>
+        <w:rPr>
+          <w:color w:val="0000FF"/>
+        </w:rPr>
+        <w:t>COUNT(</w:t>
+      </w:r>
+      <w:proofErr w:type="gramEnd"/>
+      <w:r>
+        <w:rPr>
+          <w:color w:val="0000FF"/>
+        </w:rPr>
+        <w:t>*)</w:t>
       </w:r>
     </w:p>
     <w:p>
@@ -2378,7 +4372,21 @@
         <w:rPr>
           <w:color w:val="0000FF"/>
         </w:rPr>
-        <w:t>GROUP BY a2.patient_id</w:t>
+        <w:t>GROUP BY a</w:t>
+      </w:r>
+      <w:proofErr w:type="gramStart"/>
+      <w:r>
+        <w:rPr>
+          <w:color w:val="0000FF"/>
+        </w:rPr>
+        <w:t>2.patient</w:t>
+      </w:r>
+      <w:proofErr w:type="gramEnd"/>
+      <w:r>
+        <w:rPr>
+          <w:color w:val="0000FF"/>
+        </w:rPr>
+        <w:t>_id</w:t>
       </w:r>
     </w:p>
     <w:p>
@@ -2415,7 +4423,7 @@
                     <pic:cNvPicPr/>
                   </pic:nvPicPr>
                   <pic:blipFill>
-                    <a:blip r:embed="rId21"/>
+                    <a:blip r:embed="rId19"/>
                     <a:stretch>
                       <a:fillRect/>
                     </a:stretch>
@@ -2472,7 +4480,15 @@
         <w:t>Question 10a</w:t>
       </w:r>
       <w:r>
-        <w:t>. Add yourself as a patient. You do not need to provide your real DOB, phone and address, any fictitious data is acceptable, as long as it is saved in the table. Use your student ID as patient ID. Provide a screenshot of the message generated by Workbench that a record was added.</w:t>
+        <w:t xml:space="preserve">. Add yourself as a patient. You do not need to provide your real DOB, phone and address, any fictitious data is acceptable, </w:t>
+      </w:r>
+      <w:proofErr w:type="gramStart"/>
+      <w:r>
+        <w:t>as long as</w:t>
+      </w:r>
+      <w:proofErr w:type="gramEnd"/>
+      <w:r>
+        <w:t xml:space="preserve"> it is saved in the table. Use your student ID as patient ID. Provide a screenshot of the message generated by Workbench that a record was added.</w:t>
       </w:r>
     </w:p>
     <w:p>
@@ -2495,11 +4511,19 @@
           <w:color w:val="0000FF"/>
         </w:rPr>
       </w:pPr>
-      <w:r>
-        <w:rPr>
-          <w:color w:val="0000FF"/>
-        </w:rPr>
-        <w:t>VALUES(1729171, 'Timothy', 'Wong', 'M', '1999-12-25', '0467897622', '1 Park Road, Carlton VIC 3010, Australia');</w:t>
+      <w:proofErr w:type="gramStart"/>
+      <w:r>
+        <w:rPr>
+          <w:color w:val="0000FF"/>
+        </w:rPr>
+        <w:t>VALUES(</w:t>
+      </w:r>
+      <w:proofErr w:type="gramEnd"/>
+      <w:r>
+        <w:rPr>
+          <w:color w:val="0000FF"/>
+        </w:rPr>
+        <w:t>1729171, 'Timothy', 'Wong', 'M', '1999-12-25', '0467897622', '1 Park Road, Carlton VIC 3010, Australia');</w:t>
       </w:r>
     </w:p>
     <w:p>
@@ -2524,7 +4548,7 @@
                     <pic:cNvPicPr/>
                   </pic:nvPicPr>
                   <pic:blipFill>
-                    <a:blip r:embed="rId22"/>
+                    <a:blip r:embed="rId20"/>
                     <a:stretch>
                       <a:fillRect/>
                     </a:stretch>
@@ -2569,12 +4593,33 @@
         <w:t>Question 10b</w:t>
       </w:r>
       <w:r>
-        <w:t xml:space="preserve">. Add an appointment for yourself with Dr. Sonia Ali on any date in October 2026; use any reason you want for the appointment. The appointment status should be as “scheduled” and in person without payment details. This task needs to be done as a simple transaction where you need to determine doctor’s ID first and only after that you can save appointment details. </w:t>
-      </w:r>
-    </w:p>
-    <w:p>
-      <w:r>
-        <w:t xml:space="preserve">Note, to find out the last appointment number use MAX(appointment_Id). This task needs to be done as a transaction. </w:t>
+        <w:t xml:space="preserve">. Add an appointment for yourself with Dr. Sonia Ali on any date in October 2026; use any reason you want for the appointment. The appointment status should be as “scheduled” and in person without payment details. This task needs to be done as a simple transaction where you need to determine </w:t>
+      </w:r>
+      <w:proofErr w:type="gramStart"/>
+      <w:r>
+        <w:t>doctor’s</w:t>
+      </w:r>
+      <w:proofErr w:type="gramEnd"/>
+      <w:r>
+        <w:t xml:space="preserve"> ID first and only after that you can save appointment details. </w:t>
+      </w:r>
+    </w:p>
+    <w:p>
+      <w:r>
+        <w:t xml:space="preserve">Note, to find out the last appointment number use </w:t>
+      </w:r>
+      <w:proofErr w:type="gramStart"/>
+      <w:r>
+        <w:t>MAX(</w:t>
+      </w:r>
+      <w:proofErr w:type="spellStart"/>
+      <w:proofErr w:type="gramEnd"/>
+      <w:r>
+        <w:t>appointment_Id</w:t>
+      </w:r>
+      <w:proofErr w:type="spellEnd"/>
+      <w:r>
+        <w:t xml:space="preserve">). This task needs to be done as a transaction. </w:t>
       </w:r>
     </w:p>
     <w:p>
@@ -2632,7 +4677,21 @@
           <w:color w:val="0000FF"/>
         </w:rPr>
         <w:tab/>
-        <w:t>SELECT doct_id AS `Dr. Sonia Ali's ID`</w:t>
+        <w:t xml:space="preserve">SELECT </w:t>
+      </w:r>
+      <w:proofErr w:type="spellStart"/>
+      <w:r>
+        <w:rPr>
+          <w:color w:val="0000FF"/>
+        </w:rPr>
+        <w:t>doct_id</w:t>
+      </w:r>
+      <w:proofErr w:type="spellEnd"/>
+      <w:r>
+        <w:rPr>
+          <w:color w:val="0000FF"/>
+        </w:rPr>
+        <w:t xml:space="preserve"> FROM doctor9171</w:t>
       </w:r>
     </w:p>
     <w:p>
@@ -2646,7 +4705,74 @@
           <w:color w:val="0000FF"/>
         </w:rPr>
         <w:tab/>
-        <w:t>FROM doctor9171</w:t>
+        <w:t xml:space="preserve">WHERE </w:t>
+      </w:r>
+      <w:proofErr w:type="spellStart"/>
+      <w:r>
+        <w:rPr>
+          <w:color w:val="0000FF"/>
+        </w:rPr>
+        <w:t>l_name</w:t>
+      </w:r>
+      <w:proofErr w:type="spellEnd"/>
+      <w:r>
+        <w:rPr>
+          <w:color w:val="0000FF"/>
+        </w:rPr>
+        <w:t xml:space="preserve"> = 'Ali' AND </w:t>
+      </w:r>
+      <w:proofErr w:type="spellStart"/>
+      <w:r>
+        <w:rPr>
+          <w:color w:val="0000FF"/>
+        </w:rPr>
+        <w:t>f_name</w:t>
+      </w:r>
+      <w:proofErr w:type="spellEnd"/>
+      <w:r>
+        <w:rPr>
+          <w:color w:val="0000FF"/>
+        </w:rPr>
+        <w:t xml:space="preserve"> = 'Dr. Sonia'</w:t>
+      </w:r>
+    </w:p>
+    <w:p>
+      <w:pPr>
+        <w:rPr>
+          <w:color w:val="0000FF"/>
+        </w:rPr>
+      </w:pPr>
+      <w:r>
+        <w:rPr>
+          <w:color w:val="0000FF"/>
+        </w:rPr>
+        <w:t>);</w:t>
+      </w:r>
+    </w:p>
+    <w:p>
+      <w:pPr>
+        <w:rPr>
+          <w:color w:val="0000FF"/>
+        </w:rPr>
+      </w:pPr>
+      <w:r>
+        <w:rPr>
+          <w:color w:val="0000FF"/>
+        </w:rPr>
+        <w:t>-- Step 2. Find the last appointment number</w:t>
+      </w:r>
+    </w:p>
+    <w:p>
+      <w:pPr>
+        <w:rPr>
+          <w:color w:val="0000FF"/>
+        </w:rPr>
+      </w:pPr>
+      <w:r>
+        <w:rPr>
+          <w:color w:val="0000FF"/>
+        </w:rPr>
+        <w:t>SET @LastApptNum = (</w:t>
       </w:r>
     </w:p>
     <w:p>
@@ -2660,7 +4786,41 @@
           <w:color w:val="0000FF"/>
         </w:rPr>
         <w:tab/>
-        <w:t>WHERE l_name = 'Ali' AND f_name = 'Dr. Sonia'</w:t>
+        <w:t xml:space="preserve">SELECT </w:t>
+      </w:r>
+      <w:proofErr w:type="gramStart"/>
+      <w:r>
+        <w:rPr>
+          <w:color w:val="0000FF"/>
+        </w:rPr>
+        <w:t>MAX(</w:t>
+      </w:r>
+      <w:proofErr w:type="spellStart"/>
+      <w:proofErr w:type="gramEnd"/>
+      <w:r>
+        <w:rPr>
+          <w:color w:val="0000FF"/>
+        </w:rPr>
+        <w:t>appointment_id</w:t>
+      </w:r>
+      <w:proofErr w:type="spellEnd"/>
+      <w:r>
+        <w:rPr>
+          <w:color w:val="0000FF"/>
+        </w:rPr>
+        <w:t xml:space="preserve">) </w:t>
+      </w:r>
+      <w:r>
+        <w:rPr>
+          <w:color w:val="0000FF"/>
+        </w:rPr>
+        <w:t xml:space="preserve">FROM </w:t>
+      </w:r>
+      <w:r>
+        <w:rPr>
+          <w:color w:val="0000FF"/>
+        </w:rPr>
+        <w:t>appointment9171</w:t>
       </w:r>
     </w:p>
     <w:p>
@@ -2686,20 +4846,90 @@
         <w:rPr>
           <w:color w:val="0000FF"/>
         </w:rPr>
-        <w:t>-- Step 2. Find the last appointment number</w:t>
-      </w:r>
-    </w:p>
-    <w:p>
-      <w:pPr>
-        <w:rPr>
-          <w:color w:val="0000FF"/>
-        </w:rPr>
-      </w:pPr>
-      <w:r>
-        <w:rPr>
-          <w:color w:val="0000FF"/>
-        </w:rPr>
-        <w:t>SET @LastApptNum = (</w:t>
+        <w:t>-- Step 3. Schedule an appointment</w:t>
+      </w:r>
+    </w:p>
+    <w:p>
+      <w:pPr>
+        <w:rPr>
+          <w:color w:val="0000FF"/>
+        </w:rPr>
+      </w:pPr>
+      <w:r>
+        <w:rPr>
+          <w:color w:val="0000FF"/>
+        </w:rPr>
+        <w:t>INSERT INTO appointment9171(</w:t>
+      </w:r>
+      <w:proofErr w:type="spellStart"/>
+      <w:r>
+        <w:rPr>
+          <w:color w:val="0000FF"/>
+        </w:rPr>
+        <w:t>appointment_id</w:t>
+      </w:r>
+      <w:proofErr w:type="spellEnd"/>
+      <w:r>
+        <w:rPr>
+          <w:color w:val="0000FF"/>
+        </w:rPr>
+        <w:t xml:space="preserve">, </w:t>
+      </w:r>
+      <w:proofErr w:type="spellStart"/>
+      <w:r>
+        <w:rPr>
+          <w:color w:val="0000FF"/>
+        </w:rPr>
+        <w:t>patient_id</w:t>
+      </w:r>
+      <w:proofErr w:type="spellEnd"/>
+      <w:r>
+        <w:rPr>
+          <w:color w:val="0000FF"/>
+        </w:rPr>
+        <w:t xml:space="preserve">, </w:t>
+      </w:r>
+      <w:proofErr w:type="spellStart"/>
+      <w:r>
+        <w:rPr>
+          <w:color w:val="0000FF"/>
+        </w:rPr>
+        <w:t>doct_id</w:t>
+      </w:r>
+      <w:proofErr w:type="spellEnd"/>
+      <w:r>
+        <w:rPr>
+          <w:color w:val="0000FF"/>
+        </w:rPr>
+        <w:t xml:space="preserve">, </w:t>
+      </w:r>
+      <w:proofErr w:type="spellStart"/>
+      <w:r>
+        <w:rPr>
+          <w:color w:val="0000FF"/>
+        </w:rPr>
+        <w:t>appointment_date</w:t>
+      </w:r>
+      <w:proofErr w:type="spellEnd"/>
+      <w:r>
+        <w:rPr>
+          <w:color w:val="0000FF"/>
+        </w:rPr>
+        <w:t xml:space="preserve">, </w:t>
+      </w:r>
+      <w:proofErr w:type="spellStart"/>
+      <w:r>
+        <w:rPr>
+          <w:color w:val="0000FF"/>
+        </w:rPr>
+        <w:t>appointment_status</w:t>
+      </w:r>
+      <w:proofErr w:type="spellEnd"/>
+      <w:r>
+        <w:rPr>
+          <w:color w:val="0000FF"/>
+        </w:rPr>
+        <w:t>)</w:t>
       </w:r>
     </w:p>
     <w:p>
@@ -2713,74 +4943,20 @@
           <w:color w:val="0000FF"/>
         </w:rPr>
         <w:tab/>
-        <w:t>SELECT MAX(appointment_id) AS `Last appointment number`</w:t>
-      </w:r>
-    </w:p>
-    <w:p>
-      <w:pPr>
-        <w:rPr>
-          <w:color w:val="0000FF"/>
-        </w:rPr>
-      </w:pPr>
-      <w:r>
-        <w:rPr>
-          <w:color w:val="0000FF"/>
-        </w:rPr>
-        <w:tab/>
-        <w:t>FROM appointment9171</w:t>
-      </w:r>
-    </w:p>
-    <w:p>
-      <w:pPr>
-        <w:rPr>
-          <w:color w:val="0000FF"/>
-        </w:rPr>
-      </w:pPr>
-      <w:r>
-        <w:rPr>
-          <w:color w:val="0000FF"/>
-        </w:rPr>
-        <w:t>);</w:t>
-      </w:r>
-    </w:p>
-    <w:p>
-      <w:pPr>
-        <w:rPr>
-          <w:color w:val="0000FF"/>
-        </w:rPr>
-      </w:pPr>
-      <w:r>
-        <w:rPr>
-          <w:color w:val="0000FF"/>
-        </w:rPr>
-        <w:t>-- Step 3. Schedule an appointment</w:t>
-      </w:r>
-    </w:p>
-    <w:p>
-      <w:pPr>
-        <w:rPr>
-          <w:color w:val="0000FF"/>
-        </w:rPr>
-      </w:pPr>
-      <w:r>
-        <w:rPr>
-          <w:color w:val="0000FF"/>
-        </w:rPr>
-        <w:t>INSERT INTO appointment9171(appointment_id, patient_id, doct_id, appointment_date, appointment_status)</w:t>
-      </w:r>
-    </w:p>
-    <w:p>
-      <w:pPr>
-        <w:rPr>
-          <w:color w:val="0000FF"/>
-        </w:rPr>
-      </w:pPr>
-      <w:r>
-        <w:rPr>
-          <w:color w:val="0000FF"/>
-        </w:rPr>
-        <w:tab/>
-        <w:t>VALUES(@LastApptNum + 1, 1729171, @DrSoniaAliID, '2026-10-15', 'Scheduled');</w:t>
+      </w:r>
+      <w:proofErr w:type="gramStart"/>
+      <w:r>
+        <w:rPr>
+          <w:color w:val="0000FF"/>
+        </w:rPr>
+        <w:t>VALUES(</w:t>
+      </w:r>
+      <w:proofErr w:type="gramEnd"/>
+      <w:r>
+        <w:rPr>
+          <w:color w:val="0000FF"/>
+        </w:rPr>
+        <w:t>@LastApptNum + 1, 1729171, @DrSoniaAliID, '2026-10-15', 'Scheduled');</w:t>
       </w:r>
     </w:p>
     <w:p>
@@ -2802,9 +4978,9 @@
           <w:noProof/>
         </w:rPr>
         <w:drawing>
-          <wp:inline distT="0" distB="0" distL="0" distR="0" wp14:anchorId="3A3E327A" wp14:editId="74B2A4AF">
-            <wp:extent cx="5731510" cy="469265"/>
-            <wp:effectExtent l="0" t="0" r="2540" b="6985"/>
+          <wp:inline distT="0" distB="0" distL="0" distR="0" wp14:anchorId="3A3E327A" wp14:editId="55CA7A6B">
+            <wp:extent cx="5421063" cy="469265"/>
+            <wp:effectExtent l="0" t="0" r="8255" b="6985"/>
             <wp:docPr id="1290190185" name="Picture 1"/>
             <wp:cNvGraphicFramePr>
               <a:graphicFrameLocks xmlns:a="http://schemas.openxmlformats.org/drawingml/2006/main" noChangeAspect="1"/>
@@ -2813,11 +4989,17 @@
               <a:graphicData uri="http://schemas.openxmlformats.org/drawingml/2006/picture">
                 <pic:pic xmlns:pic="http://schemas.openxmlformats.org/drawingml/2006/picture">
                   <pic:nvPicPr>
-                    <pic:cNvPr id="1290190185" name=""/>
+                    <pic:cNvPr id="1290190185" name="Picture 1"/>
                     <pic:cNvPicPr/>
                   </pic:nvPicPr>
                   <pic:blipFill>
-                    <a:blip r:embed="rId23"/>
+                    <a:blip r:embed="rId21" cstate="print">
+                      <a:extLst>
+                        <a:ext uri="{28A0092B-C50C-407E-A947-70E740481C1C}">
+                          <a14:useLocalDpi xmlns:a14="http://schemas.microsoft.com/office/drawing/2010/main" val="0"/>
+                        </a:ext>
+                      </a:extLst>
+                    </a:blip>
                     <a:stretch>
                       <a:fillRect/>
                     </a:stretch>
@@ -2825,7 +5007,7 @@
                   <pic:spPr>
                     <a:xfrm>
                       <a:off x="0" y="0"/>
-                      <a:ext cx="5731510" cy="469265"/>
+                      <a:ext cx="5421063" cy="469265"/>
                     </a:xfrm>
                     <a:prstGeom prst="rect">
                       <a:avLst/>
@@ -2885,7 +5067,21 @@
           <w:color w:val="0000FF"/>
         </w:rPr>
         <w:tab/>
-        <w:t>'1729171' AS StuID,</w:t>
+        <w:t xml:space="preserve">'1729171' AS </w:t>
+      </w:r>
+      <w:proofErr w:type="spellStart"/>
+      <w:r>
+        <w:rPr>
+          <w:color w:val="0000FF"/>
+        </w:rPr>
+        <w:t>StuID</w:t>
+      </w:r>
+      <w:proofErr w:type="spellEnd"/>
+      <w:r>
+        <w:rPr>
+          <w:color w:val="0000FF"/>
+        </w:rPr>
+        <w:t>,</w:t>
       </w:r>
     </w:p>
     <w:p>
@@ -2899,7 +5095,42 @@
           <w:color w:val="0000FF"/>
         </w:rPr>
         <w:tab/>
-        <w:t>p.patient_id AS pID,</w:t>
+      </w:r>
+      <w:proofErr w:type="spellStart"/>
+      <w:proofErr w:type="gramStart"/>
+      <w:r>
+        <w:rPr>
+          <w:color w:val="0000FF"/>
+        </w:rPr>
+        <w:t>p.patient</w:t>
+      </w:r>
+      <w:proofErr w:type="gramEnd"/>
+      <w:r>
+        <w:rPr>
+          <w:color w:val="0000FF"/>
+        </w:rPr>
+        <w:t>_id</w:t>
+      </w:r>
+      <w:proofErr w:type="spellEnd"/>
+      <w:r>
+        <w:rPr>
+          <w:color w:val="0000FF"/>
+        </w:rPr>
+        <w:t xml:space="preserve"> AS </w:t>
+      </w:r>
+      <w:proofErr w:type="spellStart"/>
+      <w:r>
+        <w:rPr>
+          <w:color w:val="0000FF"/>
+        </w:rPr>
+        <w:t>pID</w:t>
+      </w:r>
+      <w:proofErr w:type="spellEnd"/>
+      <w:r>
+        <w:rPr>
+          <w:color w:val="0000FF"/>
+        </w:rPr>
+        <w:t>,</w:t>
       </w:r>
     </w:p>
     <w:p>
@@ -2913,7 +5144,56 @@
           <w:color w:val="0000FF"/>
         </w:rPr>
         <w:tab/>
-        <w:t>CONCAT(p.l_name, ', ', p.f_name) AS pName,</w:t>
+      </w:r>
+      <w:proofErr w:type="gramStart"/>
+      <w:r>
+        <w:rPr>
+          <w:color w:val="0000FF"/>
+        </w:rPr>
+        <w:t>CONCAT(</w:t>
+      </w:r>
+      <w:proofErr w:type="spellStart"/>
+      <w:proofErr w:type="gramEnd"/>
+      <w:r>
+        <w:rPr>
+          <w:color w:val="0000FF"/>
+        </w:rPr>
+        <w:t>p.l_name</w:t>
+      </w:r>
+      <w:proofErr w:type="spellEnd"/>
+      <w:r>
+        <w:rPr>
+          <w:color w:val="0000FF"/>
+        </w:rPr>
+        <w:t xml:space="preserve">, ', ', </w:t>
+      </w:r>
+      <w:proofErr w:type="spellStart"/>
+      <w:r>
+        <w:rPr>
+          <w:color w:val="0000FF"/>
+        </w:rPr>
+        <w:t>p.f_name</w:t>
+      </w:r>
+      <w:proofErr w:type="spellEnd"/>
+      <w:r>
+        <w:rPr>
+          <w:color w:val="0000FF"/>
+        </w:rPr>
+        <w:t xml:space="preserve">) AS </w:t>
+      </w:r>
+      <w:proofErr w:type="spellStart"/>
+      <w:r>
+        <w:rPr>
+          <w:color w:val="0000FF"/>
+        </w:rPr>
+        <w:t>pName</w:t>
+      </w:r>
+      <w:proofErr w:type="spellEnd"/>
+      <w:r>
+        <w:rPr>
+          <w:color w:val="0000FF"/>
+        </w:rPr>
+        <w:t>,</w:t>
       </w:r>
     </w:p>
     <w:p>
@@ -2927,7 +5207,34 @@
           <w:color w:val="0000FF"/>
         </w:rPr>
         <w:tab/>
-        <w:t>appointment_id AS apptID,</w:t>
+      </w:r>
+      <w:proofErr w:type="spellStart"/>
+      <w:r>
+        <w:rPr>
+          <w:color w:val="0000FF"/>
+        </w:rPr>
+        <w:t>appointment_id</w:t>
+      </w:r>
+      <w:proofErr w:type="spellEnd"/>
+      <w:r>
+        <w:rPr>
+          <w:color w:val="0000FF"/>
+        </w:rPr>
+        <w:t xml:space="preserve"> AS </w:t>
+      </w:r>
+      <w:proofErr w:type="spellStart"/>
+      <w:r>
+        <w:rPr>
+          <w:color w:val="0000FF"/>
+        </w:rPr>
+        <w:t>apptID</w:t>
+      </w:r>
+      <w:proofErr w:type="spellEnd"/>
+      <w:r>
+        <w:rPr>
+          <w:color w:val="0000FF"/>
+        </w:rPr>
+        <w:t>,</w:t>
       </w:r>
     </w:p>
     <w:p>
@@ -2941,7 +5248,34 @@
           <w:color w:val="0000FF"/>
         </w:rPr>
         <w:tab/>
-        <w:t>d.doct_id AS dID,</w:t>
+      </w:r>
+      <w:proofErr w:type="spellStart"/>
+      <w:r>
+        <w:rPr>
+          <w:color w:val="0000FF"/>
+        </w:rPr>
+        <w:t>d.doct_id</w:t>
+      </w:r>
+      <w:proofErr w:type="spellEnd"/>
+      <w:r>
+        <w:rPr>
+          <w:color w:val="0000FF"/>
+        </w:rPr>
+        <w:t xml:space="preserve"> AS </w:t>
+      </w:r>
+      <w:proofErr w:type="spellStart"/>
+      <w:r>
+        <w:rPr>
+          <w:color w:val="0000FF"/>
+        </w:rPr>
+        <w:t>dID</w:t>
+      </w:r>
+      <w:proofErr w:type="spellEnd"/>
+      <w:r>
+        <w:rPr>
+          <w:color w:val="0000FF"/>
+        </w:rPr>
+        <w:t>,</w:t>
       </w:r>
     </w:p>
     <w:p>
@@ -2955,7 +5289,56 @@
           <w:color w:val="0000FF"/>
         </w:rPr>
         <w:tab/>
-        <w:t>CONCAT(d.l_name, ', ', d.f_name) AS dName,</w:t>
+      </w:r>
+      <w:proofErr w:type="gramStart"/>
+      <w:r>
+        <w:rPr>
+          <w:color w:val="0000FF"/>
+        </w:rPr>
+        <w:t>CONCAT(</w:t>
+      </w:r>
+      <w:proofErr w:type="spellStart"/>
+      <w:proofErr w:type="gramEnd"/>
+      <w:r>
+        <w:rPr>
+          <w:color w:val="0000FF"/>
+        </w:rPr>
+        <w:t>d.l_name</w:t>
+      </w:r>
+      <w:proofErr w:type="spellEnd"/>
+      <w:r>
+        <w:rPr>
+          <w:color w:val="0000FF"/>
+        </w:rPr>
+        <w:t xml:space="preserve">, ', ', </w:t>
+      </w:r>
+      <w:proofErr w:type="spellStart"/>
+      <w:r>
+        <w:rPr>
+          <w:color w:val="0000FF"/>
+        </w:rPr>
+        <w:t>d.f_name</w:t>
+      </w:r>
+      <w:proofErr w:type="spellEnd"/>
+      <w:r>
+        <w:rPr>
+          <w:color w:val="0000FF"/>
+        </w:rPr>
+        <w:t xml:space="preserve">) AS </w:t>
+      </w:r>
+      <w:proofErr w:type="spellStart"/>
+      <w:r>
+        <w:rPr>
+          <w:color w:val="0000FF"/>
+        </w:rPr>
+        <w:t>dName</w:t>
+      </w:r>
+      <w:proofErr w:type="spellEnd"/>
+      <w:r>
+        <w:rPr>
+          <w:color w:val="0000FF"/>
+        </w:rPr>
+        <w:t>,</w:t>
       </w:r>
     </w:p>
     <w:p>
@@ -2969,7 +5352,34 @@
           <w:color w:val="0000FF"/>
         </w:rPr>
         <w:tab/>
-        <w:t>appointment_date AS apptDate,</w:t>
+      </w:r>
+      <w:proofErr w:type="spellStart"/>
+      <w:r>
+        <w:rPr>
+          <w:color w:val="0000FF"/>
+        </w:rPr>
+        <w:t>appointment_date</w:t>
+      </w:r>
+      <w:proofErr w:type="spellEnd"/>
+      <w:r>
+        <w:rPr>
+          <w:color w:val="0000FF"/>
+        </w:rPr>
+        <w:t xml:space="preserve"> AS </w:t>
+      </w:r>
+      <w:proofErr w:type="spellStart"/>
+      <w:r>
+        <w:rPr>
+          <w:color w:val="0000FF"/>
+        </w:rPr>
+        <w:t>apptDate</w:t>
+      </w:r>
+      <w:proofErr w:type="spellEnd"/>
+      <w:r>
+        <w:rPr>
+          <w:color w:val="0000FF"/>
+        </w:rPr>
+        <w:t>,</w:t>
       </w:r>
     </w:p>
     <w:p>
@@ -2983,7 +5393,34 @@
           <w:color w:val="0000FF"/>
         </w:rPr>
         <w:tab/>
-        <w:t>mode_of_appointment AS apptMode,</w:t>
+      </w:r>
+      <w:proofErr w:type="spellStart"/>
+      <w:r>
+        <w:rPr>
+          <w:color w:val="0000FF"/>
+        </w:rPr>
+        <w:t>mode_of_appointment</w:t>
+      </w:r>
+      <w:proofErr w:type="spellEnd"/>
+      <w:r>
+        <w:rPr>
+          <w:color w:val="0000FF"/>
+        </w:rPr>
+        <w:t xml:space="preserve"> AS </w:t>
+      </w:r>
+      <w:proofErr w:type="spellStart"/>
+      <w:r>
+        <w:rPr>
+          <w:color w:val="0000FF"/>
+        </w:rPr>
+        <w:t>apptMode</w:t>
+      </w:r>
+      <w:proofErr w:type="spellEnd"/>
+      <w:r>
+        <w:rPr>
+          <w:color w:val="0000FF"/>
+        </w:rPr>
+        <w:t>,</w:t>
       </w:r>
     </w:p>
     <w:p>
@@ -2997,7 +5434,34 @@
           <w:color w:val="0000FF"/>
         </w:rPr>
         <w:tab/>
-        <w:t>mode_of_payment AS paymentMode,</w:t>
+      </w:r>
+      <w:proofErr w:type="spellStart"/>
+      <w:r>
+        <w:rPr>
+          <w:color w:val="0000FF"/>
+        </w:rPr>
+        <w:t>mode_of_payment</w:t>
+      </w:r>
+      <w:proofErr w:type="spellEnd"/>
+      <w:r>
+        <w:rPr>
+          <w:color w:val="0000FF"/>
+        </w:rPr>
+        <w:t xml:space="preserve"> AS </w:t>
+      </w:r>
+      <w:proofErr w:type="spellStart"/>
+      <w:r>
+        <w:rPr>
+          <w:color w:val="0000FF"/>
+        </w:rPr>
+        <w:t>paymentMode</w:t>
+      </w:r>
+      <w:proofErr w:type="spellEnd"/>
+      <w:r>
+        <w:rPr>
+          <w:color w:val="0000FF"/>
+        </w:rPr>
+        <w:t>,</w:t>
       </w:r>
     </w:p>
     <w:p>
@@ -3011,8 +5475,29 @@
           <w:color w:val="0000FF"/>
         </w:rPr>
         <w:tab/>
-        <w:t>appointment_status AS apptStatus</w:t>
-      </w:r>
+      </w:r>
+      <w:proofErr w:type="spellStart"/>
+      <w:r>
+        <w:rPr>
+          <w:color w:val="0000FF"/>
+        </w:rPr>
+        <w:t>appointment_status</w:t>
+      </w:r>
+      <w:proofErr w:type="spellEnd"/>
+      <w:r>
+        <w:rPr>
+          <w:color w:val="0000FF"/>
+        </w:rPr>
+        <w:t xml:space="preserve"> AS </w:t>
+      </w:r>
+      <w:proofErr w:type="spellStart"/>
+      <w:r>
+        <w:rPr>
+          <w:color w:val="0000FF"/>
+        </w:rPr>
+        <w:t>apptStatus</w:t>
+      </w:r>
+      <w:proofErr w:type="spellEnd"/>
     </w:p>
     <w:p>
       <w:pPr>
@@ -3037,33 +5522,131 @@
         <w:rPr>
           <w:color w:val="0000FF"/>
         </w:rPr>
-        <w:t>LEFT JOIN appointment9171 a ON p.patient_id = a.patient_id</w:t>
-      </w:r>
-    </w:p>
-    <w:p>
-      <w:pPr>
-        <w:rPr>
-          <w:color w:val="0000FF"/>
-        </w:rPr>
-      </w:pPr>
-      <w:r>
-        <w:rPr>
-          <w:color w:val="0000FF"/>
-        </w:rPr>
-        <w:t>LEFT JOIN doctor9171 d ON d.doct_id = a.doct_id</w:t>
-      </w:r>
-    </w:p>
-    <w:p>
-      <w:pPr>
-        <w:rPr>
-          <w:color w:val="0000FF"/>
-        </w:rPr>
-      </w:pPr>
-      <w:r>
-        <w:rPr>
-          <w:color w:val="0000FF"/>
-        </w:rPr>
-        <w:t>WHERE p.patient_id = 1729171;</w:t>
+        <w:t xml:space="preserve">LEFT JOIN appointment9171 a ON </w:t>
+      </w:r>
+      <w:proofErr w:type="spellStart"/>
+      <w:proofErr w:type="gramStart"/>
+      <w:r>
+        <w:rPr>
+          <w:color w:val="0000FF"/>
+        </w:rPr>
+        <w:t>p.patient</w:t>
+      </w:r>
+      <w:proofErr w:type="gramEnd"/>
+      <w:r>
+        <w:rPr>
+          <w:color w:val="0000FF"/>
+        </w:rPr>
+        <w:t>_id</w:t>
+      </w:r>
+      <w:proofErr w:type="spellEnd"/>
+      <w:r>
+        <w:rPr>
+          <w:color w:val="0000FF"/>
+        </w:rPr>
+        <w:t xml:space="preserve"> = </w:t>
+      </w:r>
+      <w:proofErr w:type="spellStart"/>
+      <w:proofErr w:type="gramStart"/>
+      <w:r>
+        <w:rPr>
+          <w:color w:val="0000FF"/>
+        </w:rPr>
+        <w:t>a.patient</w:t>
+      </w:r>
+      <w:proofErr w:type="gramEnd"/>
+      <w:r>
+        <w:rPr>
+          <w:color w:val="0000FF"/>
+        </w:rPr>
+        <w:t>_id</w:t>
+      </w:r>
+      <w:proofErr w:type="spellEnd"/>
+    </w:p>
+    <w:p>
+      <w:pPr>
+        <w:rPr>
+          <w:color w:val="0000FF"/>
+        </w:rPr>
+      </w:pPr>
+      <w:r>
+        <w:rPr>
+          <w:color w:val="0000FF"/>
+        </w:rPr>
+        <w:t xml:space="preserve">LEFT JOIN doctor9171 d ON </w:t>
+      </w:r>
+      <w:proofErr w:type="spellStart"/>
+      <w:proofErr w:type="gramStart"/>
+      <w:r>
+        <w:rPr>
+          <w:color w:val="0000FF"/>
+        </w:rPr>
+        <w:t>d.doct</w:t>
+      </w:r>
+      <w:proofErr w:type="gramEnd"/>
+      <w:r>
+        <w:rPr>
+          <w:color w:val="0000FF"/>
+        </w:rPr>
+        <w:t>_id</w:t>
+      </w:r>
+      <w:proofErr w:type="spellEnd"/>
+      <w:r>
+        <w:rPr>
+          <w:color w:val="0000FF"/>
+        </w:rPr>
+        <w:t xml:space="preserve"> = </w:t>
+      </w:r>
+      <w:proofErr w:type="spellStart"/>
+      <w:proofErr w:type="gramStart"/>
+      <w:r>
+        <w:rPr>
+          <w:color w:val="0000FF"/>
+        </w:rPr>
+        <w:t>a.doct</w:t>
+      </w:r>
+      <w:proofErr w:type="gramEnd"/>
+      <w:r>
+        <w:rPr>
+          <w:color w:val="0000FF"/>
+        </w:rPr>
+        <w:t>_id</w:t>
+      </w:r>
+      <w:proofErr w:type="spellEnd"/>
+    </w:p>
+    <w:p>
+      <w:pPr>
+        <w:rPr>
+          <w:color w:val="0000FF"/>
+        </w:rPr>
+      </w:pPr>
+      <w:r>
+        <w:rPr>
+          <w:color w:val="0000FF"/>
+        </w:rPr>
+        <w:t xml:space="preserve">WHERE </w:t>
+      </w:r>
+      <w:proofErr w:type="spellStart"/>
+      <w:proofErr w:type="gramStart"/>
+      <w:r>
+        <w:rPr>
+          <w:color w:val="0000FF"/>
+        </w:rPr>
+        <w:t>p.patient</w:t>
+      </w:r>
+      <w:proofErr w:type="gramEnd"/>
+      <w:r>
+        <w:rPr>
+          <w:color w:val="0000FF"/>
+        </w:rPr>
+        <w:t>_id</w:t>
+      </w:r>
+      <w:proofErr w:type="spellEnd"/>
+      <w:r>
+        <w:rPr>
+          <w:color w:val="0000FF"/>
+        </w:rPr>
+        <w:t xml:space="preserve"> = 1729171;</w:t>
       </w:r>
     </w:p>
     <w:p>
@@ -3094,7 +5677,7 @@
                     <pic:cNvPicPr/>
                   </pic:nvPicPr>
                   <pic:blipFill>
-                    <a:blip r:embed="rId24"/>
+                    <a:blip r:embed="rId22"/>
                     <a:stretch>
                       <a:fillRect/>
                     </a:stretch>
@@ -3164,7 +5747,21 @@
         <w:rPr>
           <w:color w:val="0000FF"/>
         </w:rPr>
-        <w:t>CREATE VIEW WardCount AS</w:t>
+        <w:t xml:space="preserve">CREATE VIEW </w:t>
+      </w:r>
+      <w:proofErr w:type="spellStart"/>
+      <w:r>
+        <w:rPr>
+          <w:color w:val="0000FF"/>
+        </w:rPr>
+        <w:t>WardCount</w:t>
+      </w:r>
+      <w:proofErr w:type="spellEnd"/>
+      <w:r>
+        <w:rPr>
+          <w:color w:val="0000FF"/>
+        </w:rPr>
+        <w:t xml:space="preserve"> AS</w:t>
       </w:r>
     </w:p>
     <w:p>
@@ -3198,7 +5795,34 @@
           <w:color w:val="0000FF"/>
         </w:rPr>
         <w:tab/>
-        <w:t>d.dept_id AS deptID,</w:t>
+      </w:r>
+      <w:proofErr w:type="spellStart"/>
+      <w:r>
+        <w:rPr>
+          <w:color w:val="0000FF"/>
+        </w:rPr>
+        <w:t>d.dept_id</w:t>
+      </w:r>
+      <w:proofErr w:type="spellEnd"/>
+      <w:r>
+        <w:rPr>
+          <w:color w:val="0000FF"/>
+        </w:rPr>
+        <w:t xml:space="preserve"> AS </w:t>
+      </w:r>
+      <w:proofErr w:type="spellStart"/>
+      <w:r>
+        <w:rPr>
+          <w:color w:val="0000FF"/>
+        </w:rPr>
+        <w:t>deptID</w:t>
+      </w:r>
+      <w:proofErr w:type="spellEnd"/>
+      <w:r>
+        <w:rPr>
+          <w:color w:val="0000FF"/>
+        </w:rPr>
+        <w:t>,</w:t>
       </w:r>
     </w:p>
     <w:p>
@@ -3218,7 +5842,34 @@
           <w:color w:val="0000FF"/>
         </w:rPr>
         <w:tab/>
-        <w:t>d.dept_name AS deptName,</w:t>
+      </w:r>
+      <w:proofErr w:type="spellStart"/>
+      <w:r>
+        <w:rPr>
+          <w:color w:val="0000FF"/>
+        </w:rPr>
+        <w:t>d.dept_name</w:t>
+      </w:r>
+      <w:proofErr w:type="spellEnd"/>
+      <w:r>
+        <w:rPr>
+          <w:color w:val="0000FF"/>
+        </w:rPr>
+        <w:t xml:space="preserve"> AS </w:t>
+      </w:r>
+      <w:proofErr w:type="spellStart"/>
+      <w:r>
+        <w:rPr>
+          <w:color w:val="0000FF"/>
+        </w:rPr>
+        <w:t>deptName</w:t>
+      </w:r>
+      <w:proofErr w:type="spellEnd"/>
+      <w:r>
+        <w:rPr>
+          <w:color w:val="0000FF"/>
+        </w:rPr>
+        <w:t>,</w:t>
       </w:r>
     </w:p>
     <w:p>
@@ -3238,8 +5889,29 @@
           <w:color w:val="0000FF"/>
         </w:rPr>
         <w:tab/>
-        <w:t>COUNT(*) AS numWards</w:t>
-      </w:r>
+      </w:r>
+      <w:proofErr w:type="gramStart"/>
+      <w:r>
+        <w:rPr>
+          <w:color w:val="0000FF"/>
+        </w:rPr>
+        <w:t>COUNT(</w:t>
+      </w:r>
+      <w:proofErr w:type="gramEnd"/>
+      <w:r>
+        <w:rPr>
+          <w:color w:val="0000FF"/>
+        </w:rPr>
+        <w:t xml:space="preserve">*) AS </w:t>
+      </w:r>
+      <w:proofErr w:type="spellStart"/>
+      <w:r>
+        <w:rPr>
+          <w:color w:val="0000FF"/>
+        </w:rPr>
+        <w:t>numWards</w:t>
+      </w:r>
+      <w:proofErr w:type="spellEnd"/>
     </w:p>
     <w:p>
       <w:pPr>
@@ -3266,8 +5938,46 @@
           <w:color w:val="0000FF"/>
         </w:rPr>
         <w:tab/>
-        <w:t>LEFT JOIN ward9171 w ON d.dept_id = w.dept_id</w:t>
-      </w:r>
+        <w:t xml:space="preserve">LEFT JOIN ward9171 w ON </w:t>
+      </w:r>
+      <w:proofErr w:type="spellStart"/>
+      <w:proofErr w:type="gramStart"/>
+      <w:r>
+        <w:rPr>
+          <w:color w:val="0000FF"/>
+        </w:rPr>
+        <w:t>d.dept</w:t>
+      </w:r>
+      <w:proofErr w:type="gramEnd"/>
+      <w:r>
+        <w:rPr>
+          <w:color w:val="0000FF"/>
+        </w:rPr>
+        <w:t>_id</w:t>
+      </w:r>
+      <w:proofErr w:type="spellEnd"/>
+      <w:r>
+        <w:rPr>
+          <w:color w:val="0000FF"/>
+        </w:rPr>
+        <w:t xml:space="preserve"> = </w:t>
+      </w:r>
+      <w:proofErr w:type="spellStart"/>
+      <w:proofErr w:type="gramStart"/>
+      <w:r>
+        <w:rPr>
+          <w:color w:val="0000FF"/>
+        </w:rPr>
+        <w:t>w.dept</w:t>
+      </w:r>
+      <w:proofErr w:type="gramEnd"/>
+      <w:r>
+        <w:rPr>
+          <w:color w:val="0000FF"/>
+        </w:rPr>
+        <w:t>_id</w:t>
+      </w:r>
+      <w:proofErr w:type="spellEnd"/>
     </w:p>
     <w:p>
       <w:pPr>
@@ -3280,7 +5990,29 @@
           <w:color w:val="0000FF"/>
         </w:rPr>
         <w:tab/>
-        <w:t>GROUP BY d.dept_id;</w:t>
+        <w:t xml:space="preserve">GROUP BY </w:t>
+      </w:r>
+      <w:proofErr w:type="spellStart"/>
+      <w:proofErr w:type="gramStart"/>
+      <w:r>
+        <w:rPr>
+          <w:color w:val="0000FF"/>
+        </w:rPr>
+        <w:t>d.dept</w:t>
+      </w:r>
+      <w:proofErr w:type="gramEnd"/>
+      <w:r>
+        <w:rPr>
+          <w:color w:val="0000FF"/>
+        </w:rPr>
+        <w:t>_id</w:t>
+      </w:r>
+      <w:proofErr w:type="spellEnd"/>
+      <w:r>
+        <w:rPr>
+          <w:color w:val="0000FF"/>
+        </w:rPr>
+        <w:t>;</w:t>
       </w:r>
     </w:p>
     <w:p>
@@ -3330,7 +6062,7 @@
                     <pic:cNvPicPr/>
                   </pic:nvPicPr>
                   <pic:blipFill>
-                    <a:blip r:embed="rId25"/>
+                    <a:blip r:embed="rId23"/>
                     <a:stretch>
                       <a:fillRect/>
                     </a:stretch>
@@ -3388,7 +6120,7 @@
                     <pic:cNvPicPr/>
                   </pic:nvPicPr>
                   <pic:blipFill>
-                    <a:blip r:embed="rId26"/>
+                    <a:blip r:embed="rId24"/>
                     <a:stretch>
                       <a:fillRect/>
                     </a:stretch>
@@ -3466,7 +6198,21 @@
           <w:color w:val="0000FF"/>
         </w:rPr>
         <w:tab/>
-        <w:t>'1729171' AS StuID,</w:t>
+        <w:t xml:space="preserve">'1729171' AS </w:t>
+      </w:r>
+      <w:proofErr w:type="spellStart"/>
+      <w:r>
+        <w:rPr>
+          <w:color w:val="0000FF"/>
+        </w:rPr>
+        <w:t>StuID</w:t>
+      </w:r>
+      <w:proofErr w:type="spellEnd"/>
+      <w:r>
+        <w:rPr>
+          <w:color w:val="0000FF"/>
+        </w:rPr>
+        <w:t>,</w:t>
       </w:r>
     </w:p>
     <w:p>
@@ -3476,37 +6222,61 @@
           <w:color w:val="0000FF"/>
         </w:rPr>
       </w:pPr>
+      <w:proofErr w:type="gramStart"/>
       <w:r>
         <w:rPr>
           <w:color w:val="0000FF"/>
         </w:rPr>
         <w:t>WardCount.*</w:t>
       </w:r>
-    </w:p>
-    <w:p>
-      <w:pPr>
-        <w:rPr>
-          <w:color w:val="0000FF"/>
-        </w:rPr>
-      </w:pPr>
-      <w:r>
-        <w:rPr>
-          <w:color w:val="0000FF"/>
-        </w:rPr>
-        <w:t>FROM WardCount</w:t>
-      </w:r>
-    </w:p>
-    <w:p>
-      <w:pPr>
-        <w:rPr>
-          <w:color w:val="0000FF"/>
-        </w:rPr>
-      </w:pPr>
-      <w:r>
-        <w:rPr>
-          <w:color w:val="0000FF"/>
-        </w:rPr>
-        <w:t>WHERE numWards = (</w:t>
+      <w:proofErr w:type="gramEnd"/>
+    </w:p>
+    <w:p>
+      <w:pPr>
+        <w:rPr>
+          <w:color w:val="0000FF"/>
+        </w:rPr>
+      </w:pPr>
+      <w:r>
+        <w:rPr>
+          <w:color w:val="0000FF"/>
+        </w:rPr>
+        <w:t xml:space="preserve">FROM </w:t>
+      </w:r>
+      <w:proofErr w:type="spellStart"/>
+      <w:r>
+        <w:rPr>
+          <w:color w:val="0000FF"/>
+        </w:rPr>
+        <w:t>WardCount</w:t>
+      </w:r>
+      <w:proofErr w:type="spellEnd"/>
+    </w:p>
+    <w:p>
+      <w:pPr>
+        <w:rPr>
+          <w:color w:val="0000FF"/>
+        </w:rPr>
+      </w:pPr>
+      <w:r>
+        <w:rPr>
+          <w:color w:val="0000FF"/>
+        </w:rPr>
+        <w:t xml:space="preserve">WHERE </w:t>
+      </w:r>
+      <w:proofErr w:type="spellStart"/>
+      <w:r>
+        <w:rPr>
+          <w:color w:val="0000FF"/>
+        </w:rPr>
+        <w:t>numWards</w:t>
+      </w:r>
+      <w:proofErr w:type="spellEnd"/>
+      <w:r>
+        <w:rPr>
+          <w:color w:val="0000FF"/>
+        </w:rPr>
+        <w:t xml:space="preserve"> = (</w:t>
       </w:r>
     </w:p>
     <w:p>
@@ -3520,7 +6290,29 @@
           <w:color w:val="0000FF"/>
         </w:rPr>
         <w:tab/>
-        <w:t>SELECT MAX(numWards)</w:t>
+        <w:t xml:space="preserve">SELECT </w:t>
+      </w:r>
+      <w:proofErr w:type="gramStart"/>
+      <w:r>
+        <w:rPr>
+          <w:color w:val="0000FF"/>
+        </w:rPr>
+        <w:t>MAX(</w:t>
+      </w:r>
+      <w:proofErr w:type="spellStart"/>
+      <w:proofErr w:type="gramEnd"/>
+      <w:r>
+        <w:rPr>
+          <w:color w:val="0000FF"/>
+        </w:rPr>
+        <w:t>numWards</w:t>
+      </w:r>
+      <w:proofErr w:type="spellEnd"/>
+      <w:r>
+        <w:rPr>
+          <w:color w:val="0000FF"/>
+        </w:rPr>
+        <w:t>)</w:t>
       </w:r>
     </w:p>
     <w:p>
@@ -3534,8 +6326,16 @@
         <w:rPr>
           <w:color w:val="0000FF"/>
         </w:rPr>
-        <w:t>FROM WardCount</w:t>
-      </w:r>
+        <w:t xml:space="preserve">FROM </w:t>
+      </w:r>
+      <w:proofErr w:type="spellStart"/>
+      <w:r>
+        <w:rPr>
+          <w:color w:val="0000FF"/>
+        </w:rPr>
+        <w:t>WardCount</w:t>
+      </w:r>
+      <w:proofErr w:type="spellEnd"/>
     </w:p>
     <w:p>
       <w:pPr>
@@ -3578,7 +6378,7 @@
                     <pic:cNvPicPr/>
                   </pic:nvPicPr>
                   <pic:blipFill>
-                    <a:blip r:embed="rId27"/>
+                    <a:blip r:embed="rId25"/>
                     <a:stretch>
                       <a:fillRect/>
                     </a:stretch>
@@ -3609,28 +6409,14 @@
         <w:rPr>
           <w:color w:val="EE0000"/>
         </w:rPr>
-        <w:t>2 rows returned</w:t>
-      </w:r>
-    </w:p>
-    <w:p>
-      <w:pPr>
+        <w:t>2 rows returne</w:t>
+      </w:r>
+      <w:r>
         <w:rPr>
           <w:color w:val="EE0000"/>
         </w:rPr>
-        <w:sectPr>
-          <w:pgSz w:w="11906" w:h="16838"/>
-          <w:pgMar w:top="1440" w:right="1440" w:bottom="1440" w:left="1440" w:header="708" w:footer="708" w:gutter="0"/>
-          <w:cols w:space="708"/>
-          <w:docGrid w:linePitch="360"/>
-        </w:sectPr>
-      </w:pPr>
-    </w:p>
-    <w:p>
-      <w:pPr>
-        <w:rPr>
-          <w:color w:val="EE0000"/>
-        </w:rPr>
-      </w:pPr>
+        <w:t>d</w:t>
+      </w:r>
     </w:p>
     <w:sectPr>
       <w:pgSz w:w="11906" w:h="16838"/>
